--- a/manuscript/drafts/draft_v2.docx
+++ b/manuscript/drafts/draft_v2.docx
@@ -4130,7 +4130,17 @@
           <w:szCs w:val="20"/>
           <w:lang w:val="en-GB"/>
         </w:rPr>
-        <w:t xml:space="preserve"> - </w:t>
+        <w:t xml:space="preserve"> </w:t>
+      </w:r>
+      <w:commentRangeStart w:id="19"/>
+      <w:r>
+        <w:rPr>
+          <w:rFonts w:ascii="Arial" w:hAnsi="Arial" w:cs="Arial"/>
+          <w:sz w:val="20"/>
+          <w:szCs w:val="20"/>
+          <w:lang w:val="en-GB"/>
+        </w:rPr>
+        <w:t xml:space="preserve">- </w:t>
       </w:r>
       <w:r>
         <w:rPr>
@@ -4162,7 +4172,63 @@
           <w:szCs w:val="20"/>
           <w:lang w:val="en-GB"/>
         </w:rPr>
-        <w:t xml:space="preserve"> for F1 score maximisation. Significance was tested between groups using Mann-Whitney U-test. ***, p </w:t>
+        <w:t xml:space="preserve"> for F1 score maximisation. Significance </w:t>
+      </w:r>
+      <w:commentRangeEnd w:id="19"/>
+      <w:r>
+        <w:rPr>
+          <w:rStyle w:val="CommentReference"/>
+          <w:i w:val="0"/>
+        </w:rPr>
+        <w:commentReference w:id="19"/>
+      </w:r>
+      <w:r>
+        <w:rPr>
+          <w:rFonts w:ascii="Arial" w:hAnsi="Arial" w:cs="Arial"/>
+          <w:color w:val="000000" w:themeColor="text1"/>
+          <w:sz w:val="20"/>
+          <w:szCs w:val="20"/>
+          <w:lang w:val="en-GB"/>
+        </w:rPr>
+        <w:t xml:space="preserve">was </w:t>
+      </w:r>
+      <w:commentRangeStart w:id="20"/>
+      <w:commentRangeStart w:id="21"/>
+      <w:r>
+        <w:rPr>
+          <w:rFonts w:ascii="Arial" w:hAnsi="Arial" w:cs="Arial"/>
+          <w:color w:val="000000" w:themeColor="text1"/>
+          <w:sz w:val="20"/>
+          <w:szCs w:val="20"/>
+          <w:lang w:val="en-GB"/>
+        </w:rPr>
+        <w:t xml:space="preserve">tested between groups </w:t>
+      </w:r>
+      <w:commentRangeEnd w:id="20"/>
+      <w:r>
+        <w:rPr>
+          <w:rStyle w:val="CommentReference"/>
+          <w:i w:val="0"/>
+        </w:rPr>
+        <w:commentReference w:id="20"/>
+      </w:r>
+      <w:commentRangeEnd w:id="21"/>
+      <w:r>
+        <w:rPr>
+          <w:rStyle w:val="CommentReference"/>
+          <w:i w:val="0"/>
+        </w:rPr>
+        <w:commentReference w:id="21"/>
+      </w:r>
+      <w:r>
+        <w:rPr>
+          <w:rFonts w:ascii="Arial" w:hAnsi="Arial" w:cs="Arial"/>
+          <w:color w:val="000000" w:themeColor="text1"/>
+          <w:sz w:val="20"/>
+          <w:szCs w:val="20"/>
+          <w:lang w:val="en-GB"/>
+        </w:rPr>
+        <w:t xml:space="preserve">using Mann-Whitney U-test. ***, p </w:t>
       </w:r>
       <m:oMath>
         <m:r>
@@ -4309,7 +4375,7 @@
           <w:lang w:val="en-GB"/>
         </w:rPr>
       </w:pPr>
-      <w:bookmarkStart w:id="19" w:name="_Ref142132823"/>
+      <w:bookmarkStart w:id="22" w:name="_Ref142132823"/>
       <w:r>
         <w:rPr>
           <w:rFonts w:ascii="Arial" w:hAnsi="Arial" w:cs="Arial"/>
@@ -4365,7 +4431,7 @@
         </w:rPr>
         <w:fldChar w:fldCharType="end"/>
       </w:r>
-      <w:bookmarkEnd w:id="19"/>
+      <w:bookmarkEnd w:id="22"/>
       <w:r>
         <w:rPr>
           <w:rFonts w:ascii="Arial" w:hAnsi="Arial" w:cs="Arial"/>
@@ -4548,8 +4614,8 @@
           <w:lang w:val="en-GB"/>
         </w:rPr>
         <w:drawing>
-          <wp:inline distT="0" distB="0" distL="0" distR="0" wp14:anchorId="129AEABD" wp14:editId="1DC5CCAD">
-            <wp:extent cx="2919343" cy="2676064"/>
+          <wp:inline distT="0" distB="0" distL="0" distR="0" wp14:anchorId="129AEABD" wp14:editId="562448B7">
+            <wp:extent cx="2919342" cy="2676064"/>
             <wp:effectExtent l="0" t="0" r="0" b="0"/>
             <wp:docPr id="42" name="Picture"/>
             <wp:cNvGraphicFramePr>
@@ -4579,7 +4645,7 @@
                   <pic:spPr bwMode="auto">
                     <a:xfrm>
                       <a:off x="0" y="0"/>
-                      <a:ext cx="2919343" cy="2676064"/>
+                      <a:ext cx="2919342" cy="2676064"/>
                     </a:xfrm>
                     <a:prstGeom prst="rect">
                       <a:avLst/>
@@ -4609,7 +4675,7 @@
           <w:lang w:val="en-GB"/>
         </w:rPr>
       </w:pPr>
-      <w:bookmarkStart w:id="20" w:name="_Ref142132926"/>
+      <w:bookmarkStart w:id="23" w:name="_Ref142132926"/>
       <w:r>
         <w:rPr>
           <w:rFonts w:ascii="Arial" w:hAnsi="Arial" w:cs="Arial"/>
@@ -4665,7 +4731,7 @@
         </w:rPr>
         <w:fldChar w:fldCharType="end"/>
       </w:r>
-      <w:bookmarkEnd w:id="20"/>
+      <w:bookmarkEnd w:id="23"/>
       <w:r>
         <w:rPr>
           <w:rFonts w:ascii="Arial" w:hAnsi="Arial" w:cs="Arial"/>
@@ -4683,7 +4749,36 @@
           <w:szCs w:val="20"/>
           <w:lang w:val="en-GB"/>
         </w:rPr>
-        <w:t xml:space="preserve">Pairwise Pearson correlation coefficients between raw quantitative measures from FDG-PET/CT, FEC-PET/CT, and DW-MRI in endometrial cancer. ***, p </w:t>
+        <w:t xml:space="preserve">Pairwise Pearson correlation </w:t>
+      </w:r>
+      <w:commentRangeStart w:id="24"/>
+      <w:r>
+        <w:rPr>
+          <w:rFonts w:ascii="Arial" w:hAnsi="Arial" w:cs="Arial"/>
+          <w:color w:val="000000" w:themeColor="text1"/>
+          <w:sz w:val="20"/>
+          <w:szCs w:val="20"/>
+          <w:lang w:val="en-GB"/>
+        </w:rPr>
+        <w:t xml:space="preserve">coefficients </w:t>
+      </w:r>
+      <w:commentRangeEnd w:id="24"/>
+      <w:r>
+        <w:rPr>
+          <w:rStyle w:val="CommentReference"/>
+          <w:i w:val="0"/>
+        </w:rPr>
+        <w:commentReference w:id="24"/>
+      </w:r>
+      <w:r>
+        <w:rPr>
+          <w:rFonts w:ascii="Arial" w:hAnsi="Arial" w:cs="Arial"/>
+          <w:color w:val="000000" w:themeColor="text1"/>
+          <w:sz w:val="20"/>
+          <w:szCs w:val="20"/>
+          <w:lang w:val="en-GB"/>
+        </w:rPr>
+        <w:t xml:space="preserve">between raw quantitative measures from FDG-PET/CT, FEC-PET/CT, and DW-MRI in endometrial cancer. ***, p </w:t>
       </w:r>
       <m:oMath>
         <m:r>
@@ -4833,7 +4928,7 @@
           <w:lang w:val="en-GB"/>
         </w:rPr>
       </w:pPr>
-      <w:bookmarkStart w:id="21" w:name="X214721eb7daa86da194f5b1f401a7d55e30acec"/>
+      <w:bookmarkStart w:id="25" w:name="X214721eb7daa86da194f5b1f401a7d55e30acec"/>
       <w:bookmarkEnd w:id="17"/>
       <w:r>
         <w:rPr>
@@ -5057,7 +5152,7 @@
           <w:lang w:val="en-GB"/>
         </w:rPr>
       </w:pPr>
-      <w:bookmarkStart w:id="22" w:name="_Ref142135612"/>
+      <w:bookmarkStart w:id="26" w:name="_Ref142135612"/>
       <w:r>
         <w:rPr>
           <w:rFonts w:ascii="Arial" w:hAnsi="Arial" w:cs="Arial"/>
@@ -5113,7 +5208,7 @@
         </w:rPr>
         <w:fldChar w:fldCharType="end"/>
       </w:r>
-      <w:bookmarkEnd w:id="22"/>
+      <w:bookmarkEnd w:id="26"/>
       <w:r>
         <w:rPr>
           <w:rFonts w:ascii="Arial" w:hAnsi="Arial" w:cs="Arial"/>
@@ -5131,7 +5226,36 @@
           <w:szCs w:val="20"/>
           <w:lang w:val="en-GB"/>
         </w:rPr>
-        <w:t>Performance of all raw and calculated quantitative measures from FDG-PET/CT, FEC-PET/CT, and DW-MRI as well as performance of the univariate logistic regression (LR) model trained on SUVmax from FDG-PET/CT in endometrial cancer. Red crosses on box and whisker plots represent mean performance from bootstrapped data.</w:t>
+        <w:t xml:space="preserve">Performance of all raw and calculated quantitative measures from FDG-PET/CT, FEC-PET/CT, and DW-MRI as </w:t>
+      </w:r>
+      <w:commentRangeStart w:id="27"/>
+      <w:r>
+        <w:rPr>
+          <w:rFonts w:ascii="Arial" w:hAnsi="Arial" w:cs="Arial"/>
+          <w:color w:val="000000" w:themeColor="text1"/>
+          <w:sz w:val="20"/>
+          <w:szCs w:val="20"/>
+          <w:lang w:val="en-GB"/>
+        </w:rPr>
+        <w:t>well as performance of the univariate logistic regression (LR) model trained on SUVmax from FDG-PET/CT in endometrial cancer. Red crosses o</w:t>
+      </w:r>
+      <w:commentRangeEnd w:id="27"/>
+      <w:r>
+        <w:rPr>
+          <w:rStyle w:val="CommentReference"/>
+          <w:i w:val="0"/>
+        </w:rPr>
+        <w:commentReference w:id="27"/>
+      </w:r>
+      <w:r>
+        <w:rPr>
+          <w:rFonts w:ascii="Arial" w:hAnsi="Arial" w:cs="Arial"/>
+          <w:color w:val="000000" w:themeColor="text1"/>
+          <w:sz w:val="20"/>
+          <w:szCs w:val="20"/>
+          <w:lang w:val="en-GB"/>
+        </w:rPr>
+        <w:t>n box and whisker plots represent mean performance from bootstrapped data.</w:t>
       </w:r>
     </w:p>
     <w:p>
@@ -5626,8 +5750,8 @@
           <w:lang w:val="en-GB"/>
         </w:rPr>
       </w:pPr>
-      <w:bookmarkStart w:id="23" w:name="interobserver-agreement"/>
-      <w:bookmarkEnd w:id="21"/>
+      <w:bookmarkStart w:id="28" w:name="interobserver-agreement"/>
+      <w:bookmarkEnd w:id="25"/>
       <w:r>
         <w:rPr>
           <w:rFonts w:ascii="Arial" w:hAnsi="Arial" w:cs="Arial"/>
@@ -5694,9 +5818,9 @@
           <w:lang w:val="en-GB"/>
         </w:rPr>
       </w:pPr>
-      <w:bookmarkStart w:id="24" w:name="discussion"/>
+      <w:bookmarkStart w:id="29" w:name="discussion"/>
       <w:bookmarkEnd w:id="15"/>
-      <w:bookmarkEnd w:id="23"/>
+      <w:bookmarkEnd w:id="28"/>
       <w:r>
         <w:rPr>
           <w:rFonts w:ascii="Arial" w:hAnsi="Arial" w:cs="Arial"/>
@@ -5719,7 +5843,7 @@
           <w:lang w:val="en-GB"/>
         </w:rPr>
       </w:pPr>
-      <w:bookmarkStart w:id="25" w:name="starts-here"/>
+      <w:bookmarkStart w:id="30" w:name="starts-here"/>
       <w:r>
         <w:rPr>
           <w:rFonts w:ascii="Arial" w:hAnsi="Arial" w:cs="Arial"/>
@@ -5730,8 +5854,8 @@
         </w:rPr>
         <w:t>Starts here!</w:t>
       </w:r>
-      <w:bookmarkEnd w:id="24"/>
-      <w:bookmarkEnd w:id="25"/>
+      <w:bookmarkEnd w:id="29"/>
+      <w:bookmarkEnd w:id="30"/>
     </w:p>
     <w:sectPr>
       <w:footerReference w:type="default" r:id="rId18"/>
@@ -5860,6 +5984,86 @@
       </w:r>
     </w:p>
   </w:comment>
+  <w:comment w:id="19" w:author="Ben King" w:date="2023-08-11T09:39:00Z" w:initials="BK">
+    <w:p>
+      <w:pPr>
+        <w:pStyle w:val="CommentText"/>
+      </w:pPr>
+      <w:r>
+        <w:rPr>
+          <w:rStyle w:val="CommentReference"/>
+        </w:rPr>
+        <w:annotationRef/>
+      </w:r>
+      <w:r>
+        <w:t>Fdg as high as 10 (were considered benign) - we know that some nodes were not excised but on follow up were found to be malignant - can we get this data</w:t>
+      </w:r>
+    </w:p>
+  </w:comment>
+  <w:comment w:id="20" w:author="Ben King" w:date="2023-08-11T09:41:00Z" w:initials="BK">
+    <w:p>
+      <w:pPr>
+        <w:pStyle w:val="CommentText"/>
+      </w:pPr>
+      <w:r>
+        <w:rPr>
+          <w:rStyle w:val="CommentReference"/>
+        </w:rPr>
+        <w:annotationRef/>
+      </w:r>
+      <w:r>
+        <w:t>Add a, b, c description</w:t>
+      </w:r>
+    </w:p>
+  </w:comment>
+  <w:comment w:id="21" w:author="Ben King" w:date="2023-08-11T09:42:00Z" w:initials="BK">
+    <w:p>
+      <w:pPr>
+        <w:pStyle w:val="CommentText"/>
+      </w:pPr>
+      <w:r>
+        <w:rPr>
+          <w:rStyle w:val="CommentReference"/>
+        </w:rPr>
+        <w:annotationRef/>
+      </w:r>
+      <w:r>
+        <w:t>N = nodal station</w:t>
+      </w:r>
+    </w:p>
+  </w:comment>
+  <w:comment w:id="24" w:author="Ben King" w:date="2023-08-11T10:14:00Z" w:initials="BK">
+    <w:p>
+      <w:pPr>
+        <w:pStyle w:val="CommentText"/>
+      </w:pPr>
+      <w:r>
+        <w:rPr>
+          <w:rStyle w:val="CommentReference"/>
+        </w:rPr>
+        <w:annotationRef/>
+      </w:r>
+      <w:r>
+        <w:t>Update PT</w:t>
+      </w:r>
+    </w:p>
+  </w:comment>
+  <w:comment w:id="27" w:author="Ben King" w:date="2023-08-11T10:04:00Z" w:initials="BK">
+    <w:p>
+      <w:pPr>
+        <w:pStyle w:val="CommentText"/>
+      </w:pPr>
+      <w:r>
+        <w:rPr>
+          <w:rStyle w:val="CommentReference"/>
+        </w:rPr>
+        <w:annotationRef/>
+      </w:r>
+      <w:r>
+        <w:t>Change ordering to match fig 1/2 ?</w:t>
+      </w:r>
+    </w:p>
+  </w:comment>
 </w:comments>
 </file>
 
@@ -5869,6 +6073,11 @@
   <w15:commentEx w15:paraId="15129B4E" w15:done="0"/>
   <w15:commentEx w15:paraId="0CEE7346" w15:paraIdParent="15129B4E" w15:done="0"/>
   <w15:commentEx w15:paraId="6116CBED" w15:done="0"/>
+  <w15:commentEx w15:paraId="3C6D537E" w15:done="0"/>
+  <w15:commentEx w15:paraId="46230133" w15:done="0"/>
+  <w15:commentEx w15:paraId="43DA9625" w15:paraIdParent="46230133" w15:done="0"/>
+  <w15:commentEx w15:paraId="49067271" w15:done="0"/>
+  <w15:commentEx w15:paraId="067758C5" w15:done="0"/>
 </w15:commentsEx>
 </file>
 
@@ -5878,6 +6087,11 @@
   <w16cex:commentExtensible w16cex:durableId="287F9991" w16cex:dateUtc="2023-08-10T16:14:00Z"/>
   <w16cex:commentExtensible w16cex:durableId="287F99CC" w16cex:dateUtc="2023-08-10T16:15:00Z"/>
   <w16cex:commentExtensible w16cex:durableId="287FB493" w16cex:dateUtc="2023-08-10T18:10:00Z"/>
+  <w16cex:commentExtensible w16cex:durableId="28808068" w16cex:dateUtc="2023-08-11T08:39:00Z"/>
+  <w16cex:commentExtensible w16cex:durableId="288080B3" w16cex:dateUtc="2023-08-11T08:41:00Z"/>
+  <w16cex:commentExtensible w16cex:durableId="28808111" w16cex:dateUtc="2023-08-11T08:42:00Z"/>
+  <w16cex:commentExtensible w16cex:durableId="2880887C" w16cex:dateUtc="2023-08-11T09:14:00Z"/>
+  <w16cex:commentExtensible w16cex:durableId="28808624" w16cex:dateUtc="2023-08-11T09:04:00Z"/>
 </w16cex:commentsExtensible>
 </file>
 
@@ -5887,6 +6101,11 @@
   <w16cid:commentId w16cid:paraId="15129B4E" w16cid:durableId="287F9991"/>
   <w16cid:commentId w16cid:paraId="0CEE7346" w16cid:durableId="287F99CC"/>
   <w16cid:commentId w16cid:paraId="6116CBED" w16cid:durableId="287FB493"/>
+  <w16cid:commentId w16cid:paraId="3C6D537E" w16cid:durableId="28808068"/>
+  <w16cid:commentId w16cid:paraId="46230133" w16cid:durableId="288080B3"/>
+  <w16cid:commentId w16cid:paraId="43DA9625" w16cid:durableId="28808111"/>
+  <w16cid:commentId w16cid:paraId="49067271" w16cid:durableId="2880887C"/>
+  <w16cid:commentId w16cid:paraId="067758C5" w16cid:durableId="28808624"/>
 </w16cid:commentsIds>
 </file>
 

--- a/manuscript/drafts/draft_v2.docx
+++ b/manuscript/drafts/draft_v2.docx
@@ -2246,18 +2246,16 @@
         </w:rPr>
         <w:t xml:space="preserve"> present study aims to investigate the ability of quantitative measurements from FDG-PET/CT, FEC-PET/</w:t>
       </w:r>
-      <w:proofErr w:type="gramStart"/>
-      <w:r>
-        <w:rPr>
-          <w:rFonts w:ascii="Arial" w:hAnsi="Arial" w:cs="Arial"/>
-          <w:color w:val="000000" w:themeColor="text1"/>
-          <w:sz w:val="20"/>
-          <w:szCs w:val="20"/>
-          <w:lang w:val="en-GB"/>
-        </w:rPr>
-        <w:t>CT</w:t>
-      </w:r>
-      <w:proofErr w:type="gramEnd"/>
+      <w:r>
+        <w:rPr>
+          <w:rFonts w:ascii="Arial" w:hAnsi="Arial" w:cs="Arial"/>
+          <w:color w:val="000000" w:themeColor="text1"/>
+          <w:sz w:val="20"/>
+          <w:szCs w:val="20"/>
+          <w:lang w:val="en-GB"/>
+        </w:rPr>
+        <w:t>CT,</w:t>
+      </w:r>
       <w:r>
         <w:rPr>
           <w:rFonts w:ascii="Arial" w:hAnsi="Arial" w:cs="Arial"/>
@@ -2337,18 +2335,16 @@
         </w:rPr>
         <w:t>This study analyses data from the MAPPING study: a multicentre, prospective study evaluating the diagnostic accuracy of FDG-PET/CT, FEC-PET/</w:t>
       </w:r>
-      <w:proofErr w:type="gramStart"/>
-      <w:r>
-        <w:rPr>
-          <w:rFonts w:ascii="Arial" w:hAnsi="Arial" w:cs="Arial"/>
-          <w:color w:val="000000" w:themeColor="text1"/>
-          <w:sz w:val="20"/>
-          <w:szCs w:val="20"/>
-          <w:lang w:val="en-GB"/>
-        </w:rPr>
-        <w:t>CT</w:t>
-      </w:r>
-      <w:proofErr w:type="gramEnd"/>
+      <w:r>
+        <w:rPr>
+          <w:rFonts w:ascii="Arial" w:hAnsi="Arial" w:cs="Arial"/>
+          <w:color w:val="000000" w:themeColor="text1"/>
+          <w:sz w:val="20"/>
+          <w:szCs w:val="20"/>
+          <w:lang w:val="en-GB"/>
+        </w:rPr>
+        <w:t>CT,</w:t>
+      </w:r>
       <w:r>
         <w:rPr>
           <w:rFonts w:ascii="Arial" w:hAnsi="Arial" w:cs="Arial"/>
@@ -2529,7 +2525,18 @@
           <w:szCs w:val="20"/>
           <w:lang w:val="en-GB"/>
         </w:rPr>
-        <w:t>One-hundred and sixty-two patients were enrolled in the study. Of these, thirty-three cervical cancer and 66 endometrial cancer patients met the primary reference standard of nodal histology, had quantitative imaging data</w:t>
+        <w:t xml:space="preserve">One-hundred and </w:t>
+      </w:r>
+      <w:commentRangeStart w:id="6"/>
+      <w:r>
+        <w:rPr>
+          <w:rFonts w:ascii="Arial" w:hAnsi="Arial" w:cs="Arial"/>
+          <w:color w:val="000000" w:themeColor="text1"/>
+          <w:sz w:val="20"/>
+          <w:szCs w:val="20"/>
+          <w:lang w:val="en-GB"/>
+        </w:rPr>
+        <w:t>sixty-two patients were enrolled in the study. Of these, thirty-three cervical cancer and 66 endometrial cancer patients met the primary reference standard of nodal histology, had quantitative imaging data</w:t>
       </w:r>
       <w:r>
         <w:rPr>
@@ -2549,18 +2556,7 @@
           <w:szCs w:val="20"/>
           <w:lang w:val="en-GB"/>
         </w:rPr>
-        <w:t xml:space="preserve">, and were therefore eligible for analysis </w:t>
-      </w:r>
-      <w:commentRangeStart w:id="6"/>
-      <w:r>
-        <w:rPr>
-          <w:rFonts w:ascii="Arial" w:hAnsi="Arial" w:cs="Arial"/>
-          <w:color w:val="000000" w:themeColor="text1"/>
-          <w:sz w:val="20"/>
-          <w:szCs w:val="20"/>
-          <w:lang w:val="en-GB"/>
-        </w:rPr>
-        <w:t>(Fig. 1).</w:t>
+        <w:t>, and were therefore eligible for analysis (Fig. 1).</w:t>
       </w:r>
       <w:commentRangeEnd w:id="6"/>
       <w:r>
@@ -2613,7 +2609,27 @@
           <w:szCs w:val="20"/>
           <w:lang w:val="en-GB"/>
         </w:rPr>
-        <w:t>FDG and FEC PET/CT scans were acquired using a standardised protocol based on UK NCRI PET Research Network guidance at accredited centres. Participants were injected with FDG and FEC and scans were acquired at a median of 60 mins post injection on separate days. Low dose CT was performed followed by emission study (base of skull to upper thighs) as 3D acquisitions. Images were reconstructed using ordered subset expectation maximisation and the PET images were attenuation corrected using the CT data.</w:t>
+        <w:t xml:space="preserve">FDG and FEC PET/CT scans were acquired using a standardised protocol </w:t>
+      </w:r>
+      <w:r>
+        <w:rPr>
+          <w:rFonts w:ascii="Arial" w:hAnsi="Arial" w:cs="Arial"/>
+          <w:color w:val="000000" w:themeColor="text1"/>
+          <w:sz w:val="20"/>
+          <w:szCs w:val="20"/>
+          <w:lang w:val="en-GB"/>
+        </w:rPr>
+        <w:t>at</w:t>
+      </w:r>
+      <w:r>
+        <w:rPr>
+          <w:rFonts w:ascii="Arial" w:hAnsi="Arial" w:cs="Arial"/>
+          <w:color w:val="000000" w:themeColor="text1"/>
+          <w:sz w:val="20"/>
+          <w:szCs w:val="20"/>
+          <w:lang w:val="en-GB"/>
+        </w:rPr>
+        <w:t xml:space="preserve"> UK NCRI PET Research Network guidance at accredited centres. Participants were injected with FDG and FEC and scans were acquired at a median of 60 mins post injection on separate days. Low dose CT was performed followed by emission study (base of skull to upper thighs) as 3D acquisitions. Images were reconstructed using ordered subset expectation maximisation and the PET images were attenuation corrected using the CT data.</w:t>
       </w:r>
     </w:p>
     <w:p>
@@ -2751,29 +2767,70 @@
           <w:szCs w:val="20"/>
           <w:lang w:val="en-GB"/>
         </w:rPr>
-        <w:t xml:space="preserve">All images were read by two central MRI and PET readers; the central reads were co-ordinated through the UK NCRI PET core lab and the trials unit. A third central PET reader reviewed all PET </w:t>
-      </w:r>
-      <w:proofErr w:type="gramStart"/>
-      <w:r>
-        <w:rPr>
-          <w:rFonts w:ascii="Arial" w:hAnsi="Arial" w:cs="Arial"/>
-          <w:color w:val="000000" w:themeColor="text1"/>
-          <w:sz w:val="20"/>
-          <w:szCs w:val="20"/>
-          <w:lang w:val="en-GB"/>
-        </w:rPr>
-        <w:t>measurements, and</w:t>
-      </w:r>
-      <w:proofErr w:type="gramEnd"/>
-      <w:r>
-        <w:rPr>
-          <w:rFonts w:ascii="Arial" w:hAnsi="Arial" w:cs="Arial"/>
-          <w:color w:val="000000" w:themeColor="text1"/>
-          <w:sz w:val="20"/>
-          <w:szCs w:val="20"/>
-          <w:lang w:val="en-GB"/>
-        </w:rPr>
-        <w:t xml:space="preserve"> recorded additional readings. All readers were accredited radiologists that were core members of the gynae-oncology multi-disciplinary team and/or PET/CT experts. Readers were made aware of the clinical </w:t>
+        <w:t xml:space="preserve">All images were read by two </w:t>
+      </w:r>
+      <w:r>
+        <w:rPr>
+          <w:rFonts w:ascii="Arial" w:hAnsi="Arial" w:cs="Arial"/>
+          <w:color w:val="000000" w:themeColor="text1"/>
+          <w:sz w:val="20"/>
+          <w:szCs w:val="20"/>
+          <w:lang w:val="en-GB"/>
+        </w:rPr>
+        <w:t xml:space="preserve">expert </w:t>
+      </w:r>
+      <w:r>
+        <w:rPr>
+          <w:rFonts w:ascii="Arial" w:hAnsi="Arial" w:cs="Arial"/>
+          <w:color w:val="000000" w:themeColor="text1"/>
+          <w:sz w:val="20"/>
+          <w:szCs w:val="20"/>
+          <w:lang w:val="en-GB"/>
+        </w:rPr>
+        <w:t xml:space="preserve">central MRI and PET readers; the central reads were co-ordinated through the UK NCRI PET core lab and the trials unit. A third central PET reader reviewed all PET </w:t>
+      </w:r>
+      <w:r>
+        <w:rPr>
+          <w:rFonts w:ascii="Arial" w:hAnsi="Arial" w:cs="Arial"/>
+          <w:color w:val="000000" w:themeColor="text1"/>
+          <w:sz w:val="20"/>
+          <w:szCs w:val="20"/>
+          <w:lang w:val="en-GB"/>
+        </w:rPr>
+        <w:t>measurements and</w:t>
+      </w:r>
+      <w:r>
+        <w:rPr>
+          <w:rFonts w:ascii="Arial" w:hAnsi="Arial" w:cs="Arial"/>
+          <w:color w:val="000000" w:themeColor="text1"/>
+          <w:sz w:val="20"/>
+          <w:szCs w:val="20"/>
+          <w:lang w:val="en-GB"/>
+        </w:rPr>
+        <w:t xml:space="preserve"> recorded additional readings</w:t>
+      </w:r>
+      <w:r>
+        <w:t xml:space="preserve"> </w:t>
+      </w:r>
+      <w:r>
+        <w:rPr>
+          <w:rFonts w:ascii="Arial" w:hAnsi="Arial" w:cs="Arial"/>
+          <w:color w:val="000000" w:themeColor="text1"/>
+          <w:sz w:val="20"/>
+          <w:szCs w:val="20"/>
+          <w:lang w:val="en-GB"/>
+        </w:rPr>
+        <w:t>for detailed SUV analysis of benign versus malignant nodes as the original CRF required reads to only document the SUV of suspicious nodes</w:t>
+      </w:r>
+      <w:r>
+        <w:rPr>
+          <w:rFonts w:ascii="Arial" w:hAnsi="Arial" w:cs="Arial"/>
+          <w:color w:val="000000" w:themeColor="text1"/>
+          <w:sz w:val="20"/>
+          <w:szCs w:val="20"/>
+          <w:lang w:val="en-GB"/>
+        </w:rPr>
+        <w:t xml:space="preserve">. All readers were accredited radiologists that were core members of the gynae-oncology multi-disciplinary team </w:t>
       </w:r>
       <w:r>
         <w:rPr>
@@ -2784,7 +2841,7 @@
           <w:lang w:val="en-GB"/>
         </w:rPr>
         <w:lastRenderedPageBreak/>
-        <w:t>diagnosis (endometrial or cervical cancer) from the pre-operative biopsy results, as per standard clinical practice. Readers were masked to other imaging studies and the final nodal histology.</w:t>
+        <w:t>and/or PET/CT experts. Readers were made aware of the clinical diagnosis (endometrial or cervical cancer) from the pre-operative biopsy results, as per standard clinical practice. Readers were masked to other imaging studies and the final nodal histology.</w:t>
       </w:r>
     </w:p>
     <w:p>
@@ -2830,7 +2887,175 @@
           <w:szCs w:val="20"/>
           <w:lang w:val="en-GB"/>
         </w:rPr>
-        <w:t>The anatomical location of any focally increased tracer uptake that was higher than background adjacent tissue corresponding to a node of any size on the CT was recorded. An elliptical ROI was manually placed on the slice with the highest activity and a measurement of SUVmax was recorded. Short-axis and long-axis diameter was recorded for each identified node. SUVmax of the primary tumour was also measured by a single central expert PET reader by placing a regular ROI over the primary tumour on the slice with the highest activity on a dedicated PET/CT workstation (Hermes Medical Solutions).</w:t>
+        <w:t xml:space="preserve">The anatomical location of any focally increased tracer uptake that was higher than background adjacent tissue corresponding to a node of any size on the CT was recorded. An elliptical ROI was manually placed on the slice with the highest activity </w:t>
+      </w:r>
+      <w:r>
+        <w:rPr>
+          <w:rFonts w:ascii="Arial" w:hAnsi="Arial" w:cs="Arial"/>
+          <w:color w:val="000000" w:themeColor="text1"/>
+          <w:sz w:val="20"/>
+          <w:szCs w:val="20"/>
+          <w:lang w:val="en-GB"/>
+        </w:rPr>
+        <w:t>of the most avid node for each region (right/ left pelvis and para-aortic)</w:t>
+      </w:r>
+      <w:r>
+        <w:rPr>
+          <w:rFonts w:ascii="Arial" w:hAnsi="Arial" w:cs="Arial"/>
+          <w:color w:val="000000" w:themeColor="text1"/>
+          <w:sz w:val="20"/>
+          <w:szCs w:val="20"/>
+          <w:lang w:val="en-GB"/>
+        </w:rPr>
+        <w:t xml:space="preserve"> </w:t>
+      </w:r>
+      <w:r>
+        <w:rPr>
+          <w:rFonts w:ascii="Arial" w:hAnsi="Arial" w:cs="Arial"/>
+          <w:color w:val="000000" w:themeColor="text1"/>
+          <w:sz w:val="20"/>
+          <w:szCs w:val="20"/>
+          <w:lang w:val="en-GB"/>
+        </w:rPr>
+        <w:t xml:space="preserve">and a measurement of SUVmax was recorded. </w:t>
+      </w:r>
+      <w:commentRangeStart w:id="12"/>
+      <w:r>
+        <w:rPr>
+          <w:rFonts w:ascii="Arial" w:hAnsi="Arial" w:cs="Arial"/>
+          <w:color w:val="000000" w:themeColor="text1"/>
+          <w:sz w:val="20"/>
+          <w:szCs w:val="20"/>
+          <w:lang w:val="en-GB"/>
+        </w:rPr>
+        <w:t>Short-axis and long-axis diameter was recorded for each identified node.</w:t>
+      </w:r>
+      <w:commentRangeEnd w:id="12"/>
+      <w:r>
+        <w:rPr>
+          <w:rStyle w:val="CommentReference"/>
+        </w:rPr>
+        <w:commentReference w:id="12"/>
+      </w:r>
+      <w:r>
+        <w:rPr>
+          <w:rFonts w:ascii="Arial" w:hAnsi="Arial" w:cs="Arial"/>
+          <w:color w:val="000000" w:themeColor="text1"/>
+          <w:sz w:val="20"/>
+          <w:szCs w:val="20"/>
+          <w:lang w:val="en-GB"/>
+        </w:rPr>
+        <w:t xml:space="preserve"> </w:t>
+      </w:r>
+      <w:r>
+        <w:rPr>
+          <w:rFonts w:ascii="Arial" w:hAnsi="Arial" w:cs="Arial"/>
+          <w:color w:val="000000" w:themeColor="text1"/>
+          <w:sz w:val="20"/>
+          <w:szCs w:val="20"/>
+          <w:lang w:val="en-GB"/>
+        </w:rPr>
+        <w:t xml:space="preserve">In regions with no nodes avid above background on PET, if a node </w:t>
+      </w:r>
+      <w:r>
+        <w:rPr>
+          <w:rFonts w:ascii="Arial" w:hAnsi="Arial" w:cs="Arial"/>
+          <w:color w:val="000000" w:themeColor="text1"/>
+          <w:sz w:val="20"/>
+          <w:szCs w:val="20"/>
+          <w:lang w:val="en-GB"/>
+        </w:rPr>
+        <w:t xml:space="preserve">greater than </w:t>
+      </w:r>
+      <w:r>
+        <w:rPr>
+          <w:rFonts w:ascii="Arial" w:hAnsi="Arial" w:cs="Arial"/>
+          <w:color w:val="000000" w:themeColor="text1"/>
+          <w:sz w:val="20"/>
+          <w:szCs w:val="20"/>
+          <w:lang w:val="en-GB"/>
+        </w:rPr>
+        <w:t>8</w:t>
+      </w:r>
+      <w:r>
+        <w:rPr>
+          <w:rFonts w:ascii="Arial" w:hAnsi="Arial" w:cs="Arial"/>
+          <w:color w:val="000000" w:themeColor="text1"/>
+          <w:sz w:val="20"/>
+          <w:szCs w:val="20"/>
+          <w:lang w:val="en-GB"/>
+        </w:rPr>
+        <w:t xml:space="preserve"> </w:t>
+      </w:r>
+      <w:r>
+        <w:rPr>
+          <w:rFonts w:ascii="Arial" w:hAnsi="Arial" w:cs="Arial"/>
+          <w:color w:val="000000" w:themeColor="text1"/>
+          <w:sz w:val="20"/>
+          <w:szCs w:val="20"/>
+          <w:lang w:val="en-GB"/>
+        </w:rPr>
+        <w:t>m</w:t>
+      </w:r>
+      <w:r>
+        <w:rPr>
+          <w:rFonts w:ascii="Arial" w:hAnsi="Arial" w:cs="Arial"/>
+          <w:color w:val="000000" w:themeColor="text1"/>
+          <w:sz w:val="20"/>
+          <w:szCs w:val="20"/>
+          <w:lang w:val="en-GB"/>
+        </w:rPr>
+        <w:t>m</w:t>
+      </w:r>
+      <w:r>
+        <w:rPr>
+          <w:rFonts w:ascii="Arial" w:hAnsi="Arial" w:cs="Arial"/>
+          <w:color w:val="000000" w:themeColor="text1"/>
+          <w:sz w:val="20"/>
+          <w:szCs w:val="20"/>
+          <w:lang w:val="en-GB"/>
+        </w:rPr>
+        <w:t xml:space="preserve"> long-axis was visible on CT but not avid above background</w:t>
+      </w:r>
+      <w:r>
+        <w:rPr>
+          <w:rFonts w:ascii="Arial" w:hAnsi="Arial" w:cs="Arial"/>
+          <w:color w:val="000000" w:themeColor="text1"/>
+          <w:sz w:val="20"/>
+          <w:szCs w:val="20"/>
+          <w:lang w:val="en-GB"/>
+        </w:rPr>
+        <w:t xml:space="preserve">, </w:t>
+      </w:r>
+      <w:r>
+        <w:rPr>
+          <w:rFonts w:ascii="Arial" w:hAnsi="Arial" w:cs="Arial"/>
+          <w:color w:val="000000" w:themeColor="text1"/>
+          <w:sz w:val="20"/>
+          <w:szCs w:val="20"/>
+          <w:lang w:val="en-GB"/>
+        </w:rPr>
+        <w:t>the SUV max of the node was recorded using the CT for guidance in order to include more potential benign nodes for analysis and reduce selection bias.</w:t>
+      </w:r>
+      <w:r>
+        <w:rPr>
+          <w:rFonts w:ascii="Arial" w:hAnsi="Arial" w:cs="Arial"/>
+          <w:color w:val="000000" w:themeColor="text1"/>
+          <w:sz w:val="20"/>
+          <w:szCs w:val="20"/>
+          <w:lang w:val="en-GB"/>
+        </w:rPr>
+        <w:t xml:space="preserve"> </w:t>
+      </w:r>
+      <w:r>
+        <w:rPr>
+          <w:rFonts w:ascii="Arial" w:hAnsi="Arial" w:cs="Arial"/>
+          <w:color w:val="000000" w:themeColor="text1"/>
+          <w:sz w:val="20"/>
+          <w:szCs w:val="20"/>
+          <w:lang w:val="en-GB"/>
+        </w:rPr>
+        <w:t>SUVmax of the primary tumour was also measured by a single central expert PET reader by placing a regular ROI over the primary tumour on the slice with the highest activity on a dedicated PET/CT workstation (Hermes Medical Solutions).</w:t>
       </w:r>
     </w:p>
     <w:p>
@@ -2844,7 +3069,7 @@
           <w:lang w:val="en-GB"/>
         </w:rPr>
       </w:pPr>
-      <w:bookmarkStart w:id="12" w:name="dw-mri-image-evaluation"/>
+      <w:bookmarkStart w:id="13" w:name="dw-mri-image-evaluation"/>
       <w:bookmarkEnd w:id="11"/>
       <w:r>
         <w:rPr>
@@ -2876,7 +3101,193 @@
           <w:szCs w:val="20"/>
           <w:lang w:val="en-GB"/>
         </w:rPr>
-        <w:t>Readers were aware of the nodal size from the standard of care MRI, and DW-MRI was additive to the standard conventional imaging. Nodes were identified on the high b-value (b = 1200 mm2/s) DW-MRI as non-continuous high signal intensity (SI) round or ovoid structures that corresponded with a node on the anatomical images. SA diameter on MRI was measured for each identified node. The ADCmean of identified nodes were measured by manually placing a regular ROI over nodes greater than 5 mm short axis diameter, avoiding the margin and noted with anatomical location. ADCmean of the primary tumour, if visible, was also measured in each patient by both readers in an identical fashion.</w:t>
+        <w:t xml:space="preserve">Readers </w:t>
+      </w:r>
+      <w:r>
+        <w:rPr>
+          <w:rFonts w:ascii="Arial" w:hAnsi="Arial" w:cs="Arial"/>
+          <w:color w:val="000000" w:themeColor="text1"/>
+          <w:sz w:val="20"/>
+          <w:szCs w:val="20"/>
+          <w:lang w:val="en-GB"/>
+        </w:rPr>
+        <w:t>reviewed the</w:t>
+      </w:r>
+      <w:r>
+        <w:rPr>
+          <w:rFonts w:ascii="Arial" w:hAnsi="Arial" w:cs="Arial"/>
+          <w:color w:val="000000" w:themeColor="text1"/>
+          <w:sz w:val="20"/>
+          <w:szCs w:val="20"/>
+          <w:lang w:val="en-GB"/>
+        </w:rPr>
+        <w:t xml:space="preserve"> DW-MRI </w:t>
+      </w:r>
+      <w:r>
+        <w:rPr>
+          <w:rFonts w:ascii="Arial" w:hAnsi="Arial" w:cs="Arial"/>
+          <w:color w:val="000000" w:themeColor="text1"/>
+          <w:sz w:val="20"/>
+          <w:szCs w:val="20"/>
+          <w:lang w:val="en-GB"/>
+        </w:rPr>
+        <w:t>in conjunction with</w:t>
+      </w:r>
+      <w:r>
+        <w:rPr>
+          <w:rFonts w:ascii="Arial" w:hAnsi="Arial" w:cs="Arial"/>
+          <w:color w:val="000000" w:themeColor="text1"/>
+          <w:sz w:val="20"/>
+          <w:szCs w:val="20"/>
+          <w:lang w:val="en-GB"/>
+        </w:rPr>
+        <w:t xml:space="preserve"> standard MRI sequences</w:t>
+      </w:r>
+      <w:r>
+        <w:rPr>
+          <w:rFonts w:ascii="Arial" w:hAnsi="Arial" w:cs="Arial"/>
+          <w:color w:val="000000" w:themeColor="text1"/>
+          <w:sz w:val="20"/>
+          <w:szCs w:val="20"/>
+          <w:lang w:val="en-GB"/>
+        </w:rPr>
+        <w:t xml:space="preserve">. Nodes were identified on the high b-value (b = 1200 mm2/s) DW-MRI as non-continuous high signal intensity (SI) round or ovoid structures that corresponded with a node on the anatomical images. </w:t>
+      </w:r>
+      <w:r>
+        <w:rPr>
+          <w:rFonts w:ascii="Arial" w:hAnsi="Arial" w:cs="Arial"/>
+          <w:color w:val="000000" w:themeColor="text1"/>
+          <w:sz w:val="20"/>
+          <w:szCs w:val="20"/>
+          <w:lang w:val="en-GB"/>
+        </w:rPr>
+        <w:t>Short-axis nodal</w:t>
+      </w:r>
+      <w:r>
+        <w:rPr>
+          <w:rFonts w:ascii="Arial" w:hAnsi="Arial" w:cs="Arial"/>
+          <w:color w:val="000000" w:themeColor="text1"/>
+          <w:sz w:val="20"/>
+          <w:szCs w:val="20"/>
+          <w:lang w:val="en-GB"/>
+        </w:rPr>
+        <w:t xml:space="preserve"> diameter was </w:t>
+      </w:r>
+      <w:r>
+        <w:rPr>
+          <w:rFonts w:ascii="Arial" w:hAnsi="Arial" w:cs="Arial"/>
+          <w:color w:val="000000" w:themeColor="text1"/>
+          <w:sz w:val="20"/>
+          <w:szCs w:val="20"/>
+          <w:lang w:val="en-GB"/>
+        </w:rPr>
+        <w:t xml:space="preserve">measured </w:t>
+      </w:r>
+      <w:r>
+        <w:rPr>
+          <w:rFonts w:ascii="Arial" w:hAnsi="Arial" w:cs="Arial"/>
+          <w:color w:val="000000" w:themeColor="text1"/>
+          <w:sz w:val="20"/>
+          <w:szCs w:val="20"/>
+          <w:lang w:val="en-GB"/>
+        </w:rPr>
+        <w:t xml:space="preserve">and </w:t>
+      </w:r>
+      <w:r>
+        <w:rPr>
+          <w:rFonts w:ascii="Arial" w:hAnsi="Arial" w:cs="Arial"/>
+          <w:color w:val="000000" w:themeColor="text1"/>
+          <w:sz w:val="20"/>
+          <w:szCs w:val="20"/>
+          <w:lang w:val="en-GB"/>
+        </w:rPr>
+        <w:t xml:space="preserve">ADCmean </w:t>
+      </w:r>
+      <w:r>
+        <w:rPr>
+          <w:rFonts w:ascii="Arial" w:hAnsi="Arial" w:cs="Arial"/>
+          <w:color w:val="000000" w:themeColor="text1"/>
+          <w:sz w:val="20"/>
+          <w:szCs w:val="20"/>
+          <w:lang w:val="en-GB"/>
+        </w:rPr>
+        <w:t xml:space="preserve">of identified nodes greater than 5 mm short-axis diameter were measured by manually placing a regular ROI, avoiding the </w:t>
+      </w:r>
+      <w:r>
+        <w:rPr>
+          <w:rFonts w:ascii="Arial" w:hAnsi="Arial" w:cs="Arial"/>
+          <w:color w:val="000000" w:themeColor="text1"/>
+          <w:sz w:val="20"/>
+          <w:szCs w:val="20"/>
+          <w:lang w:val="en-GB"/>
+        </w:rPr>
+        <w:t>margin,</w:t>
+      </w:r>
+      <w:r>
+        <w:rPr>
+          <w:rFonts w:ascii="Arial" w:hAnsi="Arial" w:cs="Arial"/>
+          <w:color w:val="000000" w:themeColor="text1"/>
+          <w:sz w:val="20"/>
+          <w:szCs w:val="20"/>
+          <w:lang w:val="en-GB"/>
+        </w:rPr>
+        <w:t xml:space="preserve"> and noted with </w:t>
+      </w:r>
+      <w:commentRangeStart w:id="14"/>
+      <w:commentRangeStart w:id="15"/>
+      <w:r>
+        <w:rPr>
+          <w:rFonts w:ascii="Arial" w:hAnsi="Arial" w:cs="Arial"/>
+          <w:color w:val="000000" w:themeColor="text1"/>
+          <w:sz w:val="20"/>
+          <w:szCs w:val="20"/>
+          <w:lang w:val="en-GB"/>
+        </w:rPr>
+        <w:t>anatomical location</w:t>
+      </w:r>
+      <w:commentRangeEnd w:id="14"/>
+      <w:r>
+        <w:rPr>
+          <w:rStyle w:val="CommentReference"/>
+        </w:rPr>
+        <w:commentReference w:id="14"/>
+      </w:r>
+      <w:commentRangeEnd w:id="15"/>
+      <w:r>
+        <w:rPr>
+          <w:rStyle w:val="CommentReference"/>
+        </w:rPr>
+        <w:commentReference w:id="15"/>
+      </w:r>
+      <w:r>
+        <w:rPr>
+          <w:rFonts w:ascii="Arial" w:hAnsi="Arial" w:cs="Arial"/>
+          <w:color w:val="000000" w:themeColor="text1"/>
+          <w:sz w:val="20"/>
+          <w:szCs w:val="20"/>
+          <w:lang w:val="en-GB"/>
+        </w:rPr>
+        <w:t xml:space="preserve">. </w:t>
+      </w:r>
+      <w:r>
+        <w:rPr>
+          <w:rFonts w:ascii="Arial" w:hAnsi="Arial" w:cs="Arial"/>
+          <w:color w:val="000000" w:themeColor="text1"/>
+          <w:sz w:val="20"/>
+          <w:szCs w:val="20"/>
+          <w:lang w:val="en-GB"/>
+        </w:rPr>
+        <w:t xml:space="preserve">The </w:t>
+      </w:r>
+      <w:r>
+        <w:rPr>
+          <w:rFonts w:ascii="Arial" w:hAnsi="Arial" w:cs="Arial"/>
+          <w:color w:val="000000" w:themeColor="text1"/>
+          <w:sz w:val="20"/>
+          <w:szCs w:val="20"/>
+          <w:lang w:val="en-GB"/>
+        </w:rPr>
+        <w:t>ADCmean of the primary tumour, if visible, was also measured by both readers in an identical fashion.</w:t>
       </w:r>
     </w:p>
     <w:p>
@@ -2890,8 +3301,8 @@
           <w:lang w:val="en-GB"/>
         </w:rPr>
       </w:pPr>
-      <w:bookmarkStart w:id="13" w:name="dataset"/>
-      <w:bookmarkEnd w:id="12"/>
+      <w:bookmarkStart w:id="16" w:name="dataset"/>
+      <w:bookmarkEnd w:id="13"/>
       <w:r>
         <w:rPr>
           <w:rFonts w:ascii="Arial" w:hAnsi="Arial" w:cs="Arial"/>
@@ -2922,7 +3333,77 @@
           <w:szCs w:val="20"/>
           <w:lang w:val="en-GB"/>
         </w:rPr>
-        <w:t>The highest SUVmax, for FDG-PET/CT and FEC-PET/CT, and lowest ADCmean, for DW-MRI, from the left pelvis, right pelvis, and para-aortic regions from each reader was selected for analysis. In cases where both readers provided measurements in a region, the readings were averaged and included in the final analysis. Where only one reader provided a measurement in a region, this measurement was included in the final analysis. Where no central readers provided a measurement in a region, the third external reader’s measurement was included in the final analysis. The mean SUVmax from FDG-PET/CT, SUVmax from FEC-PET/CT, and ADCmean of the primary tumour from both readers was calculated and included in the final analysis. Reads in regions that had corresponding nodal histology were included in the analysis.</w:t>
+        <w:t>The highest SUVmax, for FDG-PET/CT and FEC-PET/CT, and lowest ADCmean, for DW-MRI, from</w:t>
+      </w:r>
+      <w:r>
+        <w:rPr>
+          <w:rFonts w:ascii="Arial" w:hAnsi="Arial" w:cs="Arial"/>
+          <w:color w:val="000000" w:themeColor="text1"/>
+          <w:sz w:val="20"/>
+          <w:szCs w:val="20"/>
+          <w:lang w:val="en-GB"/>
+        </w:rPr>
+        <w:t xml:space="preserve"> each of</w:t>
+      </w:r>
+      <w:r>
+        <w:rPr>
+          <w:rFonts w:ascii="Arial" w:hAnsi="Arial" w:cs="Arial"/>
+          <w:color w:val="000000" w:themeColor="text1"/>
+          <w:sz w:val="20"/>
+          <w:szCs w:val="20"/>
+          <w:lang w:val="en-GB"/>
+        </w:rPr>
+        <w:t xml:space="preserve"> the left pelvis, right pelvis, and para-aortic regions from each reader was selected for analysis. In cases where both readers provided measurements in a region, the readings were averaged and included in the final analysis. Where only one reader provided a measurement in a region, this measurement was included in the final analysis. Where no central readers provided a measurement in a region, the third external </w:t>
+      </w:r>
+      <w:r>
+        <w:rPr>
+          <w:rFonts w:ascii="Arial" w:hAnsi="Arial" w:cs="Arial"/>
+          <w:color w:val="000000" w:themeColor="text1"/>
+          <w:sz w:val="20"/>
+          <w:szCs w:val="20"/>
+          <w:lang w:val="en-GB"/>
+        </w:rPr>
+        <w:t>reader assessed to confirm if any nodes suitable for measurement were present and this</w:t>
+      </w:r>
+      <w:r>
+        <w:rPr>
+          <w:rFonts w:ascii="Arial" w:hAnsi="Arial" w:cs="Arial"/>
+          <w:color w:val="000000" w:themeColor="text1"/>
+          <w:sz w:val="20"/>
+          <w:szCs w:val="20"/>
+          <w:lang w:val="en-GB"/>
+        </w:rPr>
+        <w:t xml:space="preserve"> </w:t>
+      </w:r>
+      <w:r>
+        <w:rPr>
+          <w:rFonts w:ascii="Arial" w:hAnsi="Arial" w:cs="Arial"/>
+          <w:color w:val="000000" w:themeColor="text1"/>
+          <w:sz w:val="20"/>
+          <w:szCs w:val="20"/>
+          <w:lang w:val="en-GB"/>
+        </w:rPr>
+        <w:t>measurement was included in the final analysis. The mean SUVmax from FDG-PET/CT</w:t>
+      </w:r>
+      <w:r>
+        <w:rPr>
+          <w:rFonts w:ascii="Arial" w:hAnsi="Arial" w:cs="Arial"/>
+          <w:color w:val="000000" w:themeColor="text1"/>
+          <w:sz w:val="20"/>
+          <w:szCs w:val="20"/>
+          <w:lang w:val="en-GB"/>
+        </w:rPr>
+        <w:t xml:space="preserve"> and</w:t>
+      </w:r>
+      <w:r>
+        <w:rPr>
+          <w:rFonts w:ascii="Arial" w:hAnsi="Arial" w:cs="Arial"/>
+          <w:color w:val="000000" w:themeColor="text1"/>
+          <w:sz w:val="20"/>
+          <w:szCs w:val="20"/>
+          <w:lang w:val="en-GB"/>
+        </w:rPr>
+        <w:t xml:space="preserve"> FEC-PET/CT, and ADCmean of the primary tumour from both readers was calculated and included in the final analysis. Reads in regions that had corresponding nodal histology were included in the analysis.</w:t>
       </w:r>
     </w:p>
     <w:p>
@@ -2944,7 +3425,186 @@
           <w:szCs w:val="20"/>
           <w:lang w:val="en-GB"/>
         </w:rPr>
-        <w:t xml:space="preserve">Where data for both were recorded, nodal-to-tumour ratio (NTR) was calculated by dividing nodal by tumour SUVmax or ADCmean for all measurement methods. </w:t>
+        <w:t>Where data for both</w:t>
+      </w:r>
+      <w:r>
+        <w:rPr>
+          <w:rFonts w:ascii="Arial" w:hAnsi="Arial" w:cs="Arial"/>
+          <w:color w:val="000000" w:themeColor="text1"/>
+          <w:sz w:val="20"/>
+          <w:szCs w:val="20"/>
+          <w:lang w:val="en-GB"/>
+        </w:rPr>
+        <w:t xml:space="preserve"> </w:t>
+      </w:r>
+      <w:r>
+        <w:rPr>
+          <w:rFonts w:ascii="Arial" w:hAnsi="Arial" w:cs="Arial"/>
+          <w:color w:val="000000" w:themeColor="text1"/>
+          <w:sz w:val="20"/>
+          <w:szCs w:val="20"/>
+          <w:lang w:val="en-GB"/>
+        </w:rPr>
+        <w:t xml:space="preserve">primary tumour and nodes </w:t>
+      </w:r>
+      <w:r>
+        <w:rPr>
+          <w:rFonts w:ascii="Arial" w:hAnsi="Arial" w:cs="Arial"/>
+          <w:color w:val="000000" w:themeColor="text1"/>
+          <w:sz w:val="20"/>
+          <w:szCs w:val="20"/>
+          <w:lang w:val="en-GB"/>
+        </w:rPr>
+        <w:t xml:space="preserve">were recorded, nodal-to-tumour ratio (NTR) was calculated by dividing nodal by tumour SUVmax or ADCmean for all measurement methods. </w:t>
+      </w:r>
+      <w:commentRangeStart w:id="17"/>
+      <w:commentRangeStart w:id="18"/>
+      <w:r>
+        <w:rPr>
+          <w:rFonts w:ascii="Arial" w:hAnsi="Arial" w:cs="Arial"/>
+          <w:color w:val="000000" w:themeColor="text1"/>
+          <w:sz w:val="20"/>
+          <w:szCs w:val="20"/>
+          <w:lang w:val="en-GB"/>
+        </w:rPr>
+        <w:t xml:space="preserve">SUVmax:ADCmean ratio (STAR) was calculated by dividing nodal SUVmax by nodal ADCmean for FDG-PET/CT and FEC-PET/CT. </w:t>
+      </w:r>
+      <w:commentRangeEnd w:id="17"/>
+      <w:r>
+        <w:rPr>
+          <w:rStyle w:val="CommentReference"/>
+        </w:rPr>
+        <w:commentReference w:id="17"/>
+      </w:r>
+      <w:commentRangeEnd w:id="18"/>
+      <w:r>
+        <w:rPr>
+          <w:rStyle w:val="CommentReference"/>
+        </w:rPr>
+        <w:commentReference w:id="18"/>
+      </w:r>
+    </w:p>
+    <w:p>
+      <w:pPr>
+        <w:pStyle w:val="Heading2"/>
+        <w:rPr>
+          <w:rFonts w:ascii="Arial" w:hAnsi="Arial" w:cs="Arial"/>
+          <w:color w:val="000000" w:themeColor="text1"/>
+          <w:sz w:val="20"/>
+          <w:szCs w:val="20"/>
+          <w:lang w:val="en-GB"/>
+        </w:rPr>
+      </w:pPr>
+      <w:bookmarkStart w:id="19" w:name="statistical-analysis"/>
+      <w:bookmarkEnd w:id="16"/>
+      <w:r>
+        <w:rPr>
+          <w:rFonts w:ascii="Arial" w:hAnsi="Arial" w:cs="Arial"/>
+          <w:color w:val="000000" w:themeColor="text1"/>
+          <w:sz w:val="20"/>
+          <w:szCs w:val="20"/>
+          <w:lang w:val="en-GB"/>
+        </w:rPr>
+        <w:t>Statistical analysis</w:t>
+      </w:r>
+    </w:p>
+    <w:p>
+      <w:pPr>
+        <w:pStyle w:val="FirstParagraph"/>
+        <w:rPr>
+          <w:rFonts w:ascii="Arial" w:hAnsi="Arial" w:cs="Arial"/>
+          <w:color w:val="000000" w:themeColor="text1"/>
+          <w:sz w:val="20"/>
+          <w:szCs w:val="20"/>
+          <w:lang w:val="en-GB"/>
+        </w:rPr>
+      </w:pPr>
+      <w:r>
+        <w:rPr>
+          <w:rFonts w:ascii="Arial" w:hAnsi="Arial" w:cs="Arial"/>
+          <w:color w:val="000000" w:themeColor="text1"/>
+          <w:sz w:val="20"/>
+          <w:szCs w:val="20"/>
+          <w:lang w:val="en-GB"/>
+        </w:rPr>
+        <w:t>Statistical analysis was performed in R. Patients were stratified into two cohorts by their diagnosis of endometrial or cervical cancer. The Mann-Whitney U-test was selected to compare quantitative measures in histologically confirmed benign versus malignant lymph nodes. One-way ANOVA with Tukey’s post-hoc test was used to determine significance when comparing left pelvic, right pelvic, and para-aortic regions. P-values were adjusted using the false-discovery rate (FDR) method.</w:t>
+      </w:r>
+    </w:p>
+    <w:p>
+      <w:pPr>
+        <w:pStyle w:val="BodyText"/>
+        <w:rPr>
+          <w:rFonts w:ascii="Arial" w:hAnsi="Arial" w:cs="Arial"/>
+          <w:color w:val="000000" w:themeColor="text1"/>
+          <w:sz w:val="20"/>
+          <w:szCs w:val="20"/>
+          <w:lang w:val="en-GB"/>
+        </w:rPr>
+      </w:pPr>
+      <w:r>
+        <w:rPr>
+          <w:rFonts w:ascii="Arial" w:hAnsi="Arial" w:cs="Arial"/>
+          <w:color w:val="000000" w:themeColor="text1"/>
+          <w:sz w:val="20"/>
+          <w:szCs w:val="20"/>
+          <w:lang w:val="en-GB"/>
+        </w:rPr>
+        <w:t>Pairwise Pearson correlation coefficients were calculated between features and p-values were adjusted using the false-discovery rate method.</w:t>
+      </w:r>
+    </w:p>
+    <w:p>
+      <w:pPr>
+        <w:pStyle w:val="BodyText"/>
+        <w:rPr>
+          <w:rFonts w:ascii="Arial" w:hAnsi="Arial" w:cs="Arial"/>
+          <w:color w:val="000000" w:themeColor="text1"/>
+          <w:sz w:val="20"/>
+          <w:szCs w:val="20"/>
+          <w:lang w:val="en-GB"/>
+        </w:rPr>
+      </w:pPr>
+      <w:r>
+        <w:rPr>
+          <w:rFonts w:ascii="Arial" w:hAnsi="Arial" w:cs="Arial"/>
+          <w:color w:val="000000" w:themeColor="text1"/>
+          <w:sz w:val="20"/>
+          <w:szCs w:val="20"/>
+          <w:lang w:val="en-GB"/>
+        </w:rPr>
+        <w:t xml:space="preserve">To determine if a regression model could assist in diagnosing benign from malignant lymph nodes, univariate and multivariate logistic regression models were built. Due to the low number of measurements for cervical cancer and FEC-PET/CT, only FDG-PET/CT and DW-MRI data from endometrial cancer was </w:t>
+      </w:r>
+      <w:r>
+        <w:rPr>
+          <w:rFonts w:ascii="Arial" w:hAnsi="Arial" w:cs="Arial"/>
+          <w:color w:val="000000" w:themeColor="text1"/>
+          <w:sz w:val="20"/>
+          <w:szCs w:val="20"/>
+          <w:lang w:val="en-GB"/>
+        </w:rPr>
+        <w:lastRenderedPageBreak/>
+        <w:t>considered when building models. Additionally, due to strong correlation between features, calculated variables (NTR, STAR, SNSA) were excluded as features.</w:t>
+      </w:r>
+    </w:p>
+    <w:p>
+      <w:pPr>
+        <w:pStyle w:val="BodyText"/>
+        <w:rPr>
+          <w:rFonts w:ascii="Arial" w:hAnsi="Arial" w:cs="Arial"/>
+          <w:color w:val="000000" w:themeColor="text1"/>
+          <w:sz w:val="20"/>
+          <w:szCs w:val="20"/>
+          <w:lang w:val="en-GB"/>
+        </w:rPr>
+      </w:pPr>
+      <w:r>
+        <w:rPr>
+          <w:rFonts w:ascii="Arial" w:hAnsi="Arial" w:cs="Arial"/>
+          <w:color w:val="000000" w:themeColor="text1"/>
+          <w:sz w:val="20"/>
+          <w:szCs w:val="20"/>
+          <w:lang w:val="en-GB"/>
+        </w:rPr>
+        <w:t>A multivariate logistic regression model with L1 regularisation penalty (LASSO) was employed. Rows with any NAs were omitted prior to analysis, leaving a total of 57 nodes for analysis. Logistic regression predicts a probability of malignancy between zero (benign) and one (malignant). The dataset was randomly split into train and test sets at a 70%/30% split. Features in the training set were scaled between 0 and 1, and the same scaling function was applied to the test set. The ’</w:t>
       </w:r>
       <w:proofErr w:type="spellStart"/>
       <w:r>
@@ -2955,7 +3615,7 @@
           <w:szCs w:val="20"/>
           <w:lang w:val="en-GB"/>
         </w:rPr>
-        <w:t>SUVmax:ADCmean</w:t>
+        <w:t>glmnet</w:t>
       </w:r>
       <w:proofErr w:type="spellEnd"/>
       <w:r>
@@ -2966,7 +3626,7 @@
           <w:szCs w:val="20"/>
           <w:lang w:val="en-GB"/>
         </w:rPr>
-        <w:t xml:space="preserve"> ratio (STAR) was calculated by dividing nodal SUVmax by nodal ADCmean for FDG-PET/CT and FEC-PET/CT. Finally, for FDG-PET/CT and FEC-PET/CT, SUVmax normalised to SA diameter (SNSA) was calculated with SA diameter from the corresponding measurement method.</w:t>
+        <w:t>’ package was used to find the optimal value of lambda by cross-validation. A logistic regression model with alpha set to 1.0 for the L1 penalty was fit to the training data and used to predict probabilities for the test data. Optimal cutoff probability was found through maximisation of the F1-score. This process was repeated 5,000 times to retrieve the average optimal probability cutoffs and lambda. The model was refit using these hyperparameters and inference was run another 5,000 times to estimate model performance.</w:t>
       </w:r>
     </w:p>
     <w:p>
@@ -2988,7 +3648,208 @@
           <w:szCs w:val="20"/>
           <w:lang w:val="en-GB"/>
         </w:rPr>
-        <w:t>A total of 270 nodes had histology and were included in the final dataset, of which 178 and 82 were from endometrial cancer and cervical cancer patients, respectively. 115 left pelvic, 119 right pelvic, and 36 para-aortic nodes were included in the final dataset. A total of 134, 66, and 154 nodes had SUVmax from FDG-PET/CT, SUVmax from FEC-PET/CT, and ADCmean from DW-MRI respectively.</w:t>
+        <w:t>Logistic LASSO regression shrunk all coefficients of features, excluding SUVmax and SA diameter, from FDG-PET/CT to zero. To determine if simpler models would perform better, univariate logistic regression was undertaken on these features using the ’</w:t>
+      </w:r>
+      <w:proofErr w:type="spellStart"/>
+      <w:r>
+        <w:rPr>
+          <w:rFonts w:ascii="Arial" w:hAnsi="Arial" w:cs="Arial"/>
+          <w:color w:val="000000" w:themeColor="text1"/>
+          <w:sz w:val="20"/>
+          <w:szCs w:val="20"/>
+          <w:lang w:val="en-GB"/>
+        </w:rPr>
+        <w:t>glm</w:t>
+      </w:r>
+      <w:proofErr w:type="spellEnd"/>
+      <w:r>
+        <w:rPr>
+          <w:rFonts w:ascii="Arial" w:hAnsi="Arial" w:cs="Arial"/>
+          <w:color w:val="000000" w:themeColor="text1"/>
+          <w:sz w:val="20"/>
+          <w:szCs w:val="20"/>
+          <w:lang w:val="en-GB"/>
+        </w:rPr>
+        <w:t>’ package in R. Rows with NAs were omitted prior to analysis, leaving a total of 104 nodes for analysis and the dataset was randomly split into train and test sets at a 70%/30% split. Logistic regression models were fit to SUVmax and SA diameter separately. Optimal cutoffs and model performance were determined as with logistic LASSO regression.</w:t>
+      </w:r>
+    </w:p>
+    <w:p>
+      <w:pPr>
+        <w:pStyle w:val="BodyText"/>
+        <w:rPr>
+          <w:rFonts w:ascii="Arial" w:hAnsi="Arial" w:cs="Arial"/>
+          <w:color w:val="000000" w:themeColor="text1"/>
+          <w:sz w:val="20"/>
+          <w:szCs w:val="20"/>
+          <w:lang w:val="en-GB"/>
+        </w:rPr>
+      </w:pPr>
+      <w:r>
+        <w:rPr>
+          <w:rFonts w:ascii="Arial" w:hAnsi="Arial" w:cs="Arial"/>
+          <w:color w:val="000000" w:themeColor="text1"/>
+          <w:sz w:val="20"/>
+          <w:szCs w:val="20"/>
+          <w:lang w:val="en-GB"/>
+        </w:rPr>
+        <w:t>Optimal cut-offs for all quantitative measures were determined using the ’</w:t>
+      </w:r>
+      <w:proofErr w:type="spellStart"/>
+      <w:r>
+        <w:rPr>
+          <w:rFonts w:ascii="Arial" w:hAnsi="Arial" w:cs="Arial"/>
+          <w:color w:val="000000" w:themeColor="text1"/>
+          <w:sz w:val="20"/>
+          <w:szCs w:val="20"/>
+          <w:lang w:val="en-GB"/>
+        </w:rPr>
+        <w:t>cutpointr</w:t>
+      </w:r>
+      <w:proofErr w:type="spellEnd"/>
+      <w:r>
+        <w:rPr>
+          <w:rFonts w:ascii="Arial" w:hAnsi="Arial" w:cs="Arial"/>
+          <w:color w:val="000000" w:themeColor="text1"/>
+          <w:sz w:val="20"/>
+          <w:szCs w:val="20"/>
+          <w:lang w:val="en-GB"/>
+        </w:rPr>
+        <w:t xml:space="preserve">’ package in R. Direction was set to greater than or equal to for all measures except ADCmean and ADCmean NTR where direction was set to less than or equal to. </w:t>
+      </w:r>
+      <w:proofErr w:type="spellStart"/>
+      <w:r>
+        <w:rPr>
+          <w:rFonts w:ascii="Arial" w:hAnsi="Arial" w:cs="Arial"/>
+          <w:color w:val="000000" w:themeColor="text1"/>
+          <w:sz w:val="20"/>
+          <w:szCs w:val="20"/>
+          <w:lang w:val="en-GB"/>
+        </w:rPr>
+        <w:t>Cutpoints</w:t>
+      </w:r>
+      <w:proofErr w:type="spellEnd"/>
+      <w:r>
+        <w:rPr>
+          <w:rFonts w:ascii="Arial" w:hAnsi="Arial" w:cs="Arial"/>
+          <w:color w:val="000000" w:themeColor="text1"/>
+          <w:sz w:val="20"/>
+          <w:szCs w:val="20"/>
+          <w:lang w:val="en-GB"/>
+        </w:rPr>
+        <w:t xml:space="preserve"> were selected through maximisation of the F1 score. Stratified bootstrapping was repeated 2000 times. Out of bag estimates of area under the curve (AUC), sensitivity, and specificity were calculated.</w:t>
+      </w:r>
+    </w:p>
+    <w:p>
+      <w:pPr>
+        <w:pStyle w:val="BodyText"/>
+        <w:rPr>
+          <w:rFonts w:ascii="Arial" w:hAnsi="Arial" w:cs="Arial"/>
+          <w:color w:val="000000" w:themeColor="text1"/>
+          <w:sz w:val="20"/>
+          <w:szCs w:val="20"/>
+          <w:lang w:val="en-GB"/>
+        </w:rPr>
+      </w:pPr>
+      <w:r>
+        <w:rPr>
+          <w:rFonts w:ascii="Arial" w:hAnsi="Arial" w:cs="Arial"/>
+          <w:color w:val="000000" w:themeColor="text1"/>
+          <w:sz w:val="20"/>
+          <w:szCs w:val="20"/>
+          <w:lang w:val="en-GB"/>
+        </w:rPr>
+        <w:t>Receiver operating characteristic (ROC) analysis was applied, using the ’</w:t>
+      </w:r>
+      <w:proofErr w:type="spellStart"/>
+      <w:r>
+        <w:rPr>
+          <w:rFonts w:ascii="Arial" w:hAnsi="Arial" w:cs="Arial"/>
+          <w:color w:val="000000" w:themeColor="text1"/>
+          <w:sz w:val="20"/>
+          <w:szCs w:val="20"/>
+          <w:lang w:val="en-GB"/>
+        </w:rPr>
+        <w:t>pROC</w:t>
+      </w:r>
+      <w:proofErr w:type="spellEnd"/>
+      <w:r>
+        <w:rPr>
+          <w:rFonts w:ascii="Arial" w:hAnsi="Arial" w:cs="Arial"/>
+          <w:color w:val="000000" w:themeColor="text1"/>
+          <w:sz w:val="20"/>
+          <w:szCs w:val="20"/>
+          <w:lang w:val="en-GB"/>
+        </w:rPr>
+        <w:t>’ package in R, for each quantitative measure to generate ROC curves.</w:t>
+      </w:r>
+    </w:p>
+    <w:p>
+      <w:pPr>
+        <w:pStyle w:val="BodyText"/>
+        <w:rPr>
+          <w:rFonts w:ascii="Arial" w:hAnsi="Arial" w:cs="Arial"/>
+          <w:color w:val="000000" w:themeColor="text1"/>
+          <w:sz w:val="20"/>
+          <w:szCs w:val="20"/>
+          <w:lang w:val="en-GB"/>
+        </w:rPr>
+      </w:pPr>
+      <w:r>
+        <w:rPr>
+          <w:rFonts w:ascii="Arial" w:hAnsi="Arial" w:cs="Arial"/>
+          <w:color w:val="000000" w:themeColor="text1"/>
+          <w:sz w:val="20"/>
+          <w:szCs w:val="20"/>
+          <w:lang w:val="en-GB"/>
+        </w:rPr>
+        <w:t>Interobserver agreement for each FDG-PET/CT, FEC-PET/CT, and DW-MRI was evaluated by calculating intraclass correlation coefficients (ICC) for endometrial and cervical cancer cohorts separately using the R package ‘</w:t>
+      </w:r>
+      <w:proofErr w:type="spellStart"/>
+      <w:r>
+        <w:rPr>
+          <w:rFonts w:ascii="Arial" w:hAnsi="Arial" w:cs="Arial"/>
+          <w:color w:val="000000" w:themeColor="text1"/>
+          <w:sz w:val="20"/>
+          <w:szCs w:val="20"/>
+          <w:lang w:val="en-GB"/>
+        </w:rPr>
+        <w:t>irr</w:t>
+      </w:r>
+      <w:proofErr w:type="spellEnd"/>
+      <w:r>
+        <w:rPr>
+          <w:rFonts w:ascii="Arial" w:hAnsi="Arial" w:cs="Arial"/>
+          <w:color w:val="000000" w:themeColor="text1"/>
+          <w:sz w:val="20"/>
+          <w:szCs w:val="20"/>
+          <w:lang w:val="en-GB"/>
+        </w:rPr>
+        <w:t>’. A two-way model was used and agreement between readers was evaluated. Confidence level of the interval was set at 95%.</w:t>
+      </w:r>
+    </w:p>
+    <w:p>
+      <w:pPr>
+        <w:pStyle w:val="Heading1"/>
+        <w:rPr>
+          <w:rFonts w:ascii="Arial" w:hAnsi="Arial" w:cs="Arial"/>
+          <w:color w:val="000000" w:themeColor="text1"/>
+          <w:sz w:val="20"/>
+          <w:szCs w:val="20"/>
+          <w:lang w:val="en-GB"/>
+        </w:rPr>
+      </w:pPr>
+      <w:bookmarkStart w:id="20" w:name="results"/>
+      <w:bookmarkEnd w:id="4"/>
+      <w:bookmarkEnd w:id="19"/>
+      <w:r>
+        <w:rPr>
+          <w:rFonts w:ascii="Arial" w:hAnsi="Arial" w:cs="Arial"/>
+          <w:color w:val="000000" w:themeColor="text1"/>
+          <w:sz w:val="20"/>
+          <w:szCs w:val="20"/>
+          <w:lang w:val="en-GB"/>
+        </w:rPr>
+        <w:t>Results</w:t>
       </w:r>
     </w:p>
     <w:p>
@@ -3002,17 +3863,16 @@
           <w:lang w:val="en-GB"/>
         </w:rPr>
       </w:pPr>
-      <w:bookmarkStart w:id="14" w:name="statistical-analysis"/>
-      <w:bookmarkEnd w:id="13"/>
-      <w:r>
-        <w:rPr>
-          <w:rFonts w:ascii="Arial" w:hAnsi="Arial" w:cs="Arial"/>
-          <w:color w:val="000000" w:themeColor="text1"/>
-          <w:sz w:val="20"/>
-          <w:szCs w:val="20"/>
-          <w:lang w:val="en-GB"/>
-        </w:rPr>
-        <w:t>Statistical analysis</w:t>
+      <w:bookmarkStart w:id="21" w:name="demographics"/>
+      <w:r>
+        <w:rPr>
+          <w:rFonts w:ascii="Arial" w:hAnsi="Arial" w:cs="Arial"/>
+          <w:color w:val="000000" w:themeColor="text1"/>
+          <w:sz w:val="20"/>
+          <w:szCs w:val="20"/>
+          <w:lang w:val="en-GB"/>
+        </w:rPr>
+        <w:t>Demographics</w:t>
       </w:r>
     </w:p>
     <w:p>
@@ -3034,994 +3894,336 @@
           <w:szCs w:val="20"/>
           <w:lang w:val="en-GB"/>
         </w:rPr>
-        <w:t>Statistical analysis was performed in R. Patients were stratified into two cohorts by their diagnosis of endometrial or cervical cancer. Nodes from all regions were grouped together for analysis. Nodal-to-tumour ratios (NTR) were calculated by dividing the nodal quantitative measure (SUVmax or ADCmean) by the quantitative measure from the primary tumour. SUVmax-to-ADCmean ratio (STAR) was calculated by dividing the SUVmax by the ADCmean of the corresponding node. SUVmax normalised to SA diameter (SNSA) was calculated by dividing the SUVmax by the SA diameter of each node for FDG-PET/CT and FEC-PET/CT. The Mann-Whitney U-test was selected to compare quantitative measures in histologically confirmed benign versus malignant lymph nodes. One-way ANOVA with Tukey’s post-hoc test was used to determine significance when comparing left pelvic, right pelvic, and para-aortic regions. P-values were adjusted using the false-discovery rate (FDR) method.</w:t>
+        <w:t xml:space="preserve">A total of </w:t>
+      </w:r>
+      <w:r>
+        <w:rPr>
+          <w:rFonts w:ascii="Arial" w:hAnsi="Arial" w:cs="Arial"/>
+          <w:color w:val="000000" w:themeColor="text1"/>
+          <w:sz w:val="20"/>
+          <w:szCs w:val="20"/>
+          <w:lang w:val="en-GB"/>
+        </w:rPr>
+        <w:t>124</w:t>
+      </w:r>
+      <w:r>
+        <w:rPr>
+          <w:rFonts w:ascii="Arial" w:hAnsi="Arial" w:cs="Arial"/>
+          <w:color w:val="000000" w:themeColor="text1"/>
+          <w:sz w:val="20"/>
+          <w:szCs w:val="20"/>
+          <w:lang w:val="en-GB"/>
+        </w:rPr>
+        <w:t xml:space="preserve"> patients were eligible for analysis: </w:t>
+      </w:r>
+      <w:r>
+        <w:rPr>
+          <w:rFonts w:ascii="Arial" w:hAnsi="Arial" w:cs="Arial"/>
+          <w:color w:val="000000" w:themeColor="text1"/>
+          <w:sz w:val="20"/>
+          <w:szCs w:val="20"/>
+          <w:lang w:val="en-GB"/>
+        </w:rPr>
+        <w:t>40</w:t>
+      </w:r>
+      <w:r>
+        <w:rPr>
+          <w:rFonts w:ascii="Arial" w:hAnsi="Arial" w:cs="Arial"/>
+          <w:color w:val="000000" w:themeColor="text1"/>
+          <w:sz w:val="20"/>
+          <w:szCs w:val="20"/>
+          <w:lang w:val="en-GB"/>
+        </w:rPr>
+        <w:t xml:space="preserve"> cervical cancer patients and </w:t>
+      </w:r>
+      <w:r>
+        <w:rPr>
+          <w:rFonts w:ascii="Arial" w:hAnsi="Arial" w:cs="Arial"/>
+          <w:color w:val="000000" w:themeColor="text1"/>
+          <w:sz w:val="20"/>
+          <w:szCs w:val="20"/>
+          <w:lang w:val="en-GB"/>
+        </w:rPr>
+        <w:t>84</w:t>
+      </w:r>
+      <w:r>
+        <w:rPr>
+          <w:rFonts w:ascii="Arial" w:hAnsi="Arial" w:cs="Arial"/>
+          <w:color w:val="000000" w:themeColor="text1"/>
+          <w:sz w:val="20"/>
+          <w:szCs w:val="20"/>
+          <w:lang w:val="en-GB"/>
+        </w:rPr>
+        <w:t xml:space="preserve"> endometrial cancer patients. </w:t>
+      </w:r>
+      <w:r>
+        <w:rPr>
+          <w:rFonts w:ascii="Arial" w:hAnsi="Arial" w:cs="Arial"/>
+          <w:color w:val="000000" w:themeColor="text1"/>
+          <w:sz w:val="20"/>
+          <w:szCs w:val="20"/>
+          <w:lang w:val="en-GB"/>
+        </w:rPr>
+        <w:t>119</w:t>
+      </w:r>
+      <w:r>
+        <w:rPr>
+          <w:rFonts w:ascii="Arial" w:hAnsi="Arial" w:cs="Arial"/>
+          <w:color w:val="000000" w:themeColor="text1"/>
+          <w:sz w:val="20"/>
+          <w:szCs w:val="20"/>
+          <w:lang w:val="en-GB"/>
+        </w:rPr>
+        <w:t xml:space="preserve"> and </w:t>
+      </w:r>
+      <w:r>
+        <w:rPr>
+          <w:rFonts w:ascii="Arial" w:hAnsi="Arial" w:cs="Arial"/>
+          <w:color w:val="000000" w:themeColor="text1"/>
+          <w:sz w:val="20"/>
+          <w:szCs w:val="20"/>
+          <w:lang w:val="en-GB"/>
+        </w:rPr>
+        <w:t>123</w:t>
+      </w:r>
+      <w:r>
+        <w:rPr>
+          <w:rFonts w:ascii="Arial" w:hAnsi="Arial" w:cs="Arial"/>
+          <w:color w:val="000000" w:themeColor="text1"/>
+          <w:sz w:val="20"/>
+          <w:szCs w:val="20"/>
+          <w:lang w:val="en-GB"/>
+        </w:rPr>
+        <w:t xml:space="preserve"> patients received left pelvic and right pelvic lymphadenectomy, respectively, w</w:t>
+      </w:r>
+      <w:r>
+        <w:rPr>
+          <w:rFonts w:ascii="Arial" w:hAnsi="Arial" w:cs="Arial"/>
+          <w:color w:val="000000" w:themeColor="text1"/>
+          <w:sz w:val="20"/>
+          <w:szCs w:val="20"/>
+          <w:lang w:val="en-GB"/>
+        </w:rPr>
+        <w:t xml:space="preserve">ith </w:t>
+      </w:r>
+      <w:r>
+        <w:rPr>
+          <w:rFonts w:ascii="Arial" w:hAnsi="Arial" w:cs="Arial"/>
+          <w:color w:val="000000" w:themeColor="text1"/>
+          <w:sz w:val="20"/>
+          <w:szCs w:val="20"/>
+          <w:lang w:val="en-GB"/>
+        </w:rPr>
+        <w:t>37</w:t>
+      </w:r>
+      <w:r>
+        <w:rPr>
+          <w:rFonts w:ascii="Arial" w:hAnsi="Arial" w:cs="Arial"/>
+          <w:color w:val="000000" w:themeColor="text1"/>
+          <w:sz w:val="20"/>
+          <w:szCs w:val="20"/>
+          <w:lang w:val="en-GB"/>
+        </w:rPr>
+        <w:t xml:space="preserve"> patients under</w:t>
+      </w:r>
+      <w:r>
+        <w:rPr>
+          <w:rFonts w:ascii="Arial" w:hAnsi="Arial" w:cs="Arial"/>
+          <w:color w:val="000000" w:themeColor="text1"/>
+          <w:sz w:val="20"/>
+          <w:szCs w:val="20"/>
+          <w:lang w:val="en-GB"/>
+        </w:rPr>
+        <w:t xml:space="preserve">going </w:t>
+      </w:r>
+      <w:r>
+        <w:rPr>
+          <w:rFonts w:ascii="Arial" w:hAnsi="Arial" w:cs="Arial"/>
+          <w:color w:val="000000" w:themeColor="text1"/>
+          <w:sz w:val="20"/>
+          <w:szCs w:val="20"/>
+          <w:lang w:val="en-GB"/>
+        </w:rPr>
+        <w:t xml:space="preserve">para-aortic lymphadenectomy. </w:t>
+      </w:r>
+      <w:r>
+        <w:rPr>
+          <w:rFonts w:ascii="Arial" w:hAnsi="Arial" w:cs="Arial"/>
+          <w:color w:val="000000" w:themeColor="text1"/>
+          <w:sz w:val="20"/>
+          <w:szCs w:val="20"/>
+          <w:lang w:val="en-GB"/>
+        </w:rPr>
+        <w:t xml:space="preserve">Number of nodes available for analysis are summarised in </w:t>
+      </w:r>
+      <w:r>
+        <w:rPr>
+          <w:rFonts w:ascii="Arial" w:hAnsi="Arial" w:cs="Arial"/>
+          <w:color w:val="000000" w:themeColor="text1"/>
+          <w:sz w:val="20"/>
+          <w:szCs w:val="20"/>
+          <w:lang w:val="en-GB"/>
+        </w:rPr>
+        <w:fldChar w:fldCharType="begin"/>
+      </w:r>
+      <w:r>
+        <w:rPr>
+          <w:rFonts w:ascii="Arial" w:hAnsi="Arial" w:cs="Arial"/>
+          <w:color w:val="000000" w:themeColor="text1"/>
+          <w:sz w:val="20"/>
+          <w:szCs w:val="20"/>
+          <w:lang w:val="en-GB"/>
+        </w:rPr>
+        <w:instrText xml:space="preserve"> REF _Ref143114303 \h  \* MERGEFORMAT </w:instrText>
+      </w:r>
+      <w:r>
+        <w:rPr>
+          <w:rFonts w:ascii="Arial" w:hAnsi="Arial" w:cs="Arial"/>
+          <w:color w:val="000000" w:themeColor="text1"/>
+          <w:sz w:val="20"/>
+          <w:szCs w:val="20"/>
+          <w:lang w:val="en-GB"/>
+        </w:rPr>
+      </w:r>
+      <w:r>
+        <w:rPr>
+          <w:rFonts w:ascii="Arial" w:hAnsi="Arial" w:cs="Arial"/>
+          <w:color w:val="000000" w:themeColor="text1"/>
+          <w:sz w:val="20"/>
+          <w:szCs w:val="20"/>
+          <w:lang w:val="en-GB"/>
+        </w:rPr>
+        <w:fldChar w:fldCharType="separate"/>
+      </w:r>
+      <w:r>
+        <w:rPr>
+          <w:rFonts w:ascii="Arial" w:hAnsi="Arial" w:cs="Arial"/>
+          <w:sz w:val="20"/>
+          <w:szCs w:val="20"/>
+        </w:rPr>
+        <w:t xml:space="preserve">Figure </w:t>
+      </w:r>
+      <w:r>
+        <w:rPr>
+          <w:rFonts w:ascii="Arial" w:hAnsi="Arial" w:cs="Arial"/>
+          <w:noProof/>
+          <w:sz w:val="20"/>
+          <w:szCs w:val="20"/>
+        </w:rPr>
+        <w:t>1</w:t>
+      </w:r>
+      <w:r>
+        <w:rPr>
+          <w:rFonts w:ascii="Arial" w:hAnsi="Arial" w:cs="Arial"/>
+          <w:color w:val="000000" w:themeColor="text1"/>
+          <w:sz w:val="20"/>
+          <w:szCs w:val="20"/>
+          <w:lang w:val="en-GB"/>
+        </w:rPr>
+        <w:fldChar w:fldCharType="end"/>
+      </w:r>
+      <w:r>
+        <w:rPr>
+          <w:rFonts w:ascii="Arial" w:hAnsi="Arial" w:cs="Arial"/>
+          <w:color w:val="000000" w:themeColor="text1"/>
+          <w:sz w:val="20"/>
+          <w:szCs w:val="20"/>
+          <w:lang w:val="en-GB"/>
+        </w:rPr>
+        <w:t xml:space="preserve">. </w:t>
+      </w:r>
+      <w:r>
+        <w:rPr>
+          <w:rFonts w:ascii="Arial" w:hAnsi="Arial" w:cs="Arial"/>
+          <w:color w:val="000000" w:themeColor="text1"/>
+          <w:sz w:val="20"/>
+          <w:szCs w:val="20"/>
+          <w:lang w:val="en-GB"/>
+        </w:rPr>
+        <w:t>88% of cervical cancer patients were diagnosed as FIGO stage IB1 and no patients in this cohort had a FIGO stage greater than II. In the endometrial cancer cohort, FIGO stage ranged from IA to IVB.</w:t>
+      </w:r>
+      <w:r>
+        <w:rPr>
+          <w:rFonts w:ascii="Arial" w:hAnsi="Arial" w:cs="Arial"/>
+          <w:color w:val="000000" w:themeColor="text1"/>
+          <w:sz w:val="20"/>
+          <w:szCs w:val="20"/>
+          <w:lang w:val="en-GB"/>
+        </w:rPr>
+        <w:t xml:space="preserve"> The demographics of patients eligible for analysis are summarised in </w:t>
+      </w:r>
+      <w:r>
+        <w:rPr>
+          <w:rFonts w:ascii="Arial" w:hAnsi="Arial" w:cs="Arial"/>
+          <w:color w:val="000000" w:themeColor="text1"/>
+          <w:sz w:val="20"/>
+          <w:szCs w:val="20"/>
+          <w:lang w:val="en-GB"/>
+        </w:rPr>
+        <w:t xml:space="preserve">Supplementary </w:t>
+      </w:r>
+      <w:r>
+        <w:rPr>
+          <w:rFonts w:ascii="Arial" w:hAnsi="Arial" w:cs="Arial"/>
+          <w:color w:val="000000" w:themeColor="text1"/>
+          <w:sz w:val="20"/>
+          <w:szCs w:val="20"/>
+          <w:lang w:val="en-GB"/>
+        </w:rPr>
+        <w:t>Table</w:t>
+      </w:r>
+      <w:r>
+        <w:rPr>
+          <w:rFonts w:ascii="Arial" w:hAnsi="Arial" w:cs="Arial"/>
+          <w:color w:val="000000" w:themeColor="text1"/>
+          <w:sz w:val="20"/>
+          <w:szCs w:val="20"/>
+          <w:lang w:val="en-GB"/>
+        </w:rPr>
+        <w:t xml:space="preserve"> 1</w:t>
+      </w:r>
+      <w:r>
+        <w:rPr>
+          <w:rFonts w:ascii="Arial" w:hAnsi="Arial" w:cs="Arial"/>
+          <w:color w:val="000000" w:themeColor="text1"/>
+          <w:sz w:val="20"/>
+          <w:szCs w:val="20"/>
+          <w:lang w:val="en-GB"/>
+        </w:rPr>
+        <w:t>.</w:t>
       </w:r>
     </w:p>
     <w:p>
       <w:pPr>
         <w:pStyle w:val="BodyText"/>
-        <w:rPr>
-          <w:rFonts w:ascii="Arial" w:hAnsi="Arial" w:cs="Arial"/>
-          <w:color w:val="000000" w:themeColor="text1"/>
-          <w:sz w:val="20"/>
-          <w:szCs w:val="20"/>
-          <w:lang w:val="en-GB"/>
-        </w:rPr>
-      </w:pPr>
-      <w:r>
-        <w:rPr>
-          <w:rFonts w:ascii="Arial" w:hAnsi="Arial" w:cs="Arial"/>
-          <w:color w:val="000000" w:themeColor="text1"/>
-          <w:sz w:val="20"/>
-          <w:szCs w:val="20"/>
+        <w:keepNext/>
+        <w:jc w:val="center"/>
+      </w:pPr>
+      <w:r>
+        <w:rPr>
+          <w:noProof/>
           <w:lang w:val="en-GB"/>
         </w:rPr>
         <w:lastRenderedPageBreak/>
-        <w:t>Pairwise Pearson correlation coefficients were calculated between features and p-values were adjusted using the false-discovery rate method.</w:t>
-      </w:r>
-    </w:p>
-    <w:p>
-      <w:pPr>
-        <w:pStyle w:val="BodyText"/>
-        <w:rPr>
-          <w:rFonts w:ascii="Arial" w:hAnsi="Arial" w:cs="Arial"/>
-          <w:color w:val="000000" w:themeColor="text1"/>
-          <w:sz w:val="20"/>
-          <w:szCs w:val="20"/>
-          <w:lang w:val="en-GB"/>
-        </w:rPr>
-      </w:pPr>
-      <w:r>
-        <w:rPr>
-          <w:rFonts w:ascii="Arial" w:hAnsi="Arial" w:cs="Arial"/>
-          <w:color w:val="000000" w:themeColor="text1"/>
-          <w:sz w:val="20"/>
-          <w:szCs w:val="20"/>
-          <w:lang w:val="en-GB"/>
-        </w:rPr>
-        <w:t>To determine if a regression model could assist in diagnosing benign from malignant lymph nodes, univariate and multivariate logistic regression models were built. Due to the low number of measurements for cervical cancer and FEC-PET/CT, only FDG-PET/CT and DW-MRI data from endometrial cancer was considered when building models. Additionally, due to strong correlation between features, calculated variables (NTR, STAR, SNSA) were excluded as features.</w:t>
-      </w:r>
-    </w:p>
-    <w:p>
-      <w:pPr>
-        <w:pStyle w:val="BodyText"/>
-        <w:rPr>
-          <w:rFonts w:ascii="Arial" w:hAnsi="Arial" w:cs="Arial"/>
-          <w:color w:val="000000" w:themeColor="text1"/>
-          <w:sz w:val="20"/>
-          <w:szCs w:val="20"/>
-          <w:lang w:val="en-GB"/>
-        </w:rPr>
-      </w:pPr>
-      <w:r>
-        <w:rPr>
-          <w:rFonts w:ascii="Arial" w:hAnsi="Arial" w:cs="Arial"/>
-          <w:color w:val="000000" w:themeColor="text1"/>
-          <w:sz w:val="20"/>
-          <w:szCs w:val="20"/>
-          <w:lang w:val="en-GB"/>
-        </w:rPr>
-        <w:t>A multivariate logistic regression model with L1 regularisation penalty (LASSO) was employed. Rows with any NAs were omitted prior to analysis, leaving a total of 57 nodes for analysis. Logistic regression predicts a probability of malignancy between zero (benign) and one (malignant). The dataset was randomly split into train and test sets at a 70%/30% split. Features in the training set were scaled between 0 and 1, and the same scaling function was applied to the test set. The ’</w:t>
-      </w:r>
-      <w:proofErr w:type="spellStart"/>
-      <w:r>
-        <w:rPr>
-          <w:rFonts w:ascii="Arial" w:hAnsi="Arial" w:cs="Arial"/>
-          <w:color w:val="000000" w:themeColor="text1"/>
-          <w:sz w:val="20"/>
-          <w:szCs w:val="20"/>
-          <w:lang w:val="en-GB"/>
-        </w:rPr>
-        <w:t>glmnet</w:t>
-      </w:r>
-      <w:proofErr w:type="spellEnd"/>
-      <w:r>
-        <w:rPr>
-          <w:rFonts w:ascii="Arial" w:hAnsi="Arial" w:cs="Arial"/>
-          <w:color w:val="000000" w:themeColor="text1"/>
-          <w:sz w:val="20"/>
-          <w:szCs w:val="20"/>
-          <w:lang w:val="en-GB"/>
-        </w:rPr>
-        <w:t>’ package was used to find the optimal value of lambda by cross-validation. A logistic regression model with alpha set to 1.0 for the L1 penalty was fit to the training data and used to predict probabilities for the test data. Optimal cutoff probability was found through maximisation of the F1-score. This process was repeated 5,000 times to retrieve the average optimal probability cutoffs and lambda. The model was refit using these hyperparameters and inference was run another 5,000 times to estimate model performance.</w:t>
-      </w:r>
-    </w:p>
-    <w:p>
-      <w:pPr>
-        <w:pStyle w:val="BodyText"/>
-        <w:rPr>
-          <w:rFonts w:ascii="Arial" w:hAnsi="Arial" w:cs="Arial"/>
-          <w:color w:val="000000" w:themeColor="text1"/>
-          <w:sz w:val="20"/>
-          <w:szCs w:val="20"/>
-          <w:lang w:val="en-GB"/>
-        </w:rPr>
-      </w:pPr>
-      <w:r>
-        <w:rPr>
-          <w:rFonts w:ascii="Arial" w:hAnsi="Arial" w:cs="Arial"/>
-          <w:color w:val="000000" w:themeColor="text1"/>
-          <w:sz w:val="20"/>
-          <w:szCs w:val="20"/>
-          <w:lang w:val="en-GB"/>
-        </w:rPr>
-        <w:t>Logistic LASSO regression shrunk all coefficients of features, excluding SUVmax and SA diameter, from FDG-PET/CT to zero. To determine if simpler models would perform better, univariate logistic regression was undertaken on these features using the ’</w:t>
-      </w:r>
-      <w:proofErr w:type="spellStart"/>
-      <w:r>
-        <w:rPr>
-          <w:rFonts w:ascii="Arial" w:hAnsi="Arial" w:cs="Arial"/>
-          <w:color w:val="000000" w:themeColor="text1"/>
-          <w:sz w:val="20"/>
-          <w:szCs w:val="20"/>
-          <w:lang w:val="en-GB"/>
-        </w:rPr>
-        <w:t>glm</w:t>
-      </w:r>
-      <w:proofErr w:type="spellEnd"/>
-      <w:r>
-        <w:rPr>
-          <w:rFonts w:ascii="Arial" w:hAnsi="Arial" w:cs="Arial"/>
-          <w:color w:val="000000" w:themeColor="text1"/>
-          <w:sz w:val="20"/>
-          <w:szCs w:val="20"/>
-          <w:lang w:val="en-GB"/>
-        </w:rPr>
-        <w:t>’ package in R. Rows with NAs were omitted prior to analysis, leaving a total of 104 nodes for analysis and the dataset was randomly split into train and test sets at a 70%/30% split. Logistic regression models were fit to SUVmax and SA diameter separately. Optimal cutoffs and model performance were determined as with logistic LASSO regression.</w:t>
-      </w:r>
-    </w:p>
-    <w:p>
-      <w:pPr>
-        <w:pStyle w:val="BodyText"/>
-        <w:rPr>
-          <w:rFonts w:ascii="Arial" w:hAnsi="Arial" w:cs="Arial"/>
-          <w:color w:val="000000" w:themeColor="text1"/>
-          <w:sz w:val="20"/>
-          <w:szCs w:val="20"/>
-          <w:lang w:val="en-GB"/>
-        </w:rPr>
-      </w:pPr>
-      <w:r>
-        <w:rPr>
-          <w:rFonts w:ascii="Arial" w:hAnsi="Arial" w:cs="Arial"/>
-          <w:color w:val="000000" w:themeColor="text1"/>
-          <w:sz w:val="20"/>
-          <w:szCs w:val="20"/>
-          <w:lang w:val="en-GB"/>
-        </w:rPr>
-        <w:t>Optimal cut-offs for all quantitative measures were determined using the ’</w:t>
-      </w:r>
-      <w:proofErr w:type="spellStart"/>
-      <w:r>
-        <w:rPr>
-          <w:rFonts w:ascii="Arial" w:hAnsi="Arial" w:cs="Arial"/>
-          <w:color w:val="000000" w:themeColor="text1"/>
-          <w:sz w:val="20"/>
-          <w:szCs w:val="20"/>
-          <w:lang w:val="en-GB"/>
-        </w:rPr>
-        <w:t>cutpointr</w:t>
-      </w:r>
-      <w:proofErr w:type="spellEnd"/>
-      <w:r>
-        <w:rPr>
-          <w:rFonts w:ascii="Arial" w:hAnsi="Arial" w:cs="Arial"/>
-          <w:color w:val="000000" w:themeColor="text1"/>
-          <w:sz w:val="20"/>
-          <w:szCs w:val="20"/>
-          <w:lang w:val="en-GB"/>
-        </w:rPr>
-        <w:t xml:space="preserve">’ package in R. Direction was set to greater than or equal to for all measures except ADCmean and ADCmean NTR where direction was set to less than or equal to. </w:t>
-      </w:r>
-      <w:proofErr w:type="spellStart"/>
-      <w:r>
-        <w:rPr>
-          <w:rFonts w:ascii="Arial" w:hAnsi="Arial" w:cs="Arial"/>
-          <w:color w:val="000000" w:themeColor="text1"/>
-          <w:sz w:val="20"/>
-          <w:szCs w:val="20"/>
-          <w:lang w:val="en-GB"/>
-        </w:rPr>
-        <w:t>Cutpoints</w:t>
-      </w:r>
-      <w:proofErr w:type="spellEnd"/>
-      <w:r>
-        <w:rPr>
-          <w:rFonts w:ascii="Arial" w:hAnsi="Arial" w:cs="Arial"/>
-          <w:color w:val="000000" w:themeColor="text1"/>
-          <w:sz w:val="20"/>
-          <w:szCs w:val="20"/>
-          <w:lang w:val="en-GB"/>
-        </w:rPr>
-        <w:t xml:space="preserve"> were selected through maximisation of the F1 score. Stratified bootstrapping was repeated 2000 times. Out of bag estimates of area under the curve (AUC), sensitivity, and specificity were calculated.</w:t>
-      </w:r>
-    </w:p>
-    <w:p>
-      <w:pPr>
-        <w:pStyle w:val="BodyText"/>
-        <w:rPr>
-          <w:rFonts w:ascii="Arial" w:hAnsi="Arial" w:cs="Arial"/>
-          <w:color w:val="000000" w:themeColor="text1"/>
-          <w:sz w:val="20"/>
-          <w:szCs w:val="20"/>
-          <w:lang w:val="en-GB"/>
-        </w:rPr>
-      </w:pPr>
-      <w:r>
-        <w:rPr>
-          <w:rFonts w:ascii="Arial" w:hAnsi="Arial" w:cs="Arial"/>
-          <w:color w:val="000000" w:themeColor="text1"/>
-          <w:sz w:val="20"/>
-          <w:szCs w:val="20"/>
-          <w:lang w:val="en-GB"/>
-        </w:rPr>
-        <w:t>Receiver operating characteristic (ROC) analysis was applied, using the ’</w:t>
-      </w:r>
-      <w:proofErr w:type="spellStart"/>
-      <w:r>
-        <w:rPr>
-          <w:rFonts w:ascii="Arial" w:hAnsi="Arial" w:cs="Arial"/>
-          <w:color w:val="000000" w:themeColor="text1"/>
-          <w:sz w:val="20"/>
-          <w:szCs w:val="20"/>
-          <w:lang w:val="en-GB"/>
-        </w:rPr>
-        <w:t>pROC</w:t>
-      </w:r>
-      <w:proofErr w:type="spellEnd"/>
-      <w:r>
-        <w:rPr>
-          <w:rFonts w:ascii="Arial" w:hAnsi="Arial" w:cs="Arial"/>
-          <w:color w:val="000000" w:themeColor="text1"/>
-          <w:sz w:val="20"/>
-          <w:szCs w:val="20"/>
-          <w:lang w:val="en-GB"/>
-        </w:rPr>
-        <w:t>’ package in R, for each quantitative measure to generate ROC curves.</w:t>
-      </w:r>
-    </w:p>
-    <w:p>
-      <w:pPr>
-        <w:pStyle w:val="BodyText"/>
-        <w:rPr>
-          <w:rFonts w:ascii="Arial" w:hAnsi="Arial" w:cs="Arial"/>
-          <w:color w:val="000000" w:themeColor="text1"/>
-          <w:sz w:val="20"/>
-          <w:szCs w:val="20"/>
-          <w:lang w:val="en-GB"/>
-        </w:rPr>
-      </w:pPr>
-      <w:r>
-        <w:rPr>
-          <w:rFonts w:ascii="Arial" w:hAnsi="Arial" w:cs="Arial"/>
-          <w:color w:val="000000" w:themeColor="text1"/>
-          <w:sz w:val="20"/>
-          <w:szCs w:val="20"/>
-          <w:lang w:val="en-GB"/>
-        </w:rPr>
-        <w:t>Interobserver agreement for each FDG-PET/CT, FEC-PET/CT, and DW-MRI was evaluated by calculating intraclass correlation coefficients (ICC) for endometrial and cervical cancer cohorts separately using the R package ‘</w:t>
-      </w:r>
-      <w:proofErr w:type="spellStart"/>
-      <w:r>
-        <w:rPr>
-          <w:rFonts w:ascii="Arial" w:hAnsi="Arial" w:cs="Arial"/>
-          <w:color w:val="000000" w:themeColor="text1"/>
-          <w:sz w:val="20"/>
-          <w:szCs w:val="20"/>
-          <w:lang w:val="en-GB"/>
-        </w:rPr>
-        <w:t>irr</w:t>
-      </w:r>
-      <w:proofErr w:type="spellEnd"/>
-      <w:r>
-        <w:rPr>
-          <w:rFonts w:ascii="Arial" w:hAnsi="Arial" w:cs="Arial"/>
-          <w:color w:val="000000" w:themeColor="text1"/>
-          <w:sz w:val="20"/>
-          <w:szCs w:val="20"/>
-          <w:lang w:val="en-GB"/>
-        </w:rPr>
-        <w:t>’. A two-way model was used and agreement between readers was evaluated. Confidence level of the interval was set at 95%.</w:t>
-      </w:r>
-    </w:p>
-    <w:p>
-      <w:pPr>
-        <w:pStyle w:val="Heading1"/>
-        <w:rPr>
-          <w:rFonts w:ascii="Arial" w:hAnsi="Arial" w:cs="Arial"/>
-          <w:color w:val="000000" w:themeColor="text1"/>
-          <w:sz w:val="20"/>
-          <w:szCs w:val="20"/>
-          <w:lang w:val="en-GB"/>
-        </w:rPr>
-      </w:pPr>
-      <w:bookmarkStart w:id="15" w:name="results"/>
-      <w:bookmarkEnd w:id="4"/>
-      <w:bookmarkEnd w:id="14"/>
-      <w:r>
-        <w:rPr>
-          <w:rFonts w:ascii="Arial" w:hAnsi="Arial" w:cs="Arial"/>
-          <w:color w:val="000000" w:themeColor="text1"/>
-          <w:sz w:val="20"/>
-          <w:szCs w:val="20"/>
-          <w:lang w:val="en-GB"/>
-        </w:rPr>
-        <w:t>Results</w:t>
-      </w:r>
-    </w:p>
-    <w:p>
-      <w:pPr>
-        <w:pStyle w:val="Heading2"/>
-        <w:rPr>
-          <w:rFonts w:ascii="Arial" w:hAnsi="Arial" w:cs="Arial"/>
-          <w:color w:val="000000" w:themeColor="text1"/>
-          <w:sz w:val="20"/>
-          <w:szCs w:val="20"/>
-          <w:lang w:val="en-GB"/>
-        </w:rPr>
-      </w:pPr>
-      <w:bookmarkStart w:id="16" w:name="demographics"/>
-      <w:r>
-        <w:rPr>
-          <w:rFonts w:ascii="Arial" w:hAnsi="Arial" w:cs="Arial"/>
-          <w:color w:val="000000" w:themeColor="text1"/>
-          <w:sz w:val="20"/>
-          <w:szCs w:val="20"/>
-          <w:lang w:val="en-GB"/>
-        </w:rPr>
-        <w:t>Demographics</w:t>
-      </w:r>
-    </w:p>
-    <w:p>
-      <w:pPr>
-        <w:pStyle w:val="FirstParagraph"/>
-        <w:rPr>
-          <w:rFonts w:ascii="Arial" w:hAnsi="Arial" w:cs="Arial"/>
-          <w:color w:val="000000" w:themeColor="text1"/>
-          <w:sz w:val="20"/>
-          <w:szCs w:val="20"/>
-          <w:lang w:val="en-GB"/>
-        </w:rPr>
-      </w:pPr>
-      <w:r>
-        <w:rPr>
-          <w:rFonts w:ascii="Arial" w:hAnsi="Arial" w:cs="Arial"/>
-          <w:color w:val="000000" w:themeColor="text1"/>
-          <w:sz w:val="20"/>
-          <w:szCs w:val="20"/>
-          <w:lang w:val="en-GB"/>
-        </w:rPr>
-        <w:t xml:space="preserve">The demographics of patients eligible for analysis are summarised in Supplementary Table </w:t>
-      </w:r>
-      <w:hyperlink w:anchor="table:demographics">
-        <w:r>
-          <w:rPr>
-            <w:rStyle w:val="Hyperlink"/>
-            <w:rFonts w:ascii="Arial" w:hAnsi="Arial" w:cs="Arial"/>
-            <w:color w:val="000000" w:themeColor="text1"/>
-            <w:sz w:val="20"/>
-            <w:szCs w:val="20"/>
-            <w:lang w:val="en-GB"/>
-          </w:rPr>
-          <w:t>[</w:t>
-        </w:r>
-        <w:proofErr w:type="spellStart"/>
-        <w:r>
-          <w:rPr>
-            <w:rStyle w:val="Hyperlink"/>
-            <w:rFonts w:ascii="Arial" w:hAnsi="Arial" w:cs="Arial"/>
-            <w:color w:val="000000" w:themeColor="text1"/>
-            <w:sz w:val="20"/>
-            <w:szCs w:val="20"/>
-            <w:lang w:val="en-GB"/>
-          </w:rPr>
-          <w:t>table:demographics</w:t>
-        </w:r>
-        <w:proofErr w:type="spellEnd"/>
-        <w:r>
-          <w:rPr>
-            <w:rStyle w:val="Hyperlink"/>
-            <w:rFonts w:ascii="Arial" w:hAnsi="Arial" w:cs="Arial"/>
-            <w:color w:val="000000" w:themeColor="text1"/>
-            <w:sz w:val="20"/>
-            <w:szCs w:val="20"/>
-            <w:lang w:val="en-GB"/>
-          </w:rPr>
-          <w:t>]</w:t>
-        </w:r>
-      </w:hyperlink>
-      <w:r>
-        <w:rPr>
-          <w:rFonts w:ascii="Arial" w:hAnsi="Arial" w:cs="Arial"/>
-          <w:color w:val="000000" w:themeColor="text1"/>
-          <w:sz w:val="20"/>
-          <w:szCs w:val="20"/>
-          <w:lang w:val="en-GB"/>
-        </w:rPr>
-        <w:t>. A total of 99 patients were eligible for analysis: 33 cervical cancer patients and 66 endometrial cancer patients. 67 and 73 patients received left pelvic and right pelvic lymphadenectomy, respectively, while just 26 patients underwent para-aortic lymphadenectomy. 88% of cervical cancer patients were diagnosed as FIGO stage IB1 and no patients in this cohort had a FIGO stage greater than II. In the endometrial cancer cohort, FIGO stage ranged from IA to IVB.</w:t>
-      </w:r>
-    </w:p>
-    <w:p>
-      <w:pPr>
-        <w:pStyle w:val="Heading2"/>
-        <w:rPr>
-          <w:rFonts w:ascii="Arial" w:hAnsi="Arial" w:cs="Arial"/>
-          <w:color w:val="000000" w:themeColor="text1"/>
-          <w:sz w:val="20"/>
-          <w:szCs w:val="20"/>
-          <w:lang w:val="en-GB"/>
-        </w:rPr>
-      </w:pPr>
-      <w:bookmarkStart w:id="17" w:name="Xe2fde7c23043af65ce41b3be9b216928b6ed8bd"/>
-      <w:bookmarkEnd w:id="16"/>
-      <w:r>
-        <w:rPr>
-          <w:rFonts w:ascii="Arial" w:hAnsi="Arial" w:cs="Arial"/>
-          <w:color w:val="000000" w:themeColor="text1"/>
-          <w:sz w:val="20"/>
-          <w:szCs w:val="20"/>
-          <w:lang w:val="en-GB"/>
-        </w:rPr>
-        <w:t>Quantitative measures in benign and malignant lymph nodes</w:t>
-      </w:r>
-    </w:p>
-    <w:p>
-      <w:pPr>
-        <w:pStyle w:val="BodyText"/>
-        <w:rPr>
-          <w:rFonts w:ascii="Arial" w:hAnsi="Arial" w:cs="Arial"/>
-          <w:color w:val="000000" w:themeColor="text1"/>
-          <w:sz w:val="20"/>
-          <w:szCs w:val="20"/>
-          <w:lang w:val="en-GB"/>
-        </w:rPr>
-      </w:pPr>
-      <w:r>
-        <w:rPr>
-          <w:rFonts w:ascii="Arial" w:hAnsi="Arial" w:cs="Arial"/>
-          <w:color w:val="000000" w:themeColor="text1"/>
-          <w:sz w:val="20"/>
-          <w:szCs w:val="20"/>
-          <w:lang w:val="en-GB"/>
-        </w:rPr>
-        <w:t>Quantitative measures, both raw and calculated, were compared in benign and malignant lymph nodes in endometrial cancer. All measures were significantly higher in malignant than benign lymph nodes on FDG-PET/CT (</w:t>
-      </w:r>
-      <w:r>
-        <w:rPr>
-          <w:rFonts w:ascii="Arial" w:hAnsi="Arial" w:cs="Arial"/>
-          <w:color w:val="000000" w:themeColor="text1"/>
-          <w:sz w:val="20"/>
-          <w:szCs w:val="20"/>
-          <w:lang w:val="en-GB"/>
-        </w:rPr>
-        <w:fldChar w:fldCharType="begin"/>
-      </w:r>
-      <w:r>
-        <w:rPr>
-          <w:rFonts w:ascii="Arial" w:hAnsi="Arial" w:cs="Arial"/>
-          <w:color w:val="000000" w:themeColor="text1"/>
-          <w:sz w:val="20"/>
-          <w:szCs w:val="20"/>
-          <w:lang w:val="en-GB"/>
-        </w:rPr>
-        <w:instrText xml:space="preserve"> REF _Ref142132711 \h </w:instrText>
-      </w:r>
-      <w:r>
-        <w:rPr>
-          <w:rFonts w:ascii="Arial" w:hAnsi="Arial" w:cs="Arial"/>
-          <w:color w:val="000000" w:themeColor="text1"/>
-          <w:sz w:val="20"/>
-          <w:szCs w:val="20"/>
-          <w:lang w:val="en-GB"/>
-        </w:rPr>
-      </w:r>
-      <w:r>
-        <w:rPr>
-          <w:rFonts w:ascii="Arial" w:hAnsi="Arial" w:cs="Arial"/>
-          <w:color w:val="000000" w:themeColor="text1"/>
-          <w:sz w:val="20"/>
-          <w:szCs w:val="20"/>
-          <w:lang w:val="en-GB"/>
-        </w:rPr>
-        <w:fldChar w:fldCharType="separate"/>
-      </w:r>
-      <w:r>
-        <w:rPr>
-          <w:rFonts w:ascii="Arial" w:hAnsi="Arial" w:cs="Arial"/>
-          <w:sz w:val="20"/>
-          <w:szCs w:val="20"/>
-          <w:lang w:val="en-GB"/>
-        </w:rPr>
-        <w:t xml:space="preserve">Figure </w:t>
-      </w:r>
-      <w:r>
-        <w:rPr>
-          <w:rFonts w:ascii="Arial" w:hAnsi="Arial" w:cs="Arial"/>
-          <w:noProof/>
-          <w:sz w:val="20"/>
-          <w:szCs w:val="20"/>
-          <w:lang w:val="en-GB"/>
-        </w:rPr>
-        <w:t>1</w:t>
-      </w:r>
-      <w:r>
-        <w:rPr>
-          <w:rFonts w:ascii="Arial" w:hAnsi="Arial" w:cs="Arial"/>
-          <w:color w:val="000000" w:themeColor="text1"/>
-          <w:sz w:val="20"/>
-          <w:szCs w:val="20"/>
-          <w:lang w:val="en-GB"/>
-        </w:rPr>
-        <w:fldChar w:fldCharType="end"/>
-      </w:r>
-      <w:r>
-        <w:rPr>
-          <w:rFonts w:ascii="Arial" w:hAnsi="Arial" w:cs="Arial"/>
-          <w:color w:val="000000" w:themeColor="text1"/>
-          <w:sz w:val="20"/>
-          <w:szCs w:val="20"/>
-          <w:lang w:val="en-GB"/>
-        </w:rPr>
-        <w:t xml:space="preserve">A). Short-axis diameter, SUVmax, and STAR were all significantly elevated in </w:t>
-      </w:r>
-      <w:r>
-        <w:rPr>
-          <w:rFonts w:ascii="Arial" w:hAnsi="Arial" w:cs="Arial"/>
-          <w:color w:val="000000" w:themeColor="text1"/>
-          <w:sz w:val="20"/>
-          <w:szCs w:val="20"/>
-          <w:lang w:val="en-GB"/>
-        </w:rPr>
-        <w:lastRenderedPageBreak/>
-        <w:t>malignant lymph nodes on FEC-PET/CT (</w:t>
-      </w:r>
-      <w:r>
-        <w:rPr>
-          <w:rFonts w:ascii="Arial" w:hAnsi="Arial" w:cs="Arial"/>
-          <w:color w:val="000000" w:themeColor="text1"/>
-          <w:sz w:val="20"/>
-          <w:szCs w:val="20"/>
-          <w:lang w:val="en-GB"/>
-        </w:rPr>
-        <w:fldChar w:fldCharType="begin"/>
-      </w:r>
-      <w:r>
-        <w:rPr>
-          <w:rFonts w:ascii="Arial" w:hAnsi="Arial" w:cs="Arial"/>
-          <w:color w:val="000000" w:themeColor="text1"/>
-          <w:sz w:val="20"/>
-          <w:szCs w:val="20"/>
-          <w:lang w:val="en-GB"/>
-        </w:rPr>
-        <w:instrText xml:space="preserve"> REF _Ref142132711 \h </w:instrText>
-      </w:r>
-      <w:r>
-        <w:rPr>
-          <w:rFonts w:ascii="Arial" w:hAnsi="Arial" w:cs="Arial"/>
-          <w:color w:val="000000" w:themeColor="text1"/>
-          <w:sz w:val="20"/>
-          <w:szCs w:val="20"/>
-          <w:lang w:val="en-GB"/>
-        </w:rPr>
-      </w:r>
-      <w:r>
-        <w:rPr>
-          <w:rFonts w:ascii="Arial" w:hAnsi="Arial" w:cs="Arial"/>
-          <w:color w:val="000000" w:themeColor="text1"/>
-          <w:sz w:val="20"/>
-          <w:szCs w:val="20"/>
-          <w:lang w:val="en-GB"/>
-        </w:rPr>
-        <w:fldChar w:fldCharType="separate"/>
-      </w:r>
-      <w:r>
-        <w:rPr>
-          <w:rFonts w:ascii="Arial" w:hAnsi="Arial" w:cs="Arial"/>
-          <w:sz w:val="20"/>
-          <w:szCs w:val="20"/>
-          <w:lang w:val="en-GB"/>
-        </w:rPr>
-        <w:t xml:space="preserve">Figure </w:t>
-      </w:r>
-      <w:r>
-        <w:rPr>
-          <w:rFonts w:ascii="Arial" w:hAnsi="Arial" w:cs="Arial"/>
-          <w:noProof/>
-          <w:sz w:val="20"/>
-          <w:szCs w:val="20"/>
-          <w:lang w:val="en-GB"/>
-        </w:rPr>
-        <w:t>1</w:t>
-      </w:r>
-      <w:r>
-        <w:rPr>
-          <w:rFonts w:ascii="Arial" w:hAnsi="Arial" w:cs="Arial"/>
-          <w:color w:val="000000" w:themeColor="text1"/>
-          <w:sz w:val="20"/>
-          <w:szCs w:val="20"/>
-          <w:lang w:val="en-GB"/>
-        </w:rPr>
-        <w:fldChar w:fldCharType="end"/>
-      </w:r>
-      <w:r>
-        <w:rPr>
-          <w:rFonts w:ascii="Arial" w:hAnsi="Arial" w:cs="Arial"/>
-          <w:color w:val="000000" w:themeColor="text1"/>
-          <w:sz w:val="20"/>
-          <w:szCs w:val="20"/>
-          <w:lang w:val="en-GB"/>
-        </w:rPr>
-        <w:t>B). ADCmean and ADCmean NTR was not significantly different between benign and malignant lymph nodes in endometrial cancer (</w:t>
-      </w:r>
-      <w:r>
-        <w:rPr>
-          <w:rFonts w:ascii="Arial" w:hAnsi="Arial" w:cs="Arial"/>
-          <w:color w:val="000000" w:themeColor="text1"/>
-          <w:sz w:val="20"/>
-          <w:szCs w:val="20"/>
-          <w:lang w:val="en-GB"/>
-        </w:rPr>
-        <w:fldChar w:fldCharType="begin"/>
-      </w:r>
-      <w:r>
-        <w:rPr>
-          <w:rFonts w:ascii="Arial" w:hAnsi="Arial" w:cs="Arial"/>
-          <w:color w:val="000000" w:themeColor="text1"/>
-          <w:sz w:val="20"/>
-          <w:szCs w:val="20"/>
-          <w:lang w:val="en-GB"/>
-        </w:rPr>
-        <w:instrText xml:space="preserve"> REF _Ref142132711 \h </w:instrText>
-      </w:r>
-      <w:r>
-        <w:rPr>
-          <w:rFonts w:ascii="Arial" w:hAnsi="Arial" w:cs="Arial"/>
-          <w:color w:val="000000" w:themeColor="text1"/>
-          <w:sz w:val="20"/>
-          <w:szCs w:val="20"/>
-          <w:lang w:val="en-GB"/>
-        </w:rPr>
-      </w:r>
-      <w:r>
-        <w:rPr>
-          <w:rFonts w:ascii="Arial" w:hAnsi="Arial" w:cs="Arial"/>
-          <w:color w:val="000000" w:themeColor="text1"/>
-          <w:sz w:val="20"/>
-          <w:szCs w:val="20"/>
-          <w:lang w:val="en-GB"/>
-        </w:rPr>
-        <w:fldChar w:fldCharType="separate"/>
-      </w:r>
-      <w:r>
-        <w:rPr>
-          <w:rFonts w:ascii="Arial" w:hAnsi="Arial" w:cs="Arial"/>
-          <w:sz w:val="20"/>
-          <w:szCs w:val="20"/>
-          <w:lang w:val="en-GB"/>
-        </w:rPr>
-        <w:t xml:space="preserve">Figure </w:t>
-      </w:r>
-      <w:r>
-        <w:rPr>
-          <w:rFonts w:ascii="Arial" w:hAnsi="Arial" w:cs="Arial"/>
-          <w:noProof/>
-          <w:sz w:val="20"/>
-          <w:szCs w:val="20"/>
-          <w:lang w:val="en-GB"/>
-        </w:rPr>
-        <w:t>1</w:t>
-      </w:r>
-      <w:r>
-        <w:rPr>
-          <w:rFonts w:ascii="Arial" w:hAnsi="Arial" w:cs="Arial"/>
-          <w:color w:val="000000" w:themeColor="text1"/>
-          <w:sz w:val="20"/>
-          <w:szCs w:val="20"/>
-          <w:lang w:val="en-GB"/>
-        </w:rPr>
-        <w:fldChar w:fldCharType="end"/>
-      </w:r>
-      <w:r>
-        <w:rPr>
-          <w:rFonts w:ascii="Arial" w:hAnsi="Arial" w:cs="Arial"/>
-          <w:color w:val="000000" w:themeColor="text1"/>
-          <w:sz w:val="20"/>
-          <w:szCs w:val="20"/>
-          <w:lang w:val="en-GB"/>
-        </w:rPr>
-        <w:t>C).</w:t>
-      </w:r>
-    </w:p>
-    <w:p>
-      <w:pPr>
-        <w:pStyle w:val="BodyText"/>
-        <w:rPr>
-          <w:rFonts w:ascii="Arial" w:hAnsi="Arial" w:cs="Arial"/>
-          <w:color w:val="000000" w:themeColor="text1"/>
-          <w:sz w:val="20"/>
-          <w:szCs w:val="20"/>
-          <w:lang w:val="en-GB"/>
-        </w:rPr>
-      </w:pPr>
-      <w:r>
-        <w:rPr>
-          <w:rFonts w:ascii="Arial" w:hAnsi="Arial" w:cs="Arial"/>
-          <w:color w:val="000000" w:themeColor="text1"/>
-          <w:sz w:val="20"/>
-          <w:szCs w:val="20"/>
-          <w:lang w:val="en-GB"/>
-        </w:rPr>
-        <w:t>No calculated or raw measures were significantly different between benign and malignant nodes on FDG-PET/CT and FEC-PET/CT in cervical cancer, although average raw measures were consistently higher in malignant nodes (</w:t>
-      </w:r>
-      <w:r>
-        <w:rPr>
-          <w:rFonts w:ascii="Arial" w:hAnsi="Arial" w:cs="Arial"/>
-          <w:color w:val="000000" w:themeColor="text1"/>
-          <w:sz w:val="20"/>
-          <w:szCs w:val="20"/>
-          <w:lang w:val="en-GB"/>
-        </w:rPr>
-        <w:fldChar w:fldCharType="begin"/>
-      </w:r>
-      <w:r>
-        <w:rPr>
-          <w:rFonts w:ascii="Arial" w:hAnsi="Arial" w:cs="Arial"/>
-          <w:color w:val="000000" w:themeColor="text1"/>
-          <w:sz w:val="20"/>
-          <w:szCs w:val="20"/>
-          <w:lang w:val="en-GB"/>
-        </w:rPr>
-        <w:instrText xml:space="preserve"> REF _Ref142132823 \h </w:instrText>
-      </w:r>
-      <w:r>
-        <w:rPr>
-          <w:rFonts w:ascii="Arial" w:hAnsi="Arial" w:cs="Arial"/>
-          <w:color w:val="000000" w:themeColor="text1"/>
-          <w:sz w:val="20"/>
-          <w:szCs w:val="20"/>
-          <w:lang w:val="en-GB"/>
-        </w:rPr>
-      </w:r>
-      <w:r>
-        <w:rPr>
-          <w:rFonts w:ascii="Arial" w:hAnsi="Arial" w:cs="Arial"/>
-          <w:color w:val="000000" w:themeColor="text1"/>
-          <w:sz w:val="20"/>
-          <w:szCs w:val="20"/>
-          <w:lang w:val="en-GB"/>
-        </w:rPr>
-        <w:fldChar w:fldCharType="separate"/>
-      </w:r>
-      <w:r>
-        <w:rPr>
-          <w:rFonts w:ascii="Arial" w:hAnsi="Arial" w:cs="Arial"/>
-          <w:sz w:val="20"/>
-          <w:szCs w:val="20"/>
-          <w:lang w:val="en-GB"/>
-        </w:rPr>
-        <w:t xml:space="preserve">Figure </w:t>
-      </w:r>
-      <w:r>
-        <w:rPr>
-          <w:rFonts w:ascii="Arial" w:hAnsi="Arial" w:cs="Arial"/>
-          <w:noProof/>
-          <w:sz w:val="20"/>
-          <w:szCs w:val="20"/>
-          <w:lang w:val="en-GB"/>
-        </w:rPr>
-        <w:t>2</w:t>
-      </w:r>
-      <w:r>
-        <w:rPr>
-          <w:rFonts w:ascii="Arial" w:hAnsi="Arial" w:cs="Arial"/>
-          <w:color w:val="000000" w:themeColor="text1"/>
-          <w:sz w:val="20"/>
-          <w:szCs w:val="20"/>
-          <w:lang w:val="en-GB"/>
-        </w:rPr>
-        <w:fldChar w:fldCharType="end"/>
-      </w:r>
-      <w:r>
-        <w:rPr>
-          <w:rFonts w:ascii="Arial" w:hAnsi="Arial" w:cs="Arial"/>
-          <w:color w:val="000000" w:themeColor="text1"/>
-          <w:sz w:val="20"/>
-          <w:szCs w:val="20"/>
-          <w:lang w:val="en-GB"/>
-        </w:rPr>
-        <w:t xml:space="preserve">A &amp; </w:t>
-      </w:r>
-      <w:r>
-        <w:rPr>
-          <w:rFonts w:ascii="Arial" w:hAnsi="Arial" w:cs="Arial"/>
-          <w:color w:val="000000" w:themeColor="text1"/>
-          <w:sz w:val="20"/>
-          <w:szCs w:val="20"/>
-          <w:lang w:val="en-GB"/>
-        </w:rPr>
-        <w:fldChar w:fldCharType="begin"/>
-      </w:r>
-      <w:r>
-        <w:rPr>
-          <w:rFonts w:ascii="Arial" w:hAnsi="Arial" w:cs="Arial"/>
-          <w:color w:val="000000" w:themeColor="text1"/>
-          <w:sz w:val="20"/>
-          <w:szCs w:val="20"/>
-          <w:lang w:val="en-GB"/>
-        </w:rPr>
-        <w:instrText xml:space="preserve"> REF _Ref142132823 \h </w:instrText>
-      </w:r>
-      <w:r>
-        <w:rPr>
-          <w:rFonts w:ascii="Arial" w:hAnsi="Arial" w:cs="Arial"/>
-          <w:color w:val="000000" w:themeColor="text1"/>
-          <w:sz w:val="20"/>
-          <w:szCs w:val="20"/>
-          <w:lang w:val="en-GB"/>
-        </w:rPr>
-      </w:r>
-      <w:r>
-        <w:rPr>
-          <w:rFonts w:ascii="Arial" w:hAnsi="Arial" w:cs="Arial"/>
-          <w:color w:val="000000" w:themeColor="text1"/>
-          <w:sz w:val="20"/>
-          <w:szCs w:val="20"/>
-          <w:lang w:val="en-GB"/>
-        </w:rPr>
-        <w:fldChar w:fldCharType="separate"/>
-      </w:r>
-      <w:r>
-        <w:rPr>
-          <w:rFonts w:ascii="Arial" w:hAnsi="Arial" w:cs="Arial"/>
-          <w:sz w:val="20"/>
-          <w:szCs w:val="20"/>
-          <w:lang w:val="en-GB"/>
-        </w:rPr>
-        <w:t xml:space="preserve">Figure </w:t>
-      </w:r>
-      <w:r>
-        <w:rPr>
-          <w:rFonts w:ascii="Arial" w:hAnsi="Arial" w:cs="Arial"/>
-          <w:noProof/>
-          <w:sz w:val="20"/>
-          <w:szCs w:val="20"/>
-          <w:lang w:val="en-GB"/>
-        </w:rPr>
-        <w:t>2</w:t>
-      </w:r>
-      <w:r>
-        <w:rPr>
-          <w:rFonts w:ascii="Arial" w:hAnsi="Arial" w:cs="Arial"/>
-          <w:color w:val="000000" w:themeColor="text1"/>
-          <w:sz w:val="20"/>
-          <w:szCs w:val="20"/>
-          <w:lang w:val="en-GB"/>
-        </w:rPr>
-        <w:fldChar w:fldCharType="end"/>
-      </w:r>
-      <w:r>
-        <w:rPr>
-          <w:rFonts w:ascii="Arial" w:hAnsi="Arial" w:cs="Arial"/>
-          <w:color w:val="000000" w:themeColor="text1"/>
-          <w:sz w:val="20"/>
-          <w:szCs w:val="20"/>
-          <w:lang w:val="en-GB"/>
-        </w:rPr>
-        <w:t>B). Low numbers of measured nodes in cervical cancer may limit the power of statistical analysis. Interestingly, ADCmean and ADCmean NTR were significantly lower in malignant nodes in cervical cancer (</w:t>
-      </w:r>
-      <w:r>
-        <w:rPr>
-          <w:rFonts w:ascii="Arial" w:hAnsi="Arial" w:cs="Arial"/>
-          <w:color w:val="000000" w:themeColor="text1"/>
-          <w:sz w:val="20"/>
-          <w:szCs w:val="20"/>
-          <w:lang w:val="en-GB"/>
-        </w:rPr>
-        <w:fldChar w:fldCharType="begin"/>
-      </w:r>
-      <w:r>
-        <w:rPr>
-          <w:rFonts w:ascii="Arial" w:hAnsi="Arial" w:cs="Arial"/>
-          <w:color w:val="000000" w:themeColor="text1"/>
-          <w:sz w:val="20"/>
-          <w:szCs w:val="20"/>
-          <w:lang w:val="en-GB"/>
-        </w:rPr>
-        <w:instrText xml:space="preserve"> REF _Ref142132823 \h </w:instrText>
-      </w:r>
-      <w:r>
-        <w:rPr>
-          <w:rFonts w:ascii="Arial" w:hAnsi="Arial" w:cs="Arial"/>
-          <w:color w:val="000000" w:themeColor="text1"/>
-          <w:sz w:val="20"/>
-          <w:szCs w:val="20"/>
-          <w:lang w:val="en-GB"/>
-        </w:rPr>
-      </w:r>
-      <w:r>
-        <w:rPr>
-          <w:rFonts w:ascii="Arial" w:hAnsi="Arial" w:cs="Arial"/>
-          <w:color w:val="000000" w:themeColor="text1"/>
-          <w:sz w:val="20"/>
-          <w:szCs w:val="20"/>
-          <w:lang w:val="en-GB"/>
-        </w:rPr>
-        <w:fldChar w:fldCharType="separate"/>
-      </w:r>
-      <w:r>
-        <w:rPr>
-          <w:rFonts w:ascii="Arial" w:hAnsi="Arial" w:cs="Arial"/>
-          <w:sz w:val="20"/>
-          <w:szCs w:val="20"/>
-          <w:lang w:val="en-GB"/>
-        </w:rPr>
-        <w:t xml:space="preserve">Figure </w:t>
-      </w:r>
-      <w:r>
-        <w:rPr>
-          <w:rFonts w:ascii="Arial" w:hAnsi="Arial" w:cs="Arial"/>
-          <w:noProof/>
-          <w:sz w:val="20"/>
-          <w:szCs w:val="20"/>
-          <w:lang w:val="en-GB"/>
-        </w:rPr>
-        <w:t>2</w:t>
-      </w:r>
-      <w:r>
-        <w:rPr>
-          <w:rFonts w:ascii="Arial" w:hAnsi="Arial" w:cs="Arial"/>
-          <w:color w:val="000000" w:themeColor="text1"/>
-          <w:sz w:val="20"/>
-          <w:szCs w:val="20"/>
-          <w:lang w:val="en-GB"/>
-        </w:rPr>
-        <w:fldChar w:fldCharType="end"/>
-      </w:r>
-      <w:r>
-        <w:rPr>
-          <w:rFonts w:ascii="Arial" w:hAnsi="Arial" w:cs="Arial"/>
-          <w:color w:val="000000" w:themeColor="text1"/>
-          <w:sz w:val="20"/>
-          <w:szCs w:val="20"/>
-          <w:lang w:val="en-GB"/>
-        </w:rPr>
-        <w:t>C).</w:t>
-      </w:r>
-    </w:p>
-    <w:p>
-      <w:pPr>
-        <w:pStyle w:val="CaptionedFigure"/>
-        <w:jc w:val="center"/>
-        <w:rPr>
-          <w:lang w:val="en-GB"/>
-        </w:rPr>
-      </w:pPr>
-      <w:r>
-        <w:rPr>
-          <w:rFonts w:ascii="Arial" w:hAnsi="Arial" w:cs="Arial"/>
-          <w:noProof/>
-          <w:color w:val="000000" w:themeColor="text1"/>
-          <w:sz w:val="20"/>
-          <w:szCs w:val="20"/>
-          <w:lang w:val="en-GB"/>
-        </w:rPr>
         <w:drawing>
-          <wp:inline distT="0" distB="0" distL="0" distR="0" wp14:anchorId="04F0D2D8" wp14:editId="395ECB95">
-            <wp:extent cx="5334000" cy="3200399"/>
+          <wp:inline distT="0" distB="0" distL="0" distR="0" wp14:anchorId="55601CC5" wp14:editId="31B19922">
+            <wp:extent cx="5038090" cy="3599996"/>
             <wp:effectExtent l="0" t="0" r="0" b="0"/>
-            <wp:docPr id="36" name="Picture"/>
-            <wp:cNvGraphicFramePr/>
+            <wp:docPr id="938542993" name="Picture 1"/>
+            <wp:cNvGraphicFramePr>
+              <a:graphicFrameLocks xmlns:a="http://schemas.openxmlformats.org/drawingml/2006/main" noChangeAspect="1"/>
+            </wp:cNvGraphicFramePr>
             <a:graphic xmlns:a="http://schemas.openxmlformats.org/drawingml/2006/main">
               <a:graphicData uri="http://schemas.openxmlformats.org/drawingml/2006/picture">
                 <pic:pic xmlns:pic="http://schemas.openxmlformats.org/drawingml/2006/picture">
                   <pic:nvPicPr>
-                    <pic:cNvPr id="36" name="Picture"/>
+                    <pic:cNvPr id="938542993" name="Picture 1"/>
                     <pic:cNvPicPr>
                       <a:picLocks noChangeAspect="1" noChangeArrowheads="1"/>
                     </pic:cNvPicPr>
                   </pic:nvPicPr>
                   <pic:blipFill>
-                    <a:blip r:embed="rId12" cstate="print">
+                    <a:blip r:embed="rId12">
                       <a:extLst>
                         <a:ext uri="{28A0092B-C50C-407E-A947-70E740481C1C}">
                           <a14:useLocalDpi xmlns:a14="http://schemas.microsoft.com/office/drawing/2010/main" val="0"/>
@@ -4035,16 +4237,14 @@
                   <pic:spPr bwMode="auto">
                     <a:xfrm>
                       <a:off x="0" y="0"/>
-                      <a:ext cx="5334000" cy="3200399"/>
+                      <a:ext cx="5038090" cy="3599996"/>
                     </a:xfrm>
                     <a:prstGeom prst="rect">
                       <a:avLst/>
                     </a:prstGeom>
                     <a:noFill/>
-                    <a:ln w="9525">
+                    <a:ln>
                       <a:noFill/>
-                      <a:headEnd/>
-                      <a:tailEnd/>
                     </a:ln>
                   </pic:spPr>
                 </pic:pic>
@@ -4060,19 +4260,18 @@
         <w:jc w:val="center"/>
         <w:rPr>
           <w:rFonts w:ascii="Arial" w:hAnsi="Arial" w:cs="Arial"/>
-          <w:color w:val="000000" w:themeColor="text1"/>
-          <w:sz w:val="20"/>
-          <w:szCs w:val="20"/>
-          <w:lang w:val="en-GB"/>
-        </w:rPr>
-      </w:pPr>
-      <w:bookmarkStart w:id="18" w:name="_Ref142132711"/>
-      <w:r>
-        <w:rPr>
-          <w:rFonts w:ascii="Arial" w:hAnsi="Arial" w:cs="Arial"/>
-          <w:sz w:val="20"/>
-          <w:szCs w:val="20"/>
-          <w:lang w:val="en-GB"/>
+          <w:sz w:val="20"/>
+          <w:szCs w:val="20"/>
+          <w:lang w:val="en-GB"/>
+        </w:rPr>
+      </w:pPr>
+      <w:bookmarkStart w:id="22" w:name="_Ref143114303"/>
+      <w:commentRangeStart w:id="23"/>
+      <w:r>
+        <w:rPr>
+          <w:rFonts w:ascii="Arial" w:hAnsi="Arial" w:cs="Arial"/>
+          <w:sz w:val="20"/>
+          <w:szCs w:val="20"/>
         </w:rPr>
         <w:t xml:space="preserve">Figure </w:t>
       </w:r>
@@ -4081,7 +4280,6 @@
           <w:rFonts w:ascii="Arial" w:hAnsi="Arial" w:cs="Arial"/>
           <w:sz w:val="20"/>
           <w:szCs w:val="20"/>
-          <w:lang w:val="en-GB"/>
         </w:rPr>
         <w:fldChar w:fldCharType="begin"/>
       </w:r>
@@ -4090,7 +4288,6 @@
           <w:rFonts w:ascii="Arial" w:hAnsi="Arial" w:cs="Arial"/>
           <w:sz w:val="20"/>
           <w:szCs w:val="20"/>
-          <w:lang w:val="en-GB"/>
         </w:rPr>
         <w:instrText xml:space="preserve"> SEQ Figure \* ARABIC </w:instrText>
       </w:r>
@@ -4099,7 +4296,6 @@
           <w:rFonts w:ascii="Arial" w:hAnsi="Arial" w:cs="Arial"/>
           <w:sz w:val="20"/>
           <w:szCs w:val="20"/>
-          <w:lang w:val="en-GB"/>
         </w:rPr>
         <w:fldChar w:fldCharType="separate"/>
       </w:r>
@@ -4109,7 +4305,6 @@
           <w:noProof/>
           <w:sz w:val="20"/>
           <w:szCs w:val="20"/>
-          <w:lang w:val="en-GB"/>
         </w:rPr>
         <w:t>1</w:t>
       </w:r>
@@ -4118,183 +4313,657 @@
           <w:rFonts w:ascii="Arial" w:hAnsi="Arial" w:cs="Arial"/>
           <w:sz w:val="20"/>
           <w:szCs w:val="20"/>
-          <w:lang w:val="en-GB"/>
         </w:rPr>
         <w:fldChar w:fldCharType="end"/>
       </w:r>
-      <w:bookmarkEnd w:id="18"/>
-      <w:r>
-        <w:rPr>
-          <w:rFonts w:ascii="Arial" w:hAnsi="Arial" w:cs="Arial"/>
-          <w:sz w:val="20"/>
-          <w:szCs w:val="20"/>
-          <w:lang w:val="en-GB"/>
+      <w:bookmarkEnd w:id="22"/>
+      <w:r>
+        <w:rPr>
+          <w:rFonts w:ascii="Arial" w:hAnsi="Arial" w:cs="Arial"/>
+          <w:sz w:val="20"/>
+          <w:szCs w:val="20"/>
         </w:rPr>
         <w:t xml:space="preserve"> </w:t>
       </w:r>
-      <w:commentRangeStart w:id="19"/>
-      <w:r>
-        <w:rPr>
-          <w:rFonts w:ascii="Arial" w:hAnsi="Arial" w:cs="Arial"/>
-          <w:sz w:val="20"/>
-          <w:szCs w:val="20"/>
-          <w:lang w:val="en-GB"/>
-        </w:rPr>
-        <w:t xml:space="preserve">- </w:t>
-      </w:r>
-      <w:r>
-        <w:rPr>
-          <w:rFonts w:ascii="Arial" w:hAnsi="Arial" w:cs="Arial"/>
-          <w:color w:val="000000" w:themeColor="text1"/>
-          <w:sz w:val="20"/>
-          <w:szCs w:val="20"/>
-          <w:lang w:val="en-GB"/>
-        </w:rPr>
-        <w:t xml:space="preserve">Raw and calculated quantitative measures from benign (B) and malignant (M) lymph nodes in endometrial cancer. Nodes of all regions are pooled together for this analysis. Red lines represent optimal </w:t>
-      </w:r>
-      <w:proofErr w:type="spellStart"/>
-      <w:r>
-        <w:rPr>
-          <w:rFonts w:ascii="Arial" w:hAnsi="Arial" w:cs="Arial"/>
-          <w:color w:val="000000" w:themeColor="text1"/>
-          <w:sz w:val="20"/>
-          <w:szCs w:val="20"/>
-          <w:lang w:val="en-GB"/>
-        </w:rPr>
-        <w:t>cutpoints</w:t>
-      </w:r>
-      <w:proofErr w:type="spellEnd"/>
-      <w:r>
-        <w:rPr>
-          <w:rFonts w:ascii="Arial" w:hAnsi="Arial" w:cs="Arial"/>
-          <w:color w:val="000000" w:themeColor="text1"/>
-          <w:sz w:val="20"/>
-          <w:szCs w:val="20"/>
-          <w:lang w:val="en-GB"/>
-        </w:rPr>
-        <w:t xml:space="preserve"> for F1 score maximisation. Significance </w:t>
-      </w:r>
-      <w:commentRangeEnd w:id="19"/>
+      <w:r>
+        <w:rPr>
+          <w:rFonts w:ascii="Arial" w:hAnsi="Arial" w:cs="Arial"/>
+          <w:sz w:val="20"/>
+          <w:szCs w:val="20"/>
+        </w:rPr>
+        <w:t>– Consort diagram showing patient enrollment and eligibility for analysis. EC, endometrial cancer; CC, cervical cancer; P, pelvic nodes; PA, para-aortic nodes</w:t>
+      </w:r>
+      <w:r>
+        <w:rPr>
+          <w:rFonts w:ascii="Arial" w:hAnsi="Arial" w:cs="Arial"/>
+          <w:sz w:val="20"/>
+          <w:szCs w:val="20"/>
+        </w:rPr>
+        <w:t>.</w:t>
+      </w:r>
+      <w:commentRangeEnd w:id="23"/>
       <w:r>
         <w:rPr>
           <w:rStyle w:val="CommentReference"/>
           <w:i w:val="0"/>
         </w:rPr>
-        <w:commentReference w:id="19"/>
-      </w:r>
-      <w:r>
-        <w:rPr>
-          <w:rFonts w:ascii="Arial" w:hAnsi="Arial" w:cs="Arial"/>
-          <w:color w:val="000000" w:themeColor="text1"/>
-          <w:sz w:val="20"/>
-          <w:szCs w:val="20"/>
-          <w:lang w:val="en-GB"/>
-        </w:rPr>
-        <w:t xml:space="preserve">was </w:t>
-      </w:r>
-      <w:commentRangeStart w:id="20"/>
-      <w:commentRangeStart w:id="21"/>
-      <w:r>
-        <w:rPr>
-          <w:rFonts w:ascii="Arial" w:hAnsi="Arial" w:cs="Arial"/>
-          <w:color w:val="000000" w:themeColor="text1"/>
-          <w:sz w:val="20"/>
-          <w:szCs w:val="20"/>
-          <w:lang w:val="en-GB"/>
-        </w:rPr>
-        <w:t xml:space="preserve">tested between groups </w:t>
-      </w:r>
-      <w:commentRangeEnd w:id="20"/>
-      <w:r>
-        <w:rPr>
-          <w:rStyle w:val="CommentReference"/>
-          <w:i w:val="0"/>
-        </w:rPr>
-        <w:commentReference w:id="20"/>
-      </w:r>
-      <w:commentRangeEnd w:id="21"/>
-      <w:r>
-        <w:rPr>
-          <w:rStyle w:val="CommentReference"/>
-          <w:i w:val="0"/>
-        </w:rPr>
-        <w:commentReference w:id="21"/>
-      </w:r>
-      <w:r>
-        <w:rPr>
-          <w:rFonts w:ascii="Arial" w:hAnsi="Arial" w:cs="Arial"/>
-          <w:color w:val="000000" w:themeColor="text1"/>
-          <w:sz w:val="20"/>
-          <w:szCs w:val="20"/>
-          <w:lang w:val="en-GB"/>
-        </w:rPr>
-        <w:t xml:space="preserve">using Mann-Whitney U-test. ***, p </w:t>
-      </w:r>
-      <m:oMath>
-        <m:r>
-          <w:rPr>
-            <w:rFonts w:ascii="Cambria Math" w:hAnsi="Cambria Math" w:cs="Arial"/>
-            <w:color w:val="000000" w:themeColor="text1"/>
-            <w:sz w:val="20"/>
-            <w:szCs w:val="20"/>
-            <w:lang w:val="en-GB"/>
-          </w:rPr>
-          <m:t>&lt;</m:t>
-        </m:r>
-      </m:oMath>
-      <w:r>
-        <w:rPr>
-          <w:rFonts w:ascii="Arial" w:hAnsi="Arial" w:cs="Arial"/>
-          <w:color w:val="000000" w:themeColor="text1"/>
-          <w:sz w:val="20"/>
-          <w:szCs w:val="20"/>
-          <w:lang w:val="en-GB"/>
-        </w:rPr>
-        <w:t xml:space="preserve"> 0.001, **, p </w:t>
-      </w:r>
-      <m:oMath>
-        <m:r>
-          <w:rPr>
-            <w:rFonts w:ascii="Cambria Math" w:hAnsi="Cambria Math" w:cs="Arial"/>
-            <w:color w:val="000000" w:themeColor="text1"/>
-            <w:sz w:val="20"/>
-            <w:szCs w:val="20"/>
-            <w:lang w:val="en-GB"/>
-          </w:rPr>
-          <m:t>&lt;</m:t>
-        </m:r>
-      </m:oMath>
-      <w:r>
-        <w:rPr>
-          <w:rFonts w:ascii="Arial" w:hAnsi="Arial" w:cs="Arial"/>
-          <w:color w:val="000000" w:themeColor="text1"/>
-          <w:sz w:val="20"/>
-          <w:szCs w:val="20"/>
-          <w:lang w:val="en-GB"/>
-        </w:rPr>
-        <w:t xml:space="preserve"> 0.01, *, p </w:t>
-      </w:r>
-      <m:oMath>
-        <m:r>
-          <w:rPr>
-            <w:rFonts w:ascii="Cambria Math" w:hAnsi="Cambria Math" w:cs="Arial"/>
-            <w:color w:val="000000" w:themeColor="text1"/>
-            <w:sz w:val="20"/>
-            <w:szCs w:val="20"/>
-            <w:lang w:val="en-GB"/>
-          </w:rPr>
-          <m:t>&lt;</m:t>
-        </m:r>
-      </m:oMath>
-      <w:r>
-        <w:rPr>
-          <w:rFonts w:ascii="Arial" w:hAnsi="Arial" w:cs="Arial"/>
-          <w:color w:val="000000" w:themeColor="text1"/>
-          <w:sz w:val="20"/>
-          <w:szCs w:val="20"/>
-          <w:lang w:val="en-GB"/>
-        </w:rPr>
-        <w:t xml:space="preserve"> 0.05.</w:t>
+        <w:commentReference w:id="23"/>
+      </w:r>
+    </w:p>
+    <w:p>
+      <w:pPr>
+        <w:pStyle w:val="Heading2"/>
+        <w:rPr>
+          <w:rFonts w:ascii="Arial" w:hAnsi="Arial" w:cs="Arial"/>
+          <w:color w:val="000000" w:themeColor="text1"/>
+          <w:sz w:val="20"/>
+          <w:szCs w:val="20"/>
+          <w:lang w:val="en-GB"/>
+        </w:rPr>
+      </w:pPr>
+      <w:bookmarkStart w:id="24" w:name="Xe2fde7c23043af65ce41b3be9b216928b6ed8bd"/>
+      <w:bookmarkEnd w:id="21"/>
+      <w:r>
+        <w:rPr>
+          <w:rFonts w:ascii="Arial" w:hAnsi="Arial" w:cs="Arial"/>
+          <w:color w:val="000000" w:themeColor="text1"/>
+          <w:sz w:val="20"/>
+          <w:szCs w:val="20"/>
+          <w:lang w:val="en-GB"/>
+        </w:rPr>
+        <w:t>Quantitative measures in benign and malignant lymph nodes</w:t>
+      </w:r>
+    </w:p>
+    <w:p>
+      <w:pPr>
+        <w:pStyle w:val="BodyText"/>
+        <w:rPr>
+          <w:rFonts w:ascii="Arial" w:hAnsi="Arial" w:cs="Arial"/>
+          <w:color w:val="000000" w:themeColor="text1"/>
+          <w:sz w:val="20"/>
+          <w:szCs w:val="20"/>
+          <w:lang w:val="en-GB"/>
+        </w:rPr>
+      </w:pPr>
+      <w:r>
+        <w:rPr>
+          <w:rFonts w:ascii="Arial" w:hAnsi="Arial" w:cs="Arial"/>
+          <w:color w:val="000000" w:themeColor="text1"/>
+          <w:sz w:val="20"/>
+          <w:szCs w:val="20"/>
+          <w:lang w:val="en-GB"/>
+        </w:rPr>
+        <w:t xml:space="preserve">Quantitative measures, both raw and calculated, were compared in benign and malignant lymph nodes in endometrial cancer. </w:t>
+      </w:r>
+      <w:r>
+        <w:rPr>
+          <w:rFonts w:ascii="Arial" w:hAnsi="Arial" w:cs="Arial"/>
+          <w:color w:val="000000" w:themeColor="text1"/>
+          <w:sz w:val="20"/>
+          <w:szCs w:val="20"/>
+          <w:lang w:val="en-GB"/>
+        </w:rPr>
+        <w:t>Nodal SUVmax, NTR, and STAR</w:t>
+      </w:r>
+      <w:r>
+        <w:rPr>
+          <w:rFonts w:ascii="Arial" w:hAnsi="Arial" w:cs="Arial"/>
+          <w:color w:val="000000" w:themeColor="text1"/>
+          <w:sz w:val="20"/>
+          <w:szCs w:val="20"/>
+          <w:lang w:val="en-GB"/>
+        </w:rPr>
+        <w:t xml:space="preserve"> were </w:t>
+      </w:r>
+      <w:r>
+        <w:rPr>
+          <w:rFonts w:ascii="Arial" w:hAnsi="Arial" w:cs="Arial"/>
+          <w:color w:val="000000" w:themeColor="text1"/>
+          <w:sz w:val="20"/>
+          <w:szCs w:val="20"/>
+          <w:lang w:val="en-GB"/>
+        </w:rPr>
+        <w:t xml:space="preserve">all </w:t>
+      </w:r>
+      <w:r>
+        <w:rPr>
+          <w:rFonts w:ascii="Arial" w:hAnsi="Arial" w:cs="Arial"/>
+          <w:color w:val="000000" w:themeColor="text1"/>
+          <w:sz w:val="20"/>
+          <w:szCs w:val="20"/>
+          <w:lang w:val="en-GB"/>
+        </w:rPr>
+        <w:t>significantly higher in malignant than benign lymph nodes on FDG-PET/CT (</w:t>
+      </w:r>
+      <w:r>
+        <w:rPr>
+          <w:rFonts w:ascii="Arial" w:hAnsi="Arial" w:cs="Arial"/>
+          <w:color w:val="000000" w:themeColor="text1"/>
+          <w:sz w:val="20"/>
+          <w:szCs w:val="20"/>
+          <w:lang w:val="en-GB"/>
+        </w:rPr>
+        <w:fldChar w:fldCharType="begin"/>
+      </w:r>
+      <w:r>
+        <w:rPr>
+          <w:rFonts w:ascii="Arial" w:hAnsi="Arial" w:cs="Arial"/>
+          <w:color w:val="000000" w:themeColor="text1"/>
+          <w:sz w:val="20"/>
+          <w:szCs w:val="20"/>
+          <w:lang w:val="en-GB"/>
+        </w:rPr>
+        <w:instrText xml:space="preserve"> REF _Ref142132711 \h </w:instrText>
+      </w:r>
+      <w:r>
+        <w:rPr>
+          <w:rFonts w:ascii="Arial" w:hAnsi="Arial" w:cs="Arial"/>
+          <w:color w:val="000000" w:themeColor="text1"/>
+          <w:sz w:val="20"/>
+          <w:szCs w:val="20"/>
+          <w:lang w:val="en-GB"/>
+        </w:rPr>
+      </w:r>
+      <w:r>
+        <w:rPr>
+          <w:rFonts w:ascii="Arial" w:hAnsi="Arial" w:cs="Arial"/>
+          <w:color w:val="000000" w:themeColor="text1"/>
+          <w:sz w:val="20"/>
+          <w:szCs w:val="20"/>
+          <w:lang w:val="en-GB"/>
+        </w:rPr>
+        <w:fldChar w:fldCharType="separate"/>
+      </w:r>
+      <w:r>
+        <w:rPr>
+          <w:rFonts w:ascii="Arial" w:hAnsi="Arial" w:cs="Arial"/>
+          <w:sz w:val="20"/>
+          <w:szCs w:val="20"/>
+          <w:lang w:val="en-GB"/>
+        </w:rPr>
+        <w:t xml:space="preserve">Figure </w:t>
+      </w:r>
+      <w:r>
+        <w:rPr>
+          <w:rFonts w:ascii="Arial" w:hAnsi="Arial" w:cs="Arial"/>
+          <w:noProof/>
+          <w:sz w:val="20"/>
+          <w:szCs w:val="20"/>
+          <w:lang w:val="en-GB"/>
+        </w:rPr>
+        <w:t>1</w:t>
+      </w:r>
+      <w:r>
+        <w:rPr>
+          <w:rFonts w:ascii="Arial" w:hAnsi="Arial" w:cs="Arial"/>
+          <w:color w:val="000000" w:themeColor="text1"/>
+          <w:sz w:val="20"/>
+          <w:szCs w:val="20"/>
+          <w:lang w:val="en-GB"/>
+        </w:rPr>
+        <w:fldChar w:fldCharType="end"/>
+      </w:r>
+      <w:r>
+        <w:rPr>
+          <w:rFonts w:ascii="Arial" w:hAnsi="Arial" w:cs="Arial"/>
+          <w:color w:val="000000" w:themeColor="text1"/>
+          <w:sz w:val="20"/>
+          <w:szCs w:val="20"/>
+          <w:lang w:val="en-GB"/>
+        </w:rPr>
+        <w:t xml:space="preserve">A). </w:t>
+      </w:r>
+      <w:r>
+        <w:rPr>
+          <w:rFonts w:ascii="Arial" w:hAnsi="Arial" w:cs="Arial"/>
+          <w:color w:val="000000" w:themeColor="text1"/>
+          <w:sz w:val="20"/>
+          <w:szCs w:val="20"/>
+          <w:lang w:val="en-GB"/>
+        </w:rPr>
+        <w:t xml:space="preserve">Nodal </w:t>
+      </w:r>
+      <w:r>
+        <w:rPr>
+          <w:rFonts w:ascii="Arial" w:hAnsi="Arial" w:cs="Arial"/>
+          <w:color w:val="000000" w:themeColor="text1"/>
+          <w:sz w:val="20"/>
+          <w:szCs w:val="20"/>
+          <w:lang w:val="en-GB"/>
+        </w:rPr>
+        <w:t>SUVmax</w:t>
+      </w:r>
+      <w:r>
+        <w:rPr>
+          <w:rFonts w:ascii="Arial" w:hAnsi="Arial" w:cs="Arial"/>
+          <w:color w:val="000000" w:themeColor="text1"/>
+          <w:sz w:val="20"/>
+          <w:szCs w:val="20"/>
+          <w:lang w:val="en-GB"/>
+        </w:rPr>
+        <w:t xml:space="preserve"> </w:t>
+      </w:r>
+      <w:r>
+        <w:rPr>
+          <w:rFonts w:ascii="Arial" w:hAnsi="Arial" w:cs="Arial"/>
+          <w:color w:val="000000" w:themeColor="text1"/>
+          <w:sz w:val="20"/>
+          <w:szCs w:val="20"/>
+          <w:lang w:val="en-GB"/>
+        </w:rPr>
+        <w:t>and STAR were significantly elevated in malignant lymph nodes on FEC-PET/CT (</w:t>
+      </w:r>
+      <w:r>
+        <w:rPr>
+          <w:rFonts w:ascii="Arial" w:hAnsi="Arial" w:cs="Arial"/>
+          <w:color w:val="000000" w:themeColor="text1"/>
+          <w:sz w:val="20"/>
+          <w:szCs w:val="20"/>
+          <w:lang w:val="en-GB"/>
+        </w:rPr>
+        <w:fldChar w:fldCharType="begin"/>
+      </w:r>
+      <w:r>
+        <w:rPr>
+          <w:rFonts w:ascii="Arial" w:hAnsi="Arial" w:cs="Arial"/>
+          <w:color w:val="000000" w:themeColor="text1"/>
+          <w:sz w:val="20"/>
+          <w:szCs w:val="20"/>
+          <w:lang w:val="en-GB"/>
+        </w:rPr>
+        <w:instrText xml:space="preserve"> REF _Ref142132711 \h </w:instrText>
+      </w:r>
+      <w:r>
+        <w:rPr>
+          <w:rFonts w:ascii="Arial" w:hAnsi="Arial" w:cs="Arial"/>
+          <w:color w:val="000000" w:themeColor="text1"/>
+          <w:sz w:val="20"/>
+          <w:szCs w:val="20"/>
+          <w:lang w:val="en-GB"/>
+        </w:rPr>
+      </w:r>
+      <w:r>
+        <w:rPr>
+          <w:rFonts w:ascii="Arial" w:hAnsi="Arial" w:cs="Arial"/>
+          <w:color w:val="000000" w:themeColor="text1"/>
+          <w:sz w:val="20"/>
+          <w:szCs w:val="20"/>
+          <w:lang w:val="en-GB"/>
+        </w:rPr>
+        <w:fldChar w:fldCharType="separate"/>
+      </w:r>
+      <w:r>
+        <w:rPr>
+          <w:rFonts w:ascii="Arial" w:hAnsi="Arial" w:cs="Arial"/>
+          <w:sz w:val="20"/>
+          <w:szCs w:val="20"/>
+          <w:lang w:val="en-GB"/>
+        </w:rPr>
+        <w:t xml:space="preserve">Figure </w:t>
+      </w:r>
+      <w:r>
+        <w:rPr>
+          <w:rFonts w:ascii="Arial" w:hAnsi="Arial" w:cs="Arial"/>
+          <w:noProof/>
+          <w:sz w:val="20"/>
+          <w:szCs w:val="20"/>
+          <w:lang w:val="en-GB"/>
+        </w:rPr>
+        <w:t>1</w:t>
+      </w:r>
+      <w:r>
+        <w:rPr>
+          <w:rFonts w:ascii="Arial" w:hAnsi="Arial" w:cs="Arial"/>
+          <w:color w:val="000000" w:themeColor="text1"/>
+          <w:sz w:val="20"/>
+          <w:szCs w:val="20"/>
+          <w:lang w:val="en-GB"/>
+        </w:rPr>
+        <w:fldChar w:fldCharType="end"/>
+      </w:r>
+      <w:r>
+        <w:rPr>
+          <w:rFonts w:ascii="Arial" w:hAnsi="Arial" w:cs="Arial"/>
+          <w:color w:val="000000" w:themeColor="text1"/>
+          <w:sz w:val="20"/>
+          <w:szCs w:val="20"/>
+          <w:lang w:val="en-GB"/>
+        </w:rPr>
+        <w:t>B). ADCmean and ADCmean NTR was not significantly different between benign and malignant lymph nodes in endometrial cancer (</w:t>
+      </w:r>
+      <w:r>
+        <w:rPr>
+          <w:rFonts w:ascii="Arial" w:hAnsi="Arial" w:cs="Arial"/>
+          <w:color w:val="000000" w:themeColor="text1"/>
+          <w:sz w:val="20"/>
+          <w:szCs w:val="20"/>
+          <w:lang w:val="en-GB"/>
+        </w:rPr>
+        <w:fldChar w:fldCharType="begin"/>
+      </w:r>
+      <w:r>
+        <w:rPr>
+          <w:rFonts w:ascii="Arial" w:hAnsi="Arial" w:cs="Arial"/>
+          <w:color w:val="000000" w:themeColor="text1"/>
+          <w:sz w:val="20"/>
+          <w:szCs w:val="20"/>
+          <w:lang w:val="en-GB"/>
+        </w:rPr>
+        <w:instrText xml:space="preserve"> REF _Ref142132711 \h </w:instrText>
+      </w:r>
+      <w:r>
+        <w:rPr>
+          <w:rFonts w:ascii="Arial" w:hAnsi="Arial" w:cs="Arial"/>
+          <w:color w:val="000000" w:themeColor="text1"/>
+          <w:sz w:val="20"/>
+          <w:szCs w:val="20"/>
+          <w:lang w:val="en-GB"/>
+        </w:rPr>
+      </w:r>
+      <w:r>
+        <w:rPr>
+          <w:rFonts w:ascii="Arial" w:hAnsi="Arial" w:cs="Arial"/>
+          <w:color w:val="000000" w:themeColor="text1"/>
+          <w:sz w:val="20"/>
+          <w:szCs w:val="20"/>
+          <w:lang w:val="en-GB"/>
+        </w:rPr>
+        <w:fldChar w:fldCharType="separate"/>
+      </w:r>
+      <w:r>
+        <w:rPr>
+          <w:rFonts w:ascii="Arial" w:hAnsi="Arial" w:cs="Arial"/>
+          <w:sz w:val="20"/>
+          <w:szCs w:val="20"/>
+          <w:lang w:val="en-GB"/>
+        </w:rPr>
+        <w:t xml:space="preserve">Figure </w:t>
+      </w:r>
+      <w:r>
+        <w:rPr>
+          <w:rFonts w:ascii="Arial" w:hAnsi="Arial" w:cs="Arial"/>
+          <w:noProof/>
+          <w:sz w:val="20"/>
+          <w:szCs w:val="20"/>
+          <w:lang w:val="en-GB"/>
+        </w:rPr>
+        <w:t>1</w:t>
+      </w:r>
+      <w:r>
+        <w:rPr>
+          <w:rFonts w:ascii="Arial" w:hAnsi="Arial" w:cs="Arial"/>
+          <w:color w:val="000000" w:themeColor="text1"/>
+          <w:sz w:val="20"/>
+          <w:szCs w:val="20"/>
+          <w:lang w:val="en-GB"/>
+        </w:rPr>
+        <w:fldChar w:fldCharType="end"/>
+      </w:r>
+      <w:r>
+        <w:rPr>
+          <w:rFonts w:ascii="Arial" w:hAnsi="Arial" w:cs="Arial"/>
+          <w:color w:val="000000" w:themeColor="text1"/>
+          <w:sz w:val="20"/>
+          <w:szCs w:val="20"/>
+          <w:lang w:val="en-GB"/>
+        </w:rPr>
+        <w:t>C).</w:t>
+      </w:r>
+    </w:p>
+    <w:p>
+      <w:pPr>
+        <w:pStyle w:val="BodyText"/>
+        <w:rPr>
+          <w:rFonts w:ascii="Arial" w:hAnsi="Arial" w:cs="Arial"/>
+          <w:color w:val="000000" w:themeColor="text1"/>
+          <w:sz w:val="20"/>
+          <w:szCs w:val="20"/>
+          <w:lang w:val="en-GB"/>
+        </w:rPr>
+      </w:pPr>
+      <w:r>
+        <w:rPr>
+          <w:rFonts w:ascii="Arial" w:hAnsi="Arial" w:cs="Arial"/>
+          <w:color w:val="000000" w:themeColor="text1"/>
+          <w:sz w:val="20"/>
+          <w:szCs w:val="20"/>
+          <w:lang w:val="en-GB"/>
+        </w:rPr>
+        <w:t>No calculated or raw measures were significantly different between benign and malignant nodes on FDG-PET/CT and FEC-PET/CT in cervical cancer, although average raw measures were consistently higher in malignant nodes (</w:t>
+      </w:r>
+      <w:r>
+        <w:rPr>
+          <w:rFonts w:ascii="Arial" w:hAnsi="Arial" w:cs="Arial"/>
+          <w:color w:val="000000" w:themeColor="text1"/>
+          <w:sz w:val="20"/>
+          <w:szCs w:val="20"/>
+          <w:lang w:val="en-GB"/>
+        </w:rPr>
+        <w:fldChar w:fldCharType="begin"/>
+      </w:r>
+      <w:r>
+        <w:rPr>
+          <w:rFonts w:ascii="Arial" w:hAnsi="Arial" w:cs="Arial"/>
+          <w:color w:val="000000" w:themeColor="text1"/>
+          <w:sz w:val="20"/>
+          <w:szCs w:val="20"/>
+          <w:lang w:val="en-GB"/>
+        </w:rPr>
+        <w:instrText xml:space="preserve"> REF _Ref142132823 \h </w:instrText>
+      </w:r>
+      <w:r>
+        <w:rPr>
+          <w:rFonts w:ascii="Arial" w:hAnsi="Arial" w:cs="Arial"/>
+          <w:color w:val="000000" w:themeColor="text1"/>
+          <w:sz w:val="20"/>
+          <w:szCs w:val="20"/>
+          <w:lang w:val="en-GB"/>
+        </w:rPr>
+      </w:r>
+      <w:r>
+        <w:rPr>
+          <w:rFonts w:ascii="Arial" w:hAnsi="Arial" w:cs="Arial"/>
+          <w:color w:val="000000" w:themeColor="text1"/>
+          <w:sz w:val="20"/>
+          <w:szCs w:val="20"/>
+          <w:lang w:val="en-GB"/>
+        </w:rPr>
+        <w:fldChar w:fldCharType="separate"/>
+      </w:r>
+      <w:r>
+        <w:rPr>
+          <w:rFonts w:ascii="Arial" w:hAnsi="Arial" w:cs="Arial"/>
+          <w:sz w:val="20"/>
+          <w:szCs w:val="20"/>
+          <w:lang w:val="en-GB"/>
+        </w:rPr>
+        <w:t xml:space="preserve">Figure </w:t>
+      </w:r>
+      <w:r>
+        <w:rPr>
+          <w:rFonts w:ascii="Arial" w:hAnsi="Arial" w:cs="Arial"/>
+          <w:noProof/>
+          <w:sz w:val="20"/>
+          <w:szCs w:val="20"/>
+          <w:lang w:val="en-GB"/>
+        </w:rPr>
+        <w:t>2</w:t>
+      </w:r>
+      <w:r>
+        <w:rPr>
+          <w:rFonts w:ascii="Arial" w:hAnsi="Arial" w:cs="Arial"/>
+          <w:color w:val="000000" w:themeColor="text1"/>
+          <w:sz w:val="20"/>
+          <w:szCs w:val="20"/>
+          <w:lang w:val="en-GB"/>
+        </w:rPr>
+        <w:fldChar w:fldCharType="end"/>
+      </w:r>
+      <w:r>
+        <w:rPr>
+          <w:rFonts w:ascii="Arial" w:hAnsi="Arial" w:cs="Arial"/>
+          <w:color w:val="000000" w:themeColor="text1"/>
+          <w:sz w:val="20"/>
+          <w:szCs w:val="20"/>
+          <w:lang w:val="en-GB"/>
+        </w:rPr>
+        <w:t xml:space="preserve">A &amp; </w:t>
+      </w:r>
+      <w:r>
+        <w:rPr>
+          <w:rFonts w:ascii="Arial" w:hAnsi="Arial" w:cs="Arial"/>
+          <w:color w:val="000000" w:themeColor="text1"/>
+          <w:sz w:val="20"/>
+          <w:szCs w:val="20"/>
+          <w:lang w:val="en-GB"/>
+        </w:rPr>
+        <w:fldChar w:fldCharType="begin"/>
+      </w:r>
+      <w:r>
+        <w:rPr>
+          <w:rFonts w:ascii="Arial" w:hAnsi="Arial" w:cs="Arial"/>
+          <w:color w:val="000000" w:themeColor="text1"/>
+          <w:sz w:val="20"/>
+          <w:szCs w:val="20"/>
+          <w:lang w:val="en-GB"/>
+        </w:rPr>
+        <w:instrText xml:space="preserve"> REF _Ref142132823 \h </w:instrText>
+      </w:r>
+      <w:r>
+        <w:rPr>
+          <w:rFonts w:ascii="Arial" w:hAnsi="Arial" w:cs="Arial"/>
+          <w:color w:val="000000" w:themeColor="text1"/>
+          <w:sz w:val="20"/>
+          <w:szCs w:val="20"/>
+          <w:lang w:val="en-GB"/>
+        </w:rPr>
+      </w:r>
+      <w:r>
+        <w:rPr>
+          <w:rFonts w:ascii="Arial" w:hAnsi="Arial" w:cs="Arial"/>
+          <w:color w:val="000000" w:themeColor="text1"/>
+          <w:sz w:val="20"/>
+          <w:szCs w:val="20"/>
+          <w:lang w:val="en-GB"/>
+        </w:rPr>
+        <w:fldChar w:fldCharType="separate"/>
+      </w:r>
+      <w:r>
+        <w:rPr>
+          <w:rFonts w:ascii="Arial" w:hAnsi="Arial" w:cs="Arial"/>
+          <w:sz w:val="20"/>
+          <w:szCs w:val="20"/>
+          <w:lang w:val="en-GB"/>
+        </w:rPr>
+        <w:t xml:space="preserve">Figure </w:t>
+      </w:r>
+      <w:r>
+        <w:rPr>
+          <w:rFonts w:ascii="Arial" w:hAnsi="Arial" w:cs="Arial"/>
+          <w:noProof/>
+          <w:sz w:val="20"/>
+          <w:szCs w:val="20"/>
+          <w:lang w:val="en-GB"/>
+        </w:rPr>
+        <w:t>2</w:t>
+      </w:r>
+      <w:r>
+        <w:rPr>
+          <w:rFonts w:ascii="Arial" w:hAnsi="Arial" w:cs="Arial"/>
+          <w:color w:val="000000" w:themeColor="text1"/>
+          <w:sz w:val="20"/>
+          <w:szCs w:val="20"/>
+          <w:lang w:val="en-GB"/>
+        </w:rPr>
+        <w:fldChar w:fldCharType="end"/>
+      </w:r>
+      <w:r>
+        <w:rPr>
+          <w:rFonts w:ascii="Arial" w:hAnsi="Arial" w:cs="Arial"/>
+          <w:color w:val="000000" w:themeColor="text1"/>
+          <w:sz w:val="20"/>
+          <w:szCs w:val="20"/>
+          <w:lang w:val="en-GB"/>
+        </w:rPr>
+        <w:t>B). Low numbers of measured nodes in cervical cancer may limit the power of statistical analysis. Interestingly, ADCmean and ADCmean NTR were significantly lower in malignant nodes in cervical cancer (</w:t>
+      </w:r>
+      <w:r>
+        <w:rPr>
+          <w:rFonts w:ascii="Arial" w:hAnsi="Arial" w:cs="Arial"/>
+          <w:color w:val="000000" w:themeColor="text1"/>
+          <w:sz w:val="20"/>
+          <w:szCs w:val="20"/>
+          <w:lang w:val="en-GB"/>
+        </w:rPr>
+        <w:fldChar w:fldCharType="begin"/>
+      </w:r>
+      <w:r>
+        <w:rPr>
+          <w:rFonts w:ascii="Arial" w:hAnsi="Arial" w:cs="Arial"/>
+          <w:color w:val="000000" w:themeColor="text1"/>
+          <w:sz w:val="20"/>
+          <w:szCs w:val="20"/>
+          <w:lang w:val="en-GB"/>
+        </w:rPr>
+        <w:instrText xml:space="preserve"> REF _Ref142132823 \h </w:instrText>
+      </w:r>
+      <w:r>
+        <w:rPr>
+          <w:rFonts w:ascii="Arial" w:hAnsi="Arial" w:cs="Arial"/>
+          <w:color w:val="000000" w:themeColor="text1"/>
+          <w:sz w:val="20"/>
+          <w:szCs w:val="20"/>
+          <w:lang w:val="en-GB"/>
+        </w:rPr>
+      </w:r>
+      <w:r>
+        <w:rPr>
+          <w:rFonts w:ascii="Arial" w:hAnsi="Arial" w:cs="Arial"/>
+          <w:color w:val="000000" w:themeColor="text1"/>
+          <w:sz w:val="20"/>
+          <w:szCs w:val="20"/>
+          <w:lang w:val="en-GB"/>
+        </w:rPr>
+        <w:fldChar w:fldCharType="separate"/>
+      </w:r>
+      <w:r>
+        <w:rPr>
+          <w:rFonts w:ascii="Arial" w:hAnsi="Arial" w:cs="Arial"/>
+          <w:sz w:val="20"/>
+          <w:szCs w:val="20"/>
+          <w:lang w:val="en-GB"/>
+        </w:rPr>
+        <w:t xml:space="preserve">Figure </w:t>
+      </w:r>
+      <w:r>
+        <w:rPr>
+          <w:rFonts w:ascii="Arial" w:hAnsi="Arial" w:cs="Arial"/>
+          <w:noProof/>
+          <w:sz w:val="20"/>
+          <w:szCs w:val="20"/>
+          <w:lang w:val="en-GB"/>
+        </w:rPr>
+        <w:t>2</w:t>
+      </w:r>
+      <w:r>
+        <w:rPr>
+          <w:rFonts w:ascii="Arial" w:hAnsi="Arial" w:cs="Arial"/>
+          <w:color w:val="000000" w:themeColor="text1"/>
+          <w:sz w:val="20"/>
+          <w:szCs w:val="20"/>
+          <w:lang w:val="en-GB"/>
+        </w:rPr>
+        <w:fldChar w:fldCharType="end"/>
+      </w:r>
+      <w:r>
+        <w:rPr>
+          <w:rFonts w:ascii="Arial" w:hAnsi="Arial" w:cs="Arial"/>
+          <w:color w:val="000000" w:themeColor="text1"/>
+          <w:sz w:val="20"/>
+          <w:szCs w:val="20"/>
+          <w:lang w:val="en-GB"/>
+        </w:rPr>
+        <w:t>C).</w:t>
       </w:r>
     </w:p>
     <w:p>
@@ -4316,16 +4985,16 @@
         </w:rPr>
         <w:lastRenderedPageBreak/>
         <w:drawing>
-          <wp:inline distT="0" distB="0" distL="0" distR="0" wp14:anchorId="039FD6D3" wp14:editId="0D5B668C">
+          <wp:inline distT="0" distB="0" distL="0" distR="0" wp14:anchorId="04F0D2D8" wp14:editId="395ECB95">
             <wp:extent cx="5334000" cy="3200399"/>
             <wp:effectExtent l="0" t="0" r="0" b="0"/>
-            <wp:docPr id="39" name="Picture"/>
+            <wp:docPr id="36" name="Picture"/>
             <wp:cNvGraphicFramePr/>
             <a:graphic xmlns:a="http://schemas.openxmlformats.org/drawingml/2006/main">
               <a:graphicData uri="http://schemas.openxmlformats.org/drawingml/2006/picture">
                 <pic:pic xmlns:pic="http://schemas.openxmlformats.org/drawingml/2006/picture">
                   <pic:nvPicPr>
-                    <pic:cNvPr id="39" name="Picture"/>
+                    <pic:cNvPr id="36" name="Picture"/>
                     <pic:cNvPicPr>
                       <a:picLocks noChangeAspect="1" noChangeArrowheads="1"/>
                     </pic:cNvPicPr>
@@ -4366,16 +5035,17 @@
     </w:p>
     <w:p>
       <w:pPr>
-        <w:pStyle w:val="ImageCaption"/>
-        <w:rPr>
-          <w:rFonts w:ascii="Arial" w:hAnsi="Arial" w:cs="Arial"/>
-          <w:color w:val="000000" w:themeColor="text1"/>
-          <w:sz w:val="20"/>
-          <w:szCs w:val="20"/>
-          <w:lang w:val="en-GB"/>
-        </w:rPr>
-      </w:pPr>
-      <w:bookmarkStart w:id="22" w:name="_Ref142132823"/>
+        <w:pStyle w:val="Caption"/>
+        <w:jc w:val="center"/>
+        <w:rPr>
+          <w:rFonts w:ascii="Arial" w:hAnsi="Arial" w:cs="Arial"/>
+          <w:color w:val="000000" w:themeColor="text1"/>
+          <w:sz w:val="20"/>
+          <w:szCs w:val="20"/>
+          <w:lang w:val="en-GB"/>
+        </w:rPr>
+      </w:pPr>
+      <w:bookmarkStart w:id="25" w:name="_Ref142132711"/>
       <w:r>
         <w:rPr>
           <w:rFonts w:ascii="Arial" w:hAnsi="Arial" w:cs="Arial"/>
@@ -4431,7 +5101,7 @@
         </w:rPr>
         <w:fldChar w:fldCharType="end"/>
       </w:r>
-      <w:bookmarkEnd w:id="22"/>
+      <w:bookmarkEnd w:id="25"/>
       <w:r>
         <w:rPr>
           <w:rFonts w:ascii="Arial" w:hAnsi="Arial" w:cs="Arial"/>
@@ -4441,15 +5111,133 @@
         </w:rPr>
         <w:t xml:space="preserve"> </w:t>
       </w:r>
-      <w:r>
-        <w:rPr>
-          <w:rFonts w:ascii="Arial" w:hAnsi="Arial" w:cs="Arial"/>
-          <w:color w:val="000000" w:themeColor="text1"/>
-          <w:sz w:val="20"/>
-          <w:szCs w:val="20"/>
-          <w:lang w:val="en-GB"/>
-        </w:rPr>
-        <w:t xml:space="preserve">- Raw and calculated quantitative measures from benign (B) and malignant (M) lymph nodes in cervical cancer. Nodes of all regions are pooled together for this analysis. Significance was tested between groups using Mann-Whitney U-test. *, p </w:t>
+      <w:commentRangeStart w:id="26"/>
+      <w:r>
+        <w:rPr>
+          <w:rFonts w:ascii="Arial" w:hAnsi="Arial" w:cs="Arial"/>
+          <w:sz w:val="20"/>
+          <w:szCs w:val="20"/>
+          <w:lang w:val="en-GB"/>
+        </w:rPr>
+        <w:t xml:space="preserve">- </w:t>
+      </w:r>
+      <w:r>
+        <w:rPr>
+          <w:rFonts w:ascii="Arial" w:hAnsi="Arial" w:cs="Arial"/>
+          <w:color w:val="000000" w:themeColor="text1"/>
+          <w:sz w:val="20"/>
+          <w:szCs w:val="20"/>
+          <w:lang w:val="en-GB"/>
+        </w:rPr>
+        <w:t>Raw and calculated quantitative measures from benign (B) and malignant (M) lymph nodes in endometrial cancer</w:t>
+      </w:r>
+      <w:r>
+        <w:rPr>
+          <w:rFonts w:ascii="Arial" w:hAnsi="Arial" w:cs="Arial"/>
+          <w:color w:val="000000" w:themeColor="text1"/>
+          <w:sz w:val="20"/>
+          <w:szCs w:val="20"/>
+          <w:lang w:val="en-GB"/>
+        </w:rPr>
+        <w:t xml:space="preserve"> </w:t>
+      </w:r>
+      <w:r>
+        <w:rPr>
+          <w:rFonts w:ascii="Arial" w:hAnsi="Arial" w:cs="Arial"/>
+          <w:color w:val="000000" w:themeColor="text1"/>
+          <w:sz w:val="20"/>
+          <w:szCs w:val="20"/>
+          <w:lang w:val="en-GB"/>
+        </w:rPr>
+        <w:t>for FDG (A) and FEC (B) PET/CT respectively and DW-MRI (C)</w:t>
+      </w:r>
+      <w:r>
+        <w:rPr>
+          <w:rFonts w:ascii="Arial" w:hAnsi="Arial" w:cs="Arial"/>
+          <w:color w:val="000000" w:themeColor="text1"/>
+          <w:sz w:val="20"/>
+          <w:szCs w:val="20"/>
+          <w:lang w:val="en-GB"/>
+        </w:rPr>
+        <w:t xml:space="preserve">. Nodes of all regions are pooled together for this analysis. Red lines represent optimal </w:t>
+      </w:r>
+      <w:proofErr w:type="spellStart"/>
+      <w:r>
+        <w:rPr>
+          <w:rFonts w:ascii="Arial" w:hAnsi="Arial" w:cs="Arial"/>
+          <w:color w:val="000000" w:themeColor="text1"/>
+          <w:sz w:val="20"/>
+          <w:szCs w:val="20"/>
+          <w:lang w:val="en-GB"/>
+        </w:rPr>
+        <w:t>cutpoints</w:t>
+      </w:r>
+      <w:proofErr w:type="spellEnd"/>
+      <w:r>
+        <w:rPr>
+          <w:rFonts w:ascii="Arial" w:hAnsi="Arial" w:cs="Arial"/>
+          <w:color w:val="000000" w:themeColor="text1"/>
+          <w:sz w:val="20"/>
+          <w:szCs w:val="20"/>
+          <w:lang w:val="en-GB"/>
+        </w:rPr>
+        <w:t xml:space="preserve"> for F1 score maximisation. Significance </w:t>
+      </w:r>
+      <w:commentRangeEnd w:id="26"/>
+      <w:r>
+        <w:rPr>
+          <w:rStyle w:val="CommentReference"/>
+          <w:i w:val="0"/>
+        </w:rPr>
+        <w:commentReference w:id="26"/>
+      </w:r>
+      <w:r>
+        <w:rPr>
+          <w:rFonts w:ascii="Arial" w:hAnsi="Arial" w:cs="Arial"/>
+          <w:color w:val="000000" w:themeColor="text1"/>
+          <w:sz w:val="20"/>
+          <w:szCs w:val="20"/>
+          <w:lang w:val="en-GB"/>
+        </w:rPr>
+        <w:t xml:space="preserve">was </w:t>
+      </w:r>
+      <w:commentRangeStart w:id="27"/>
+      <w:commentRangeStart w:id="28"/>
+      <w:r>
+        <w:rPr>
+          <w:rFonts w:ascii="Arial" w:hAnsi="Arial" w:cs="Arial"/>
+          <w:color w:val="000000" w:themeColor="text1"/>
+          <w:sz w:val="20"/>
+          <w:szCs w:val="20"/>
+          <w:lang w:val="en-GB"/>
+        </w:rPr>
+        <w:t xml:space="preserve">tested between groups </w:t>
+      </w:r>
+      <w:commentRangeEnd w:id="27"/>
+      <w:r>
+        <w:rPr>
+          <w:rStyle w:val="CommentReference"/>
+          <w:i w:val="0"/>
+        </w:rPr>
+        <w:commentReference w:id="27"/>
+      </w:r>
+      <w:commentRangeEnd w:id="28"/>
+      <w:r>
+        <w:rPr>
+          <w:rStyle w:val="CommentReference"/>
+          <w:i w:val="0"/>
+        </w:rPr>
+        <w:commentReference w:id="28"/>
+      </w:r>
+      <w:r>
+        <w:rPr>
+          <w:rFonts w:ascii="Arial" w:hAnsi="Arial" w:cs="Arial"/>
+          <w:color w:val="000000" w:themeColor="text1"/>
+          <w:sz w:val="20"/>
+          <w:szCs w:val="20"/>
+          <w:lang w:val="en-GB"/>
+        </w:rPr>
+        <w:t xml:space="preserve">using Mann-Whitney U-test. ***, p </w:t>
       </w:r>
       <m:oMath>
         <m:r>
@@ -4471,11 +5259,259 @@
           <w:szCs w:val="20"/>
           <w:lang w:val="en-GB"/>
         </w:rPr>
+        <w:t xml:space="preserve"> 0.001, **, p </w:t>
+      </w:r>
+      <m:oMath>
+        <m:r>
+          <w:rPr>
+            <w:rFonts w:ascii="Cambria Math" w:hAnsi="Cambria Math" w:cs="Arial"/>
+            <w:color w:val="000000" w:themeColor="text1"/>
+            <w:sz w:val="20"/>
+            <w:szCs w:val="20"/>
+            <w:lang w:val="en-GB"/>
+          </w:rPr>
+          <m:t>&lt;</m:t>
+        </m:r>
+      </m:oMath>
+      <w:r>
+        <w:rPr>
+          <w:rFonts w:ascii="Arial" w:hAnsi="Arial" w:cs="Arial"/>
+          <w:color w:val="000000" w:themeColor="text1"/>
+          <w:sz w:val="20"/>
+          <w:szCs w:val="20"/>
+          <w:lang w:val="en-GB"/>
+        </w:rPr>
+        <w:t xml:space="preserve"> 0.01, *, p </w:t>
+      </w:r>
+      <m:oMath>
+        <m:r>
+          <w:rPr>
+            <w:rFonts w:ascii="Cambria Math" w:hAnsi="Cambria Math" w:cs="Arial"/>
+            <w:color w:val="000000" w:themeColor="text1"/>
+            <w:sz w:val="20"/>
+            <w:szCs w:val="20"/>
+            <w:lang w:val="en-GB"/>
+          </w:rPr>
+          <m:t>&lt;</m:t>
+        </m:r>
+      </m:oMath>
+      <w:r>
+        <w:rPr>
+          <w:rFonts w:ascii="Arial" w:hAnsi="Arial" w:cs="Arial"/>
+          <w:color w:val="000000" w:themeColor="text1"/>
+          <w:sz w:val="20"/>
+          <w:szCs w:val="20"/>
+          <w:lang w:val="en-GB"/>
+        </w:rPr>
         <w:t xml:space="preserve"> 0.05.</w:t>
       </w:r>
     </w:p>
     <w:p>
       <w:pPr>
+        <w:pStyle w:val="CaptionedFigure"/>
+        <w:jc w:val="center"/>
+        <w:rPr>
+          <w:lang w:val="en-GB"/>
+        </w:rPr>
+      </w:pPr>
+      <w:r>
+        <w:rPr>
+          <w:rFonts w:ascii="Arial" w:hAnsi="Arial" w:cs="Arial"/>
+          <w:noProof/>
+          <w:color w:val="000000" w:themeColor="text1"/>
+          <w:sz w:val="20"/>
+          <w:szCs w:val="20"/>
+          <w:lang w:val="en-GB"/>
+        </w:rPr>
+        <w:drawing>
+          <wp:inline distT="0" distB="0" distL="0" distR="0" wp14:anchorId="039FD6D3" wp14:editId="0D5B668C">
+            <wp:extent cx="5334000" cy="3200399"/>
+            <wp:effectExtent l="0" t="0" r="0" b="0"/>
+            <wp:docPr id="39" name="Picture"/>
+            <wp:cNvGraphicFramePr/>
+            <a:graphic xmlns:a="http://schemas.openxmlformats.org/drawingml/2006/main">
+              <a:graphicData uri="http://schemas.openxmlformats.org/drawingml/2006/picture">
+                <pic:pic xmlns:pic="http://schemas.openxmlformats.org/drawingml/2006/picture">
+                  <pic:nvPicPr>
+                    <pic:cNvPr id="39" name="Picture"/>
+                    <pic:cNvPicPr>
+                      <a:picLocks noChangeAspect="1" noChangeArrowheads="1"/>
+                    </pic:cNvPicPr>
+                  </pic:nvPicPr>
+                  <pic:blipFill>
+                    <a:blip r:embed="rId14" cstate="print">
+                      <a:extLst>
+                        <a:ext uri="{28A0092B-C50C-407E-A947-70E740481C1C}">
+                          <a14:useLocalDpi xmlns:a14="http://schemas.microsoft.com/office/drawing/2010/main" val="0"/>
+                        </a:ext>
+                      </a:extLst>
+                    </a:blip>
+                    <a:stretch>
+                      <a:fillRect/>
+                    </a:stretch>
+                  </pic:blipFill>
+                  <pic:spPr bwMode="auto">
+                    <a:xfrm>
+                      <a:off x="0" y="0"/>
+                      <a:ext cx="5334000" cy="3200399"/>
+                    </a:xfrm>
+                    <a:prstGeom prst="rect">
+                      <a:avLst/>
+                    </a:prstGeom>
+                    <a:noFill/>
+                    <a:ln w="9525">
+                      <a:noFill/>
+                      <a:headEnd/>
+                      <a:tailEnd/>
+                    </a:ln>
+                  </pic:spPr>
+                </pic:pic>
+              </a:graphicData>
+            </a:graphic>
+          </wp:inline>
+        </w:drawing>
+      </w:r>
+    </w:p>
+    <w:p>
+      <w:pPr>
+        <w:pStyle w:val="ImageCaption"/>
+        <w:rPr>
+          <w:rFonts w:ascii="Arial" w:hAnsi="Arial" w:cs="Arial"/>
+          <w:color w:val="000000" w:themeColor="text1"/>
+          <w:sz w:val="20"/>
+          <w:szCs w:val="20"/>
+          <w:lang w:val="en-GB"/>
+        </w:rPr>
+      </w:pPr>
+      <w:bookmarkStart w:id="29" w:name="_Ref142132823"/>
+      <w:r>
+        <w:rPr>
+          <w:rFonts w:ascii="Arial" w:hAnsi="Arial" w:cs="Arial"/>
+          <w:sz w:val="20"/>
+          <w:szCs w:val="20"/>
+          <w:lang w:val="en-GB"/>
+        </w:rPr>
+        <w:t xml:space="preserve">Figure </w:t>
+      </w:r>
+      <w:r>
+        <w:rPr>
+          <w:rFonts w:ascii="Arial" w:hAnsi="Arial" w:cs="Arial"/>
+          <w:sz w:val="20"/>
+          <w:szCs w:val="20"/>
+          <w:lang w:val="en-GB"/>
+        </w:rPr>
+        <w:fldChar w:fldCharType="begin"/>
+      </w:r>
+      <w:r>
+        <w:rPr>
+          <w:rFonts w:ascii="Arial" w:hAnsi="Arial" w:cs="Arial"/>
+          <w:sz w:val="20"/>
+          <w:szCs w:val="20"/>
+          <w:lang w:val="en-GB"/>
+        </w:rPr>
+        <w:instrText xml:space="preserve"> SEQ Figure \* ARABIC </w:instrText>
+      </w:r>
+      <w:r>
+        <w:rPr>
+          <w:rFonts w:ascii="Arial" w:hAnsi="Arial" w:cs="Arial"/>
+          <w:sz w:val="20"/>
+          <w:szCs w:val="20"/>
+          <w:lang w:val="en-GB"/>
+        </w:rPr>
+        <w:fldChar w:fldCharType="separate"/>
+      </w:r>
+      <w:r>
+        <w:rPr>
+          <w:rFonts w:ascii="Arial" w:hAnsi="Arial" w:cs="Arial"/>
+          <w:noProof/>
+          <w:sz w:val="20"/>
+          <w:szCs w:val="20"/>
+          <w:lang w:val="en-GB"/>
+        </w:rPr>
+        <w:t>3</w:t>
+      </w:r>
+      <w:r>
+        <w:rPr>
+          <w:rFonts w:ascii="Arial" w:hAnsi="Arial" w:cs="Arial"/>
+          <w:sz w:val="20"/>
+          <w:szCs w:val="20"/>
+          <w:lang w:val="en-GB"/>
+        </w:rPr>
+        <w:fldChar w:fldCharType="end"/>
+      </w:r>
+      <w:bookmarkEnd w:id="29"/>
+      <w:r>
+        <w:rPr>
+          <w:rFonts w:ascii="Arial" w:hAnsi="Arial" w:cs="Arial"/>
+          <w:sz w:val="20"/>
+          <w:szCs w:val="20"/>
+          <w:lang w:val="en-GB"/>
+        </w:rPr>
+        <w:t xml:space="preserve"> </w:t>
+      </w:r>
+      <w:r>
+        <w:rPr>
+          <w:rFonts w:ascii="Arial" w:hAnsi="Arial" w:cs="Arial"/>
+          <w:color w:val="000000" w:themeColor="text1"/>
+          <w:sz w:val="20"/>
+          <w:szCs w:val="20"/>
+          <w:lang w:val="en-GB"/>
+        </w:rPr>
+        <w:t>- Raw and calculated quantitative measures from benign (B) and malignant (M) lymph nodes in cervical cancer</w:t>
+      </w:r>
+      <w:r>
+        <w:rPr>
+          <w:rFonts w:ascii="Arial" w:hAnsi="Arial" w:cs="Arial"/>
+          <w:color w:val="000000" w:themeColor="text1"/>
+          <w:sz w:val="20"/>
+          <w:szCs w:val="20"/>
+          <w:lang w:val="en-GB"/>
+        </w:rPr>
+        <w:t xml:space="preserve"> </w:t>
+      </w:r>
+      <w:r>
+        <w:rPr>
+          <w:rFonts w:ascii="Arial" w:hAnsi="Arial" w:cs="Arial"/>
+          <w:sz w:val="20"/>
+          <w:szCs w:val="20"/>
+        </w:rPr>
+        <w:t>for FDG (A) and FEC (B) PET/CT respectively and DW-MRI (C).</w:t>
+      </w:r>
+      <w:r>
+        <w:rPr>
+          <w:rFonts w:ascii="Arial" w:hAnsi="Arial" w:cs="Arial"/>
+          <w:color w:val="000000" w:themeColor="text1"/>
+          <w:sz w:val="20"/>
+          <w:szCs w:val="20"/>
+          <w:lang w:val="en-GB"/>
+        </w:rPr>
+        <w:t xml:space="preserve"> Nodes of all regions are pooled together for this analysis. Significance was tested between groups using Mann-Whitney U-test. *, p </w:t>
+      </w:r>
+      <m:oMath>
+        <m:r>
+          <w:rPr>
+            <w:rFonts w:ascii="Cambria Math" w:hAnsi="Cambria Math" w:cs="Arial"/>
+            <w:color w:val="000000" w:themeColor="text1"/>
+            <w:sz w:val="20"/>
+            <w:szCs w:val="20"/>
+            <w:lang w:val="en-GB"/>
+          </w:rPr>
+          <m:t>&lt;</m:t>
+        </m:r>
+      </m:oMath>
+      <w:r>
+        <w:rPr>
+          <w:rFonts w:ascii="Arial" w:hAnsi="Arial" w:cs="Arial"/>
+          <w:color w:val="000000" w:themeColor="text1"/>
+          <w:sz w:val="20"/>
+          <w:szCs w:val="20"/>
+          <w:lang w:val="en-GB"/>
+        </w:rPr>
+        <w:t xml:space="preserve"> 0.05.</w:t>
+      </w:r>
+    </w:p>
+    <w:p>
+      <w:pPr>
         <w:pStyle w:val="BodyText"/>
         <w:rPr>
           <w:rFonts w:ascii="Arial" w:hAnsi="Arial" w:cs="Arial"/>
@@ -4493,6 +5529,7 @@
           <w:szCs w:val="20"/>
           <w:lang w:val="en-GB"/>
         </w:rPr>
+        <w:lastRenderedPageBreak/>
         <w:t>Pearson correlations coefficients were calculated between quantitative measures in endometrial cancer (</w:t>
       </w:r>
       <w:r>
@@ -4571,29 +5608,57 @@
           <w:szCs w:val="20"/>
           <w:lang w:val="en-GB"/>
         </w:rPr>
-        <w:t>). Short-axis diameter, long-axis diameter, and SUVmax of the lymph node were highly correlated between FDG-PET/CT and FEC-PET/</w:t>
-      </w:r>
-      <w:proofErr w:type="gramStart"/>
-      <w:r>
-        <w:rPr>
-          <w:rFonts w:ascii="Arial" w:hAnsi="Arial" w:cs="Arial"/>
-          <w:color w:val="000000" w:themeColor="text1"/>
-          <w:sz w:val="20"/>
-          <w:szCs w:val="20"/>
-          <w:lang w:val="en-GB"/>
-        </w:rPr>
-        <w:t>CT, but</w:t>
-      </w:r>
-      <w:proofErr w:type="gramEnd"/>
-      <w:r>
-        <w:rPr>
-          <w:rFonts w:ascii="Arial" w:hAnsi="Arial" w:cs="Arial"/>
-          <w:color w:val="000000" w:themeColor="text1"/>
-          <w:sz w:val="20"/>
-          <w:szCs w:val="20"/>
-          <w:lang w:val="en-GB"/>
-        </w:rPr>
-        <w:t xml:space="preserve"> did not correlate well with SUVmax of the primary tumour. SUVmax of the primary tumour correlated weakly with SUVmax of the lymph node. Furthermore, these measures were not correlated with ADCmean of the primary tumour or lymph node, except for tumour SUVmax which was inversely correlated with tumour ADCmean.</w:t>
+        <w:t>). SUVmax of the lymph node were highly correlated between FDG-PET/CT and FEC-PET/</w:t>
+      </w:r>
+      <w:r>
+        <w:rPr>
+          <w:rFonts w:ascii="Arial" w:hAnsi="Arial" w:cs="Arial"/>
+          <w:color w:val="000000" w:themeColor="text1"/>
+          <w:sz w:val="20"/>
+          <w:szCs w:val="20"/>
+          <w:lang w:val="en-GB"/>
+        </w:rPr>
+        <w:t xml:space="preserve">CT </w:t>
+      </w:r>
+      <w:r>
+        <w:rPr>
+          <w:rFonts w:ascii="Arial" w:hAnsi="Arial" w:cs="Arial"/>
+          <w:color w:val="000000" w:themeColor="text1"/>
+          <w:sz w:val="20"/>
+          <w:szCs w:val="20"/>
+          <w:lang w:val="en-GB"/>
+        </w:rPr>
+        <w:t xml:space="preserve">and </w:t>
+      </w:r>
+      <w:r>
+        <w:rPr>
+          <w:rFonts w:ascii="Arial" w:hAnsi="Arial" w:cs="Arial"/>
+          <w:color w:val="000000" w:themeColor="text1"/>
+          <w:sz w:val="20"/>
+          <w:szCs w:val="20"/>
+          <w:lang w:val="en-GB"/>
+        </w:rPr>
+        <w:t>correlate</w:t>
+      </w:r>
+      <w:r>
+        <w:rPr>
+          <w:rFonts w:ascii="Arial" w:hAnsi="Arial" w:cs="Arial"/>
+          <w:color w:val="000000" w:themeColor="text1"/>
+          <w:sz w:val="20"/>
+          <w:szCs w:val="20"/>
+          <w:lang w:val="en-GB"/>
+        </w:rPr>
+        <w:t xml:space="preserve">d weakly </w:t>
+      </w:r>
+      <w:r>
+        <w:rPr>
+          <w:rFonts w:ascii="Arial" w:hAnsi="Arial" w:cs="Arial"/>
+          <w:color w:val="000000" w:themeColor="text1"/>
+          <w:sz w:val="20"/>
+          <w:szCs w:val="20"/>
+          <w:lang w:val="en-GB"/>
+        </w:rPr>
+        <w:t>with SUVmax of the primary tumour. Furthermore, these measures were not correlated with ADCmean of the primary tumour or lymph node, except for tumour SUVmax which was inversely correlated with tumour ADCmean.</w:t>
       </w:r>
     </w:p>
     <w:p>
@@ -4631,7 +5696,7 @@
                     </pic:cNvPicPr>
                   </pic:nvPicPr>
                   <pic:blipFill>
-                    <a:blip r:embed="rId14" cstate="print">
+                    <a:blip r:embed="rId15" cstate="print">
                       <a:extLst>
                         <a:ext uri="{28A0092B-C50C-407E-A947-70E740481C1C}">
                           <a14:useLocalDpi xmlns:a14="http://schemas.microsoft.com/office/drawing/2010/main" val="0"/>
@@ -4675,7 +5740,7 @@
           <w:lang w:val="en-GB"/>
         </w:rPr>
       </w:pPr>
-      <w:bookmarkStart w:id="23" w:name="_Ref142132926"/>
+      <w:bookmarkStart w:id="30" w:name="_Ref142132926"/>
       <w:r>
         <w:rPr>
           <w:rFonts w:ascii="Arial" w:hAnsi="Arial" w:cs="Arial"/>
@@ -4720,7 +5785,7 @@
           <w:szCs w:val="20"/>
           <w:lang w:val="en-GB"/>
         </w:rPr>
-        <w:t>3</w:t>
+        <w:t>4</w:t>
       </w:r>
       <w:r>
         <w:rPr>
@@ -4731,7 +5796,7 @@
         </w:rPr>
         <w:fldChar w:fldCharType="end"/>
       </w:r>
-      <w:bookmarkEnd w:id="23"/>
+      <w:bookmarkEnd w:id="30"/>
       <w:r>
         <w:rPr>
           <w:rFonts w:ascii="Arial" w:hAnsi="Arial" w:cs="Arial"/>
@@ -4751,7 +5816,7 @@
         </w:rPr>
         <w:t xml:space="preserve">Pairwise Pearson correlation </w:t>
       </w:r>
-      <w:commentRangeStart w:id="24"/>
+      <w:commentRangeStart w:id="31"/>
       <w:r>
         <w:rPr>
           <w:rFonts w:ascii="Arial" w:hAnsi="Arial" w:cs="Arial"/>
@@ -4762,13 +5827,13 @@
         </w:rPr>
         <w:t xml:space="preserve">coefficients </w:t>
       </w:r>
-      <w:commentRangeEnd w:id="24"/>
+      <w:commentRangeEnd w:id="31"/>
       <w:r>
         <w:rPr>
           <w:rStyle w:val="CommentReference"/>
           <w:i w:val="0"/>
         </w:rPr>
-        <w:commentReference w:id="24"/>
+        <w:commentReference w:id="31"/>
       </w:r>
       <w:r>
         <w:rPr>
@@ -4866,55 +5931,83 @@
           <w:szCs w:val="20"/>
           <w:lang w:val="en-GB"/>
         </w:rPr>
-        <w:lastRenderedPageBreak/>
-        <w:t xml:space="preserve">Previous literature has shown elevated primary tumour SUVmax and depressed ADCmean in patients presenting with malignant lymph nodes . SUVmax of the primary tumour was significantly elevated on FDG-PET/CT but not on FEC-PET/CT, with no significant difference found on DW-MRI (Supplementary Figure </w:t>
-      </w:r>
-      <w:hyperlink w:anchor="fig:quants_pt_byCanc">
-        <w:r>
-          <w:rPr>
-            <w:rStyle w:val="Hyperlink"/>
-            <w:rFonts w:ascii="Arial" w:hAnsi="Arial" w:cs="Arial"/>
-            <w:color w:val="000000" w:themeColor="text1"/>
-            <w:sz w:val="20"/>
-            <w:szCs w:val="20"/>
-            <w:lang w:val="en-GB"/>
-          </w:rPr>
-          <w:t>[</w:t>
-        </w:r>
-        <w:proofErr w:type="spellStart"/>
-        <w:r>
-          <w:rPr>
-            <w:rStyle w:val="Hyperlink"/>
-            <w:rFonts w:ascii="Arial" w:hAnsi="Arial" w:cs="Arial"/>
-            <w:color w:val="000000" w:themeColor="text1"/>
-            <w:sz w:val="20"/>
-            <w:szCs w:val="20"/>
-            <w:lang w:val="en-GB"/>
-          </w:rPr>
-          <w:t>fig:quants_pt_byCanc</w:t>
-        </w:r>
-        <w:proofErr w:type="spellEnd"/>
-        <w:r>
-          <w:rPr>
-            <w:rStyle w:val="Hyperlink"/>
-            <w:rFonts w:ascii="Arial" w:hAnsi="Arial" w:cs="Arial"/>
-            <w:color w:val="000000" w:themeColor="text1"/>
-            <w:sz w:val="20"/>
-            <w:szCs w:val="20"/>
-            <w:lang w:val="en-GB"/>
-          </w:rPr>
-          <w:t>]</w:t>
-        </w:r>
-      </w:hyperlink>
-      <w:r>
-        <w:rPr>
-          <w:rFonts w:ascii="Arial" w:hAnsi="Arial" w:cs="Arial"/>
-          <w:color w:val="000000" w:themeColor="text1"/>
-          <w:sz w:val="20"/>
-          <w:szCs w:val="20"/>
-          <w:lang w:val="en-GB"/>
-        </w:rPr>
-        <w:t>). No significant difference in any quantitative measure was found in primary tumours of the cervix.</w:t>
+        <w:t xml:space="preserve">Previous literature has shown elevated primary tumour SUVmax and depressed ADCmean in patients presenting with malignant lymph </w:t>
+      </w:r>
+      <w:commentRangeStart w:id="32"/>
+      <w:r>
+        <w:rPr>
+          <w:rFonts w:ascii="Arial" w:hAnsi="Arial" w:cs="Arial"/>
+          <w:color w:val="000000" w:themeColor="text1"/>
+          <w:sz w:val="20"/>
+          <w:szCs w:val="20"/>
+          <w:lang w:val="en-GB"/>
+        </w:rPr>
+        <w:t>nodes .</w:t>
+      </w:r>
+      <w:commentRangeEnd w:id="32"/>
+      <w:r>
+        <w:rPr>
+          <w:rStyle w:val="CommentReference"/>
+        </w:rPr>
+        <w:commentReference w:id="32"/>
+      </w:r>
+      <w:r>
+        <w:rPr>
+          <w:rFonts w:ascii="Arial" w:hAnsi="Arial" w:cs="Arial"/>
+          <w:color w:val="000000" w:themeColor="text1"/>
+          <w:sz w:val="20"/>
+          <w:szCs w:val="20"/>
+          <w:lang w:val="en-GB"/>
+        </w:rPr>
+        <w:t xml:space="preserve"> SUVmax of the primary tumour was significantly elevated on FDG-PET/CT but not on FEC-PET/CT, with no significant difference found on DW-MRI (Supplementary</w:t>
+      </w:r>
+      <w:r>
+        <w:rPr>
+          <w:rFonts w:ascii="Arial" w:hAnsi="Arial" w:cs="Arial"/>
+          <w:color w:val="000000" w:themeColor="text1"/>
+          <w:sz w:val="20"/>
+          <w:szCs w:val="20"/>
+          <w:lang w:val="en-GB"/>
+        </w:rPr>
+        <w:t xml:space="preserve"> </w:t>
+      </w:r>
+      <w:commentRangeStart w:id="33"/>
+      <w:r>
+        <w:rPr>
+          <w:rFonts w:ascii="Arial" w:hAnsi="Arial" w:cs="Arial"/>
+          <w:color w:val="000000" w:themeColor="text1"/>
+          <w:sz w:val="20"/>
+          <w:szCs w:val="20"/>
+          <w:lang w:val="en-GB"/>
+        </w:rPr>
+        <w:t xml:space="preserve">Figure </w:t>
+      </w:r>
+      <w:r>
+        <w:rPr>
+          <w:rFonts w:ascii="Arial" w:hAnsi="Arial" w:cs="Arial"/>
+          <w:color w:val="000000" w:themeColor="text1"/>
+          <w:sz w:val="20"/>
+          <w:szCs w:val="20"/>
+          <w:lang w:val="en-GB"/>
+        </w:rPr>
+        <w:t>)</w:t>
+      </w:r>
+      <w:commentRangeEnd w:id="33"/>
+      <w:r>
+        <w:rPr>
+          <w:rStyle w:val="CommentReference"/>
+        </w:rPr>
+        <w:commentReference w:id="33"/>
+      </w:r>
+      <w:r>
+        <w:rPr>
+          <w:rFonts w:ascii="Arial" w:hAnsi="Arial" w:cs="Arial"/>
+          <w:color w:val="000000" w:themeColor="text1"/>
+          <w:sz w:val="20"/>
+          <w:szCs w:val="20"/>
+          <w:lang w:val="en-GB"/>
+        </w:rPr>
+        <w:t>. No significant difference in any quantitative measure was found in primary tumours of the cervix.</w:t>
       </w:r>
     </w:p>
     <w:p>
@@ -4928,8 +6021,8 @@
           <w:lang w:val="en-GB"/>
         </w:rPr>
       </w:pPr>
-      <w:bookmarkStart w:id="25" w:name="X214721eb7daa86da194f5b1f401a7d55e30acec"/>
-      <w:bookmarkEnd w:id="17"/>
+      <w:bookmarkStart w:id="34" w:name="X214721eb7daa86da194f5b1f401a7d55e30acec"/>
+      <w:bookmarkEnd w:id="24"/>
       <w:r>
         <w:rPr>
           <w:rFonts w:ascii="Arial" w:hAnsi="Arial" w:cs="Arial"/>
@@ -5107,7 +6200,7 @@
                     </pic:cNvPicPr>
                   </pic:nvPicPr>
                   <pic:blipFill>
-                    <a:blip r:embed="rId15" cstate="print">
+                    <a:blip r:embed="rId16" cstate="print">
                       <a:extLst>
                         <a:ext uri="{28A0092B-C50C-407E-A947-70E740481C1C}">
                           <a14:useLocalDpi xmlns:a14="http://schemas.microsoft.com/office/drawing/2010/main" val="0"/>
@@ -5152,7 +6245,7 @@
           <w:lang w:val="en-GB"/>
         </w:rPr>
       </w:pPr>
-      <w:bookmarkStart w:id="26" w:name="_Ref142135612"/>
+      <w:bookmarkStart w:id="35" w:name="_Ref142135612"/>
       <w:r>
         <w:rPr>
           <w:rFonts w:ascii="Arial" w:hAnsi="Arial" w:cs="Arial"/>
@@ -5197,7 +6290,7 @@
           <w:szCs w:val="20"/>
           <w:lang w:val="en-GB"/>
         </w:rPr>
-        <w:t>4</w:t>
+        <w:t>5</w:t>
       </w:r>
       <w:r>
         <w:rPr>
@@ -5208,7 +6301,7 @@
         </w:rPr>
         <w:fldChar w:fldCharType="end"/>
       </w:r>
-      <w:bookmarkEnd w:id="26"/>
+      <w:bookmarkEnd w:id="35"/>
       <w:r>
         <w:rPr>
           <w:rFonts w:ascii="Arial" w:hAnsi="Arial" w:cs="Arial"/>
@@ -5228,7 +6321,7 @@
         </w:rPr>
         <w:t xml:space="preserve">Performance of all raw and calculated quantitative measures from FDG-PET/CT, FEC-PET/CT, and DW-MRI as </w:t>
       </w:r>
-      <w:commentRangeStart w:id="27"/>
+      <w:commentRangeStart w:id="36"/>
       <w:r>
         <w:rPr>
           <w:rFonts w:ascii="Arial" w:hAnsi="Arial" w:cs="Arial"/>
@@ -5239,13 +6332,13 @@
         </w:rPr>
         <w:t>well as performance of the univariate logistic regression (LR) model trained on SUVmax from FDG-PET/CT in endometrial cancer. Red crosses o</w:t>
       </w:r>
-      <w:commentRangeEnd w:id="27"/>
+      <w:commentRangeEnd w:id="36"/>
       <w:r>
         <w:rPr>
           <w:rStyle w:val="CommentReference"/>
           <w:i w:val="0"/>
         </w:rPr>
-        <w:commentReference w:id="27"/>
+        <w:commentReference w:id="36"/>
       </w:r>
       <w:r>
         <w:rPr>
@@ -5292,7 +6385,7 @@
                     </pic:cNvPicPr>
                   </pic:nvPicPr>
                   <pic:blipFill>
-                    <a:blip r:embed="rId16" cstate="print">
+                    <a:blip r:embed="rId17" cstate="print">
                       <a:extLst>
                         <a:ext uri="{28A0092B-C50C-407E-A947-70E740481C1C}">
                           <a14:useLocalDpi xmlns:a14="http://schemas.microsoft.com/office/drawing/2010/main" val="0"/>
@@ -5381,7 +6474,7 @@
           <w:szCs w:val="20"/>
           <w:lang w:val="en-GB"/>
         </w:rPr>
-        <w:t>5</w:t>
+        <w:t>6</w:t>
       </w:r>
       <w:r>
         <w:rPr>
@@ -5542,44 +6635,194 @@
           <w:szCs w:val="20"/>
           <w:lang w:val="en-GB"/>
         </w:rPr>
-        <w:t xml:space="preserve">Logistic LASSO regression shrunk all coefficients of features, excluding SUVmax and SA diameter, from FDG-PET/CT to zero and exhibited relatively poor diagnostic performance (sensitivity 0.70, specificity 0.79), likely due to the sparsity of data available for training. Univariate logistic regression models fit on SUVmax (sensitivity 0.67, specificity 0.87, AUC 0.87) and SA diameter (sensitivity 0.74, specificity 0.80, AUC 0.83) from FDG-PET/CT narrowly outperformed LASSO (Figure </w:t>
-      </w:r>
-      <w:hyperlink w:anchor="fig:all_performance">
-        <w:r>
-          <w:rPr>
-            <w:rStyle w:val="Hyperlink"/>
-            <w:rFonts w:ascii="Arial" w:hAnsi="Arial" w:cs="Arial"/>
-            <w:color w:val="000000" w:themeColor="text1"/>
-            <w:sz w:val="20"/>
-            <w:szCs w:val="20"/>
-            <w:lang w:val="en-GB"/>
-          </w:rPr>
-          <w:t>5</w:t>
-        </w:r>
-      </w:hyperlink>
-      <w:r>
-        <w:rPr>
-          <w:rFonts w:ascii="Arial" w:hAnsi="Arial" w:cs="Arial"/>
-          <w:color w:val="000000" w:themeColor="text1"/>
-          <w:sz w:val="20"/>
-          <w:szCs w:val="20"/>
-          <w:lang w:val="en-GB"/>
-        </w:rPr>
-        <w:t xml:space="preserve">). The logistic regression model trained on SUVmax performed relatively well compared to raw and calculated quantitative measures alone. The predicted probability of malignancy based on SUVmax from FDG-PET/CT is shown in Figure </w:t>
-      </w:r>
-      <w:hyperlink w:anchor="fig:lr_model_probability">
-        <w:r>
-          <w:rPr>
-            <w:rStyle w:val="Hyperlink"/>
-            <w:rFonts w:ascii="Arial" w:hAnsi="Arial" w:cs="Arial"/>
-            <w:color w:val="000000" w:themeColor="text1"/>
-            <w:sz w:val="20"/>
-            <w:szCs w:val="20"/>
-            <w:lang w:val="en-GB"/>
-          </w:rPr>
-          <w:t>7</w:t>
-        </w:r>
-      </w:hyperlink>
+        <w:t>A u</w:t>
+      </w:r>
+      <w:r>
+        <w:rPr>
+          <w:rFonts w:ascii="Arial" w:hAnsi="Arial" w:cs="Arial"/>
+          <w:color w:val="000000" w:themeColor="text1"/>
+          <w:sz w:val="20"/>
+          <w:szCs w:val="20"/>
+          <w:lang w:val="en-GB"/>
+        </w:rPr>
+        <w:t>nivariate logistic regression model fit on SUVmax (sensitivity 0.67, specificity 0.87, AUC 0.87) from FDG-PET/CT performed relatively well compared to raw and calculated quantitative measures alone</w:t>
+      </w:r>
+      <w:r>
+        <w:rPr>
+          <w:rFonts w:ascii="Arial" w:hAnsi="Arial" w:cs="Arial"/>
+          <w:color w:val="000000" w:themeColor="text1"/>
+          <w:sz w:val="20"/>
+          <w:szCs w:val="20"/>
+          <w:lang w:val="en-GB"/>
+        </w:rPr>
+        <w:t xml:space="preserve"> (</w:t>
+      </w:r>
+      <w:r>
+        <w:rPr>
+          <w:rFonts w:ascii="Arial" w:hAnsi="Arial" w:cs="Arial"/>
+          <w:color w:val="000000" w:themeColor="text1"/>
+          <w:sz w:val="20"/>
+          <w:szCs w:val="20"/>
+          <w:lang w:val="en-GB"/>
+        </w:rPr>
+        <w:fldChar w:fldCharType="begin"/>
+      </w:r>
+      <w:r>
+        <w:rPr>
+          <w:rFonts w:ascii="Arial" w:hAnsi="Arial" w:cs="Arial"/>
+          <w:color w:val="000000" w:themeColor="text1"/>
+          <w:sz w:val="20"/>
+          <w:szCs w:val="20"/>
+          <w:lang w:val="en-GB"/>
+        </w:rPr>
+        <w:instrText xml:space="preserve"> REF _Ref142135612 \h </w:instrText>
+      </w:r>
+      <w:r>
+        <w:rPr>
+          <w:rFonts w:ascii="Arial" w:hAnsi="Arial" w:cs="Arial"/>
+          <w:color w:val="000000" w:themeColor="text1"/>
+          <w:sz w:val="20"/>
+          <w:szCs w:val="20"/>
+          <w:lang w:val="en-GB"/>
+        </w:rPr>
+      </w:r>
+      <w:r>
+        <w:rPr>
+          <w:rFonts w:ascii="Arial" w:hAnsi="Arial" w:cs="Arial"/>
+          <w:color w:val="000000" w:themeColor="text1"/>
+          <w:sz w:val="20"/>
+          <w:szCs w:val="20"/>
+          <w:lang w:val="en-GB"/>
+        </w:rPr>
+        <w:fldChar w:fldCharType="separate"/>
+      </w:r>
+      <w:r>
+        <w:rPr>
+          <w:rFonts w:ascii="Arial" w:hAnsi="Arial" w:cs="Arial"/>
+          <w:sz w:val="20"/>
+          <w:szCs w:val="20"/>
+          <w:lang w:val="en-GB"/>
+        </w:rPr>
+        <w:t xml:space="preserve">Figure </w:t>
+      </w:r>
+      <w:r>
+        <w:rPr>
+          <w:rFonts w:ascii="Arial" w:hAnsi="Arial" w:cs="Arial"/>
+          <w:noProof/>
+          <w:sz w:val="20"/>
+          <w:szCs w:val="20"/>
+          <w:lang w:val="en-GB"/>
+        </w:rPr>
+        <w:t>5</w:t>
+      </w:r>
+      <w:r>
+        <w:rPr>
+          <w:rFonts w:ascii="Arial" w:hAnsi="Arial" w:cs="Arial"/>
+          <w:color w:val="000000" w:themeColor="text1"/>
+          <w:sz w:val="20"/>
+          <w:szCs w:val="20"/>
+          <w:lang w:val="en-GB"/>
+        </w:rPr>
+        <w:fldChar w:fldCharType="end"/>
+      </w:r>
+      <w:r>
+        <w:rPr>
+          <w:rFonts w:ascii="Arial" w:hAnsi="Arial" w:cs="Arial"/>
+          <w:color w:val="000000" w:themeColor="text1"/>
+          <w:sz w:val="20"/>
+          <w:szCs w:val="20"/>
+          <w:lang w:val="en-GB"/>
+        </w:rPr>
+        <w:t>)</w:t>
+      </w:r>
+      <w:r>
+        <w:rPr>
+          <w:rFonts w:ascii="Arial" w:hAnsi="Arial" w:cs="Arial"/>
+          <w:color w:val="000000" w:themeColor="text1"/>
+          <w:sz w:val="20"/>
+          <w:szCs w:val="20"/>
+          <w:lang w:val="en-GB"/>
+        </w:rPr>
+        <w:t>. The predicted probability of malignancy based on SUVmax from FDG-PET/CT is shown in</w:t>
+      </w:r>
+      <w:r>
+        <w:rPr>
+          <w:rFonts w:ascii="Arial" w:hAnsi="Arial" w:cs="Arial"/>
+          <w:color w:val="000000" w:themeColor="text1"/>
+          <w:sz w:val="20"/>
+          <w:szCs w:val="20"/>
+          <w:lang w:val="en-GB"/>
+        </w:rPr>
+        <w:t xml:space="preserve"> </w:t>
+      </w:r>
+      <w:r>
+        <w:rPr>
+          <w:rFonts w:ascii="Arial" w:hAnsi="Arial" w:cs="Arial"/>
+          <w:color w:val="000000" w:themeColor="text1"/>
+          <w:sz w:val="20"/>
+          <w:szCs w:val="20"/>
+          <w:lang w:val="en-GB"/>
+        </w:rPr>
+        <w:fldChar w:fldCharType="begin"/>
+      </w:r>
+      <w:r>
+        <w:rPr>
+          <w:rFonts w:ascii="Arial" w:hAnsi="Arial" w:cs="Arial"/>
+          <w:color w:val="000000" w:themeColor="text1"/>
+          <w:sz w:val="20"/>
+          <w:szCs w:val="20"/>
+          <w:lang w:val="en-GB"/>
+        </w:rPr>
+        <w:instrText xml:space="preserve"> REF _Ref143116188 \h </w:instrText>
+      </w:r>
+      <w:r>
+        <w:rPr>
+          <w:rFonts w:ascii="Arial" w:hAnsi="Arial" w:cs="Arial"/>
+          <w:color w:val="000000" w:themeColor="text1"/>
+          <w:sz w:val="20"/>
+          <w:szCs w:val="20"/>
+          <w:lang w:val="en-GB"/>
+        </w:rPr>
+      </w:r>
+      <w:r>
+        <w:rPr>
+          <w:rFonts w:ascii="Arial" w:hAnsi="Arial" w:cs="Arial"/>
+          <w:color w:val="000000" w:themeColor="text1"/>
+          <w:sz w:val="20"/>
+          <w:szCs w:val="20"/>
+          <w:lang w:val="en-GB"/>
+        </w:rPr>
+        <w:fldChar w:fldCharType="separate"/>
+      </w:r>
+      <w:r>
+        <w:rPr>
+          <w:rFonts w:ascii="Arial" w:hAnsi="Arial" w:cs="Arial"/>
+          <w:sz w:val="20"/>
+          <w:szCs w:val="20"/>
+          <w:lang w:val="en-GB"/>
+        </w:rPr>
+        <w:t xml:space="preserve">Figure </w:t>
+      </w:r>
+      <w:r>
+        <w:rPr>
+          <w:rFonts w:ascii="Arial" w:hAnsi="Arial" w:cs="Arial"/>
+          <w:noProof/>
+          <w:sz w:val="20"/>
+          <w:szCs w:val="20"/>
+          <w:lang w:val="en-GB"/>
+        </w:rPr>
+        <w:t>7</w:t>
+      </w:r>
+      <w:r>
+        <w:rPr>
+          <w:rFonts w:ascii="Arial" w:hAnsi="Arial" w:cs="Arial"/>
+          <w:color w:val="000000" w:themeColor="text1"/>
+          <w:sz w:val="20"/>
+          <w:szCs w:val="20"/>
+          <w:lang w:val="en-GB"/>
+        </w:rPr>
+        <w:fldChar w:fldCharType="end"/>
+      </w:r>
       <w:r>
         <w:rPr>
           <w:rFonts w:ascii="Arial" w:hAnsi="Arial" w:cs="Arial"/>
@@ -5625,7 +6868,7 @@
                     </pic:cNvPicPr>
                   </pic:nvPicPr>
                   <pic:blipFill>
-                    <a:blip r:embed="rId17"/>
+                    <a:blip r:embed="rId18"/>
                     <a:stretch>
                       <a:fillRect/>
                     </a:stretch>
@@ -5664,6 +6907,7 @@
           <w:lang w:val="en-GB"/>
         </w:rPr>
       </w:pPr>
+      <w:bookmarkStart w:id="37" w:name="_Ref143116188"/>
       <w:r>
         <w:rPr>
           <w:rFonts w:ascii="Arial" w:hAnsi="Arial" w:cs="Arial"/>
@@ -5708,7 +6952,7 @@
           <w:szCs w:val="20"/>
           <w:lang w:val="en-GB"/>
         </w:rPr>
-        <w:t>6</w:t>
+        <w:t>7</w:t>
       </w:r>
       <w:r>
         <w:rPr>
@@ -5719,6 +6963,7 @@
         </w:rPr>
         <w:fldChar w:fldCharType="end"/>
       </w:r>
+      <w:bookmarkEnd w:id="37"/>
       <w:r>
         <w:rPr>
           <w:rFonts w:ascii="Arial" w:hAnsi="Arial" w:cs="Arial"/>
@@ -5750,8 +6995,8 @@
           <w:lang w:val="en-GB"/>
         </w:rPr>
       </w:pPr>
-      <w:bookmarkStart w:id="28" w:name="interobserver-agreement"/>
-      <w:bookmarkEnd w:id="25"/>
+      <w:bookmarkStart w:id="38" w:name="interobserver-agreement"/>
+      <w:bookmarkEnd w:id="34"/>
       <w:r>
         <w:rPr>
           <w:rFonts w:ascii="Arial" w:hAnsi="Arial" w:cs="Arial"/>
@@ -5782,7 +7027,271 @@
           <w:szCs w:val="20"/>
           <w:lang w:val="en-GB"/>
         </w:rPr>
-        <w:t>Intraclass correlation coefficients (ICC) were calculated for each imaging modality. FDG-PET/CT and FEC-PET/CT had excellent interobserver agreement at 0.999 (95% CI 0.998-0.999) and 0.983 (95% CI 0.963-0.992) respectively. DW-MRI had poor interobserver agreement at 0.549 (95% CI 0.345-0.702). Interestingly, the interobserver agreement between ADCmean measurements of the primary tumour on DW-MRI was higher with an ICC of 0.797 (95% CI 0.546-0.916).</w:t>
+        <w:t>Intraclass correlation coefficients (ICC) were calculated for each imaging modality.</w:t>
+      </w:r>
+      <w:r>
+        <w:rPr>
+          <w:rFonts w:ascii="Arial" w:hAnsi="Arial" w:cs="Arial"/>
+          <w:color w:val="000000" w:themeColor="text1"/>
+          <w:sz w:val="20"/>
+          <w:szCs w:val="20"/>
+          <w:lang w:val="en-GB"/>
+        </w:rPr>
+        <w:t xml:space="preserve"> SUVmax measurement on both</w:t>
+      </w:r>
+      <w:r>
+        <w:rPr>
+          <w:rFonts w:ascii="Arial" w:hAnsi="Arial" w:cs="Arial"/>
+          <w:color w:val="000000" w:themeColor="text1"/>
+          <w:sz w:val="20"/>
+          <w:szCs w:val="20"/>
+          <w:lang w:val="en-GB"/>
+        </w:rPr>
+        <w:t xml:space="preserve"> FDG-PET/CT and FEC-PET/CT had excellent interobserver agreement at 0.999 (95% CI 0.998-0.999) and 0.983 (95% CI 0.963-0.992) respectively.</w:t>
+      </w:r>
+      <w:r>
+        <w:rPr>
+          <w:rFonts w:ascii="Arial" w:hAnsi="Arial" w:cs="Arial"/>
+          <w:color w:val="000000" w:themeColor="text1"/>
+          <w:sz w:val="20"/>
+          <w:szCs w:val="20"/>
+          <w:lang w:val="en-GB"/>
+        </w:rPr>
+        <w:t xml:space="preserve"> </w:t>
+      </w:r>
+      <w:commentRangeStart w:id="39"/>
+      <w:r>
+        <w:rPr>
+          <w:rFonts w:ascii="Arial" w:hAnsi="Arial" w:cs="Arial"/>
+          <w:color w:val="000000" w:themeColor="text1"/>
+          <w:sz w:val="20"/>
+          <w:szCs w:val="20"/>
+          <w:lang w:val="en-GB"/>
+        </w:rPr>
+        <w:t xml:space="preserve">However, ADCmean measurement on </w:t>
+      </w:r>
+      <w:r>
+        <w:rPr>
+          <w:rFonts w:ascii="Arial" w:hAnsi="Arial" w:cs="Arial"/>
+          <w:color w:val="000000" w:themeColor="text1"/>
+          <w:sz w:val="20"/>
+          <w:szCs w:val="20"/>
+          <w:lang w:val="en-GB"/>
+        </w:rPr>
+        <w:t>DW-MRI had poor interobserver agreement at 0.549 (95% CI 0.345-0.702).</w:t>
+      </w:r>
+      <w:r>
+        <w:rPr>
+          <w:rFonts w:ascii="Arial" w:hAnsi="Arial" w:cs="Arial"/>
+          <w:color w:val="000000" w:themeColor="text1"/>
+          <w:sz w:val="20"/>
+          <w:szCs w:val="20"/>
+          <w:lang w:val="en-GB"/>
+        </w:rPr>
+        <w:t xml:space="preserve"> </w:t>
+      </w:r>
+      <w:commentRangeEnd w:id="39"/>
+      <w:r>
+        <w:rPr>
+          <w:rStyle w:val="CommentReference"/>
+        </w:rPr>
+        <w:commentReference w:id="39"/>
+      </w:r>
+      <w:commentRangeStart w:id="40"/>
+      <w:commentRangeStart w:id="41"/>
+      <w:r>
+        <w:rPr>
+          <w:rFonts w:ascii="Arial" w:hAnsi="Arial" w:cs="Arial"/>
+          <w:color w:val="000000" w:themeColor="text1"/>
+          <w:sz w:val="20"/>
+          <w:szCs w:val="20"/>
+          <w:lang w:val="en-GB"/>
+        </w:rPr>
+        <w:t>As ADCmean averages voxels across the entire ROI,</w:t>
+      </w:r>
+      <w:r>
+        <w:rPr>
+          <w:rFonts w:ascii="Arial" w:hAnsi="Arial" w:cs="Arial"/>
+          <w:color w:val="000000" w:themeColor="text1"/>
+          <w:sz w:val="20"/>
+          <w:szCs w:val="20"/>
+          <w:lang w:val="en-GB"/>
+        </w:rPr>
+        <w:t xml:space="preserve"> </w:t>
+      </w:r>
+      <w:r>
+        <w:rPr>
+          <w:rFonts w:ascii="Arial" w:hAnsi="Arial" w:cs="Arial"/>
+          <w:color w:val="000000" w:themeColor="text1"/>
+          <w:sz w:val="20"/>
+          <w:szCs w:val="20"/>
+          <w:lang w:val="en-GB"/>
+        </w:rPr>
+        <w:t>ADCmean</w:t>
+      </w:r>
+      <w:r>
+        <w:rPr>
+          <w:rFonts w:ascii="Arial" w:hAnsi="Arial" w:cs="Arial"/>
+          <w:color w:val="000000" w:themeColor="text1"/>
+          <w:sz w:val="20"/>
+          <w:szCs w:val="20"/>
+          <w:lang w:val="en-GB"/>
+        </w:rPr>
+        <w:t xml:space="preserve"> is</w:t>
+      </w:r>
+      <w:r>
+        <w:rPr>
+          <w:rFonts w:ascii="Arial" w:hAnsi="Arial" w:cs="Arial"/>
+          <w:color w:val="000000" w:themeColor="text1"/>
+          <w:sz w:val="20"/>
+          <w:szCs w:val="20"/>
+          <w:lang w:val="en-GB"/>
+        </w:rPr>
+        <w:t xml:space="preserve"> dependent on the</w:t>
+      </w:r>
+      <w:r>
+        <w:rPr>
+          <w:rFonts w:ascii="Arial" w:hAnsi="Arial" w:cs="Arial"/>
+          <w:color w:val="000000" w:themeColor="text1"/>
+          <w:sz w:val="20"/>
+          <w:szCs w:val="20"/>
+          <w:lang w:val="en-GB"/>
+        </w:rPr>
+        <w:t xml:space="preserve"> selected</w:t>
+      </w:r>
+      <w:r>
+        <w:rPr>
+          <w:rFonts w:ascii="Arial" w:hAnsi="Arial" w:cs="Arial"/>
+          <w:color w:val="000000" w:themeColor="text1"/>
+          <w:sz w:val="20"/>
+          <w:szCs w:val="20"/>
+          <w:lang w:val="en-GB"/>
+        </w:rPr>
+        <w:t xml:space="preserve"> size of the </w:t>
+      </w:r>
+      <w:r>
+        <w:rPr>
+          <w:rFonts w:ascii="Arial" w:hAnsi="Arial" w:cs="Arial"/>
+          <w:color w:val="000000" w:themeColor="text1"/>
+          <w:sz w:val="20"/>
+          <w:szCs w:val="20"/>
+          <w:lang w:val="en-GB"/>
+        </w:rPr>
+        <w:t xml:space="preserve">ROI </w:t>
+      </w:r>
+      <w:r>
+        <w:rPr>
+          <w:rFonts w:ascii="Arial" w:hAnsi="Arial" w:cs="Arial"/>
+          <w:color w:val="000000" w:themeColor="text1"/>
+          <w:sz w:val="20"/>
+          <w:szCs w:val="20"/>
+          <w:lang w:val="en-GB"/>
+        </w:rPr>
+        <w:t>whilst</w:t>
+      </w:r>
+      <w:r>
+        <w:rPr>
+          <w:rFonts w:ascii="Arial" w:hAnsi="Arial" w:cs="Arial"/>
+          <w:color w:val="000000" w:themeColor="text1"/>
+          <w:sz w:val="20"/>
+          <w:szCs w:val="20"/>
+          <w:lang w:val="en-GB"/>
+        </w:rPr>
+        <w:t xml:space="preserve"> SUVmax is not</w:t>
+      </w:r>
+      <w:r>
+        <w:rPr>
+          <w:rFonts w:ascii="Arial" w:hAnsi="Arial" w:cs="Arial"/>
+          <w:color w:val="000000" w:themeColor="text1"/>
+          <w:sz w:val="20"/>
+          <w:szCs w:val="20"/>
+          <w:lang w:val="en-GB"/>
+        </w:rPr>
+        <w:t xml:space="preserve">. </w:t>
+      </w:r>
+      <w:r>
+        <w:rPr>
+          <w:rFonts w:ascii="Arial" w:hAnsi="Arial" w:cs="Arial"/>
+          <w:color w:val="000000" w:themeColor="text1"/>
+          <w:sz w:val="20"/>
+          <w:szCs w:val="20"/>
+          <w:lang w:val="en-GB"/>
+        </w:rPr>
+        <w:t>Interestingly, the interobserver agreement between ADCmean measurements of the primary tumour on DW-MRI was higher with an ICC of 0.797 (95% CI 0.546-0.916)</w:t>
+      </w:r>
+      <w:r>
+        <w:rPr>
+          <w:rFonts w:ascii="Arial" w:hAnsi="Arial" w:cs="Arial"/>
+          <w:color w:val="000000" w:themeColor="text1"/>
+          <w:sz w:val="20"/>
+          <w:szCs w:val="20"/>
+          <w:lang w:val="en-GB"/>
+        </w:rPr>
+        <w:t xml:space="preserve">, </w:t>
+      </w:r>
+      <w:r>
+        <w:rPr>
+          <w:rFonts w:ascii="Arial" w:hAnsi="Arial" w:cs="Arial"/>
+          <w:color w:val="000000" w:themeColor="text1"/>
+          <w:sz w:val="20"/>
+          <w:szCs w:val="20"/>
+          <w:lang w:val="en-GB"/>
+        </w:rPr>
+        <w:t>likely reflecting the larger size of the primary tumour compared to nodes</w:t>
+      </w:r>
+      <w:r>
+        <w:rPr>
+          <w:rFonts w:ascii="Arial" w:hAnsi="Arial" w:cs="Arial"/>
+          <w:color w:val="000000" w:themeColor="text1"/>
+          <w:sz w:val="20"/>
+          <w:szCs w:val="20"/>
+          <w:lang w:val="en-GB"/>
+        </w:rPr>
+        <w:t xml:space="preserve"> and the </w:t>
+      </w:r>
+      <w:r>
+        <w:rPr>
+          <w:rFonts w:ascii="Arial" w:hAnsi="Arial" w:cs="Arial"/>
+          <w:color w:val="000000" w:themeColor="text1"/>
+          <w:sz w:val="20"/>
+          <w:szCs w:val="20"/>
+          <w:lang w:val="en-GB"/>
+        </w:rPr>
+        <w:t>possib</w:t>
+      </w:r>
+      <w:r>
+        <w:rPr>
+          <w:rFonts w:ascii="Arial" w:hAnsi="Arial" w:cs="Arial"/>
+          <w:color w:val="000000" w:themeColor="text1"/>
+          <w:sz w:val="20"/>
+          <w:szCs w:val="20"/>
+          <w:lang w:val="en-GB"/>
+        </w:rPr>
+        <w:t xml:space="preserve">ility </w:t>
+      </w:r>
+      <w:r>
+        <w:rPr>
+          <w:rFonts w:ascii="Arial" w:hAnsi="Arial" w:cs="Arial"/>
+          <w:color w:val="000000" w:themeColor="text1"/>
+          <w:sz w:val="20"/>
+          <w:szCs w:val="20"/>
+          <w:lang w:val="en-GB"/>
+        </w:rPr>
+        <w:t>that observers may select different nodes in the same region.</w:t>
+      </w:r>
+      <w:commentRangeEnd w:id="40"/>
+      <w:r>
+        <w:rPr>
+          <w:rStyle w:val="CommentReference"/>
+        </w:rPr>
+        <w:commentReference w:id="40"/>
+      </w:r>
+      <w:commentRangeEnd w:id="41"/>
+      <w:r>
+        <w:rPr>
+          <w:rStyle w:val="CommentReference"/>
+        </w:rPr>
+        <w:commentReference w:id="41"/>
       </w:r>
     </w:p>
     <w:p>
@@ -5818,9 +7327,9 @@
           <w:lang w:val="en-GB"/>
         </w:rPr>
       </w:pPr>
-      <w:bookmarkStart w:id="29" w:name="discussion"/>
-      <w:bookmarkEnd w:id="15"/>
-      <w:bookmarkEnd w:id="28"/>
+      <w:bookmarkStart w:id="42" w:name="discussion"/>
+      <w:bookmarkEnd w:id="20"/>
+      <w:bookmarkEnd w:id="38"/>
       <w:r>
         <w:rPr>
           <w:rFonts w:ascii="Arial" w:hAnsi="Arial" w:cs="Arial"/>
@@ -5843,7 +7352,7 @@
           <w:lang w:val="en-GB"/>
         </w:rPr>
       </w:pPr>
-      <w:bookmarkStart w:id="30" w:name="starts-here"/>
+      <w:bookmarkStart w:id="43" w:name="starts-here"/>
       <w:r>
         <w:rPr>
           <w:rFonts w:ascii="Arial" w:hAnsi="Arial" w:cs="Arial"/>
@@ -5854,11 +7363,11 @@
         </w:rPr>
         <w:t>Starts here!</w:t>
       </w:r>
-      <w:bookmarkEnd w:id="29"/>
-      <w:bookmarkEnd w:id="30"/>
+      <w:bookmarkEnd w:id="42"/>
+      <w:bookmarkEnd w:id="43"/>
     </w:p>
     <w:sectPr>
-      <w:footerReference w:type="default" r:id="rId18"/>
+      <w:footerReference w:type="default" r:id="rId19"/>
       <w:pgSz w:w="12240" w:h="15840"/>
       <w:pgMar w:top="1440" w:right="1440" w:bottom="1440" w:left="1440" w:header="720" w:footer="720" w:gutter="0"/>
       <w:pgNumType w:start="0"/>
@@ -5968,7 +7477,7 @@
       </w:r>
     </w:p>
   </w:comment>
-  <w:comment w:id="6" w:author="Ben King" w:date="2023-08-10T19:10:00Z" w:initials="BK">
+  <w:comment w:id="6" w:author="Ben King" w:date="2023-08-17T09:07:00Z" w:initials="BK">
     <w:p>
       <w:pPr>
         <w:pStyle w:val="CommentText"/>
@@ -5980,11 +7489,11 @@
         <w:annotationRef/>
       </w:r>
       <w:r>
-        <w:t>Updated to here (mostly)</w:t>
+        <w:t xml:space="preserve">Update </w:t>
       </w:r>
     </w:p>
   </w:comment>
-  <w:comment w:id="19" w:author="Ben King" w:date="2023-08-11T09:39:00Z" w:initials="BK">
+  <w:comment w:id="12" w:author="Ben King" w:date="2023-08-17T09:17:00Z" w:initials="BK">
     <w:p>
       <w:pPr>
         <w:pStyle w:val="CommentText"/>
@@ -5996,11 +7505,115 @@
         <w:annotationRef/>
       </w:r>
       <w:r>
+        <w:t>Maybe remove</w:t>
+      </w:r>
+    </w:p>
+  </w:comment>
+  <w:comment w:id="14" w:author="Ben King" w:date="2023-08-16T21:58:00Z" w:initials="BK">
+    <w:p>
+      <w:pPr>
+        <w:pStyle w:val="CommentText"/>
+      </w:pPr>
+      <w:r>
+        <w:rPr>
+          <w:rStyle w:val="CommentReference"/>
+        </w:rPr>
+        <w:annotationRef/>
+      </w:r>
+      <w:r>
+        <w:t>Did mr readers just do this for each region ie mdocument one node per region and was it the largerst or one the with lowest ADC mean??</w:t>
+      </w:r>
+    </w:p>
+  </w:comment>
+  <w:comment w:id="15" w:author="Ben King" w:date="2023-08-17T09:19:00Z" w:initials="BK">
+    <w:p>
+      <w:pPr>
+        <w:pStyle w:val="CommentText"/>
+      </w:pPr>
+      <w:r>
+        <w:rPr>
+          <w:rStyle w:val="CommentReference"/>
+        </w:rPr>
+        <w:annotationRef/>
+      </w:r>
+      <w:r>
+        <w:t>Selected most restricted</w:t>
+      </w:r>
+    </w:p>
+    <w:p>
+      <w:pPr>
+        <w:pStyle w:val="CommentText"/>
+      </w:pPr>
+      <w:r>
+        <w:t>Cluster? y/n - within cluster selected most restricted</w:t>
+      </w:r>
+    </w:p>
+  </w:comment>
+  <w:comment w:id="17" w:author="Ben King" w:date="2023-08-17T09:20:00Z" w:initials="BK">
+    <w:p>
+      <w:pPr>
+        <w:pStyle w:val="CommentText"/>
+      </w:pPr>
+      <w:r>
+        <w:rPr>
+          <w:rStyle w:val="CommentReference"/>
+        </w:rPr>
+        <w:annotationRef/>
+      </w:r>
+      <w:r>
+        <w:t xml:space="preserve">Specify this is nodal </w:t>
+      </w:r>
+    </w:p>
+  </w:comment>
+  <w:comment w:id="18" w:author="Ben King" w:date="2023-08-17T09:20:00Z" w:initials="BK">
+    <w:p>
+      <w:pPr>
+        <w:pStyle w:val="CommentText"/>
+      </w:pPr>
+      <w:r>
+        <w:rPr>
+          <w:rStyle w:val="CommentReference"/>
+        </w:rPr>
+        <w:annotationRef/>
+      </w:r>
+      <w:r>
+        <w:t>Also, do we mention we measure PTSUVmax?</w:t>
+      </w:r>
+    </w:p>
+  </w:comment>
+  <w:comment w:id="23" w:author="Ben King" w:date="2023-08-16T21:39:00Z" w:initials="BK">
+    <w:p>
+      <w:pPr>
+        <w:pStyle w:val="CommentText"/>
+      </w:pPr>
+      <w:r>
+        <w:rPr>
+          <w:rStyle w:val="CommentReference"/>
+        </w:rPr>
+        <w:annotationRef/>
+      </w:r>
+      <w:r>
+        <w:t>Improve this caption</w:t>
+      </w:r>
+    </w:p>
+  </w:comment>
+  <w:comment w:id="26" w:author="Ben King" w:date="2023-08-11T09:39:00Z" w:initials="BK">
+    <w:p>
+      <w:pPr>
+        <w:pStyle w:val="CommentText"/>
+      </w:pPr>
+      <w:r>
+        <w:rPr>
+          <w:rStyle w:val="CommentReference"/>
+        </w:rPr>
+        <w:annotationRef/>
+      </w:r>
+      <w:r>
         <w:t>Fdg as high as 10 (were considered benign) - we know that some nodes were not excised but on follow up were found to be malignant - can we get this data</w:t>
       </w:r>
     </w:p>
   </w:comment>
-  <w:comment w:id="20" w:author="Ben King" w:date="2023-08-11T09:41:00Z" w:initials="BK">
+  <w:comment w:id="27" w:author="Ben King" w:date="2023-08-11T09:41:00Z" w:initials="BK">
     <w:p>
       <w:pPr>
         <w:pStyle w:val="CommentText"/>
@@ -6016,7 +7629,7 @@
       </w:r>
     </w:p>
   </w:comment>
-  <w:comment w:id="21" w:author="Ben King" w:date="2023-08-11T09:42:00Z" w:initials="BK">
+  <w:comment w:id="28" w:author="Ben King" w:date="2023-08-11T09:42:00Z" w:initials="BK">
     <w:p>
       <w:pPr>
         <w:pStyle w:val="CommentText"/>
@@ -6032,7 +7645,7 @@
       </w:r>
     </w:p>
   </w:comment>
-  <w:comment w:id="24" w:author="Ben King" w:date="2023-08-11T10:14:00Z" w:initials="BK">
+  <w:comment w:id="31" w:author="Ben King" w:date="2023-08-11T10:14:00Z" w:initials="BK">
     <w:p>
       <w:pPr>
         <w:pStyle w:val="CommentText"/>
@@ -6048,7 +7661,7 @@
       </w:r>
     </w:p>
   </w:comment>
-  <w:comment w:id="27" w:author="Ben King" w:date="2023-08-11T10:04:00Z" w:initials="BK">
+  <w:comment w:id="32" w:author="Ben King" w:date="2023-08-16T22:03:00Z" w:initials="BK">
     <w:p>
       <w:pPr>
         <w:pStyle w:val="CommentText"/>
@@ -6060,7 +7673,90 @@
         <w:annotationRef/>
       </w:r>
       <w:r>
+        <w:t>Get ref</w:t>
+      </w:r>
+    </w:p>
+  </w:comment>
+  <w:comment w:id="33" w:author="Ben King" w:date="2023-08-16T22:04:00Z" w:initials="BK">
+    <w:p>
+      <w:pPr>
+        <w:pStyle w:val="CommentText"/>
+      </w:pPr>
+      <w:r>
+        <w:rPr>
+          <w:rStyle w:val="CommentReference"/>
+        </w:rPr>
+        <w:annotationRef/>
+      </w:r>
+      <w:r>
+        <w:t>Update fig path</w:t>
+      </w:r>
+    </w:p>
+  </w:comment>
+  <w:comment w:id="36" w:author="Ben King" w:date="2023-08-11T10:04:00Z" w:initials="BK">
+    <w:p>
+      <w:pPr>
+        <w:pStyle w:val="CommentText"/>
+      </w:pPr>
+      <w:r>
+        <w:rPr>
+          <w:rStyle w:val="CommentReference"/>
+        </w:rPr>
+        <w:annotationRef/>
+      </w:r>
+      <w:r>
         <w:t>Change ordering to match fig 1/2 ?</w:t>
+      </w:r>
+    </w:p>
+  </w:comment>
+  <w:comment w:id="39" w:author="Ben King" w:date="2023-08-16T22:10:00Z" w:initials="BK">
+    <w:p>
+      <w:pPr>
+        <w:pStyle w:val="CommentText"/>
+      </w:pPr>
+      <w:r>
+        <w:rPr>
+          <w:rStyle w:val="CommentReference"/>
+        </w:rPr>
+        <w:annotationRef/>
+      </w:r>
+      <w:r>
+        <w:rPr>
+          <w:color w:val="000000"/>
+        </w:rPr>
+        <w:t xml:space="preserve">SUVmax is not dependent on the size of the region of interest whilst ADCmean is. </w:t>
+      </w:r>
+    </w:p>
+  </w:comment>
+  <w:comment w:id="40" w:author="Ben King" w:date="2023-08-16T22:16:00Z" w:initials="BK">
+    <w:p>
+      <w:pPr>
+        <w:pStyle w:val="CommentText"/>
+      </w:pPr>
+      <w:r>
+        <w:rPr>
+          <w:rStyle w:val="CommentReference"/>
+        </w:rPr>
+        <w:annotationRef/>
+      </w:r>
+      <w:r>
+        <w:t xml:space="preserve">Should we explain a bit more what we mean here? Is this something for results or discussion? </w:t>
+      </w:r>
+    </w:p>
+  </w:comment>
+  <w:comment w:id="41" w:author="Ben King" w:date="2023-08-16T22:17:00Z" w:initials="BK">
+    <w:p>
+      <w:pPr>
+        <w:pStyle w:val="CommentText"/>
+      </w:pPr>
+      <w:r>
+        <w:rPr>
+          <w:rStyle w:val="CommentReference"/>
+        </w:rPr>
+        <w:annotationRef/>
+      </w:r>
+      <w:r>
+        <w:t>Also is voxel the right word?</w:t>
       </w:r>
     </w:p>
   </w:comment>
@@ -6072,12 +7768,23 @@
   <w15:commentEx w15:paraId="3B03EF3C" w15:done="0"/>
   <w15:commentEx w15:paraId="15129B4E" w15:done="0"/>
   <w15:commentEx w15:paraId="0CEE7346" w15:paraIdParent="15129B4E" w15:done="0"/>
-  <w15:commentEx w15:paraId="6116CBED" w15:done="0"/>
+  <w15:commentEx w15:paraId="5E3CCA01" w15:done="0"/>
+  <w15:commentEx w15:paraId="1FB14DA6" w15:done="0"/>
+  <w15:commentEx w15:paraId="06E0D8DB" w15:done="0"/>
+  <w15:commentEx w15:paraId="4917CEC1" w15:paraIdParent="06E0D8DB" w15:done="0"/>
+  <w15:commentEx w15:paraId="2125B767" w15:done="0"/>
+  <w15:commentEx w15:paraId="73792BC4" w15:paraIdParent="2125B767" w15:done="0"/>
+  <w15:commentEx w15:paraId="477A698C" w15:done="0"/>
   <w15:commentEx w15:paraId="3C6D537E" w15:done="0"/>
   <w15:commentEx w15:paraId="46230133" w15:done="0"/>
   <w15:commentEx w15:paraId="43DA9625" w15:paraIdParent="46230133" w15:done="0"/>
   <w15:commentEx w15:paraId="49067271" w15:done="0"/>
+  <w15:commentEx w15:paraId="4D837488" w15:done="0"/>
+  <w15:commentEx w15:paraId="46FCB8CB" w15:done="0"/>
   <w15:commentEx w15:paraId="067758C5" w15:done="0"/>
+  <w15:commentEx w15:paraId="5F39B309" w15:done="0"/>
+  <w15:commentEx w15:paraId="63EE75C9" w15:done="0"/>
+  <w15:commentEx w15:paraId="68A52932" w15:paraIdParent="63EE75C9" w15:done="0"/>
 </w15:commentsEx>
 </file>
 
@@ -6086,12 +7793,23 @@
   <w16cex:commentExtensible w16cex:durableId="287F9607" w16cex:dateUtc="2023-08-10T15:59:00Z"/>
   <w16cex:commentExtensible w16cex:durableId="287F9991" w16cex:dateUtc="2023-08-10T16:14:00Z"/>
   <w16cex:commentExtensible w16cex:durableId="287F99CC" w16cex:dateUtc="2023-08-10T16:15:00Z"/>
-  <w16cex:commentExtensible w16cex:durableId="287FB493" w16cex:dateUtc="2023-08-10T18:10:00Z"/>
+  <w16cex:commentExtensible w16cex:durableId="288861B7" w16cex:dateUtc="2023-08-17T08:07:00Z"/>
+  <w16cex:commentExtensible w16cex:durableId="2888641D" w16cex:dateUtc="2023-08-17T08:17:00Z"/>
+  <w16cex:commentExtensible w16cex:durableId="2887C4F6" w16cex:dateUtc="2023-08-16T20:58:00Z"/>
+  <w16cex:commentExtensible w16cex:durableId="288864A4" w16cex:dateUtc="2023-08-17T08:19:00Z"/>
+  <w16cex:commentExtensible w16cex:durableId="288864E6" w16cex:dateUtc="2023-08-17T08:20:00Z"/>
+  <w16cex:commentExtensible w16cex:durableId="288864F6" w16cex:dateUtc="2023-08-17T08:20:00Z"/>
+  <w16cex:commentExtensible w16cex:durableId="2887C081" w16cex:dateUtc="2023-08-16T20:39:00Z"/>
   <w16cex:commentExtensible w16cex:durableId="28808068" w16cex:dateUtc="2023-08-11T08:39:00Z"/>
   <w16cex:commentExtensible w16cex:durableId="288080B3" w16cex:dateUtc="2023-08-11T08:41:00Z"/>
   <w16cex:commentExtensible w16cex:durableId="28808111" w16cex:dateUtc="2023-08-11T08:42:00Z"/>
   <w16cex:commentExtensible w16cex:durableId="2880887C" w16cex:dateUtc="2023-08-11T09:14:00Z"/>
+  <w16cex:commentExtensible w16cex:durableId="2887C643" w16cex:dateUtc="2023-08-16T21:03:00Z"/>
+  <w16cex:commentExtensible w16cex:durableId="2887C658" w16cex:dateUtc="2023-08-16T21:04:00Z"/>
   <w16cex:commentExtensible w16cex:durableId="28808624" w16cex:dateUtc="2023-08-11T09:04:00Z"/>
+  <w16cex:commentExtensible w16cex:durableId="2887C7E4" w16cex:dateUtc="2023-08-16T21:10:00Z"/>
+  <w16cex:commentExtensible w16cex:durableId="2887C931" w16cex:dateUtc="2023-08-16T21:16:00Z"/>
+  <w16cex:commentExtensible w16cex:durableId="2887C972" w16cex:dateUtc="2023-08-16T21:17:00Z"/>
 </w16cex:commentsExtensible>
 </file>
 
@@ -6100,12 +7818,23 @@
   <w16cid:commentId w16cid:paraId="3B03EF3C" w16cid:durableId="287F9607"/>
   <w16cid:commentId w16cid:paraId="15129B4E" w16cid:durableId="287F9991"/>
   <w16cid:commentId w16cid:paraId="0CEE7346" w16cid:durableId="287F99CC"/>
-  <w16cid:commentId w16cid:paraId="6116CBED" w16cid:durableId="287FB493"/>
+  <w16cid:commentId w16cid:paraId="5E3CCA01" w16cid:durableId="288861B7"/>
+  <w16cid:commentId w16cid:paraId="1FB14DA6" w16cid:durableId="2888641D"/>
+  <w16cid:commentId w16cid:paraId="06E0D8DB" w16cid:durableId="2887C4F6"/>
+  <w16cid:commentId w16cid:paraId="4917CEC1" w16cid:durableId="288864A4"/>
+  <w16cid:commentId w16cid:paraId="2125B767" w16cid:durableId="288864E6"/>
+  <w16cid:commentId w16cid:paraId="73792BC4" w16cid:durableId="288864F6"/>
+  <w16cid:commentId w16cid:paraId="477A698C" w16cid:durableId="2887C081"/>
   <w16cid:commentId w16cid:paraId="3C6D537E" w16cid:durableId="28808068"/>
   <w16cid:commentId w16cid:paraId="46230133" w16cid:durableId="288080B3"/>
   <w16cid:commentId w16cid:paraId="43DA9625" w16cid:durableId="28808111"/>
   <w16cid:commentId w16cid:paraId="49067271" w16cid:durableId="2880887C"/>
+  <w16cid:commentId w16cid:paraId="4D837488" w16cid:durableId="2887C643"/>
+  <w16cid:commentId w16cid:paraId="46FCB8CB" w16cid:durableId="2887C658"/>
   <w16cid:commentId w16cid:paraId="067758C5" w16cid:durableId="28808624"/>
+  <w16cid:commentId w16cid:paraId="5F39B309" w16cid:durableId="2887C7E4"/>
+  <w16cid:commentId w16cid:paraId="63EE75C9" w16cid:durableId="2887C931"/>
+  <w16cid:commentId w16cid:paraId="68A52932" w16cid:durableId="2887C972"/>
 </w16cid:commentsIds>
 </file>
 
